--- a/system-development/guides/development-guide-zh_CN.docx
+++ b/system-development/guides/development-guide-zh_CN.docx
@@ -7,6 +7,7 @@
         <w:pStyle w:val="Title"/>
         <w:bidi w:val="0"/>
         <w:jc w:val="left"/>
+        <w:wordWrap w:val="0"/>
       </w:pPr>
       <w:r>
         <w:rPr>
@@ -68,6 +69,7 @@
         <w:pStyle w:val="Subtitle"/>
         <w:bidi w:val="0"/>
         <w:jc w:val="left"/>
+        <w:wordWrap w:val="0"/>
       </w:pPr>
       <w:r>
         <w:rPr>
@@ -83,93 +85,17 @@
       <w:pPr>
         <w:bidi w:val="0"/>
         <w:jc w:val="left"/>
+        <w:wordWrap w:val="0"/>
       </w:pPr>
       <w:r>
-        <w:rPr>
-          <w:rFonts w:ascii="Arial Unicode MS" w:hAnsi="Arial Unicode MS" w:eastAsia="Arial Unicode MS" w:cs="Arial Unicode MS"/>
-          <w:color w:val="000000"/>
-          <w:rtl w:val="0"/>
-          <w:lang w:val="zh-CN" w:eastAsia="zh-CN" w:bidi="zh-CN"/>
-        </w:rPr>
-        <w:t xml:space="preserve">插件版本 </w:t>
-      </w:r>
-      <w:r>
-        <w:rPr>
-          <w:rFonts w:ascii="Arial Unicode MS" w:hAnsi="Arial Unicode MS" w:eastAsia="Arial Unicode MS" w:cs="Arial Unicode MS"/>
-          <w:color w:val="000000"/>
-          <w:rtl w:val="0"/>
-          <w:lang w:val="en-US" w:eastAsia="zh-CN" w:bidi="zh-CN"/>
-        </w:rPr>
-        <w:t>1.1.2</w:t>
-      </w:r>
-      <w:r>
-        <w:rPr>
-          <w:rFonts w:ascii="Arial Unicode MS" w:hAnsi="Arial Unicode MS" w:eastAsia="Arial Unicode MS" w:cs="Arial Unicode MS"/>
-          <w:color w:val="000000"/>
-          <w:rtl w:val="0"/>
-          <w:lang w:val="zh-CN" w:eastAsia="zh-CN" w:bidi="zh-CN"/>
-        </w:rPr>
-        <w:t xml:space="preserve"> · 审查日期 </w:t>
-      </w:r>
-      <w:r>
-        <w:rPr>
-          <w:rFonts w:ascii="Arial Unicode MS" w:hAnsi="Arial Unicode MS" w:eastAsia="Arial Unicode MS" w:cs="Arial Unicode MS"/>
-          <w:color w:val="000000"/>
-          <w:rtl w:val="0"/>
-          <w:lang w:val="en-US" w:eastAsia="zh-CN" w:bidi="zh-CN"/>
-        </w:rPr>
-        <w:t>2026</w:t>
-      </w:r>
-      <w:r>
-        <w:rPr>
-          <w:rFonts w:ascii="Arial Unicode MS" w:hAnsi="Arial Unicode MS" w:eastAsia="Arial Unicode MS" w:cs="Arial Unicode MS"/>
-          <w:color w:val="000000"/>
-          <w:rtl w:val="0"/>
-          <w:lang w:val="zh-CN" w:eastAsia="zh-CN" w:bidi="zh-CN"/>
-        </w:rPr>
-        <w:t>年</w:t>
-      </w:r>
-      <w:r>
-        <w:rPr>
-          <w:rFonts w:ascii="Arial Unicode MS" w:hAnsi="Arial Unicode MS" w:eastAsia="Arial Unicode MS" w:cs="Arial Unicode MS"/>
-          <w:color w:val="000000"/>
-          <w:rtl w:val="0"/>
-          <w:lang w:val="en-US" w:eastAsia="zh-CN" w:bidi="zh-CN"/>
-        </w:rPr>
-        <w:t>10</w:t>
-      </w:r>
-      <w:r>
-        <w:rPr>
-          <w:rFonts w:ascii="Arial Unicode MS" w:hAnsi="Arial Unicode MS" w:eastAsia="Arial Unicode MS" w:cs="Arial Unicode MS"/>
-          <w:color w:val="000000"/>
-          <w:rtl w:val="0"/>
-          <w:lang w:val="zh-CN" w:eastAsia="zh-CN" w:bidi="zh-CN"/>
-        </w:rPr>
-        <w:t>月</w:t>
-      </w:r>
-      <w:r>
-        <w:rPr>
-          <w:rFonts w:ascii="Arial Unicode MS" w:hAnsi="Arial Unicode MS" w:eastAsia="Arial Unicode MS" w:cs="Arial Unicode MS"/>
-          <w:color w:val="000000"/>
-          <w:rtl w:val="0"/>
-          <w:lang w:val="en-US" w:eastAsia="zh-CN" w:bidi="zh-CN"/>
-        </w:rPr>
-        <w:t>8</w:t>
-      </w:r>
-      <w:r>
-        <w:rPr>
-          <w:rFonts w:ascii="Arial Unicode MS" w:hAnsi="Arial Unicode MS" w:eastAsia="Arial Unicode MS" w:cs="Arial Unicode MS"/>
-          <w:color w:val="000000"/>
-          <w:rtl w:val="0"/>
-          <w:lang w:val="zh-CN" w:eastAsia="zh-CN" w:bidi="zh-CN"/>
-        </w:rPr>
-        <w:t>日</w:t>
+        <w:t>1.4.0 · 2026-10-10</w:t>
       </w:r>
     </w:p>
     <w:p>
       <w:pPr>
         <w:bidi w:val="0"/>
         <w:jc w:val="left"/>
+        <w:wordWrap w:val="0"/>
       </w:pPr>
       <w:r>
         <w:rPr>
@@ -186,6 +112,7 @@
         <w:pStyle w:val="Heading1"/>
         <w:bidi w:val="0"/>
         <w:jc w:val="left"/>
+        <w:wordWrap w:val="0"/>
       </w:pPr>
       <w:r>
         <w:rPr>
@@ -202,6 +129,7 @@
       <w:pPr>
         <w:bidi w:val="0"/>
         <w:jc w:val="left"/>
+        <w:wordWrap w:val="0"/>
       </w:pPr>
       <w:r>
         <w:rPr>
@@ -345,7 +273,7 @@
           <w:rtl w:val="0"/>
           <w:lang w:val="en-US" w:eastAsia="zh-CN" w:bidi="zh-CN"/>
         </w:rPr>
-        <w:t>PrintNode</w:t>
+        <w:t>CUPS</w:t>
       </w:r>
       <w:r>
         <w:rPr>
@@ -577,6 +505,7 @@
       <w:pPr>
         <w:bidi w:val="0"/>
         <w:jc w:val="left"/>
+        <w:wordWrap w:val="0"/>
       </w:pPr>
       <w:r>
         <w:rPr>
@@ -789,12 +718,14 @@
     <w:p>
       <w:pPr>
         <w:spacing w:after="40"/>
+        <w:wordWrap w:val="0"/>
       </w:pPr>
     </w:p>
     <w:p>
       <w:pPr>
         <w:bidi w:val="0"/>
         <w:jc w:val="left"/>
+        <w:wordWrap w:val="0"/>
       </w:pPr>
       <w:r>
         <w:rPr>
@@ -1011,13 +942,14 @@
               <w:left w:w="100" w:type="dxa"/>
               <w:right w:w="100" w:type="dxa"/>
             </w:tcMar>
-            <w:shd w:fill="E7EDF2"/>
+            <w:shd w:fill="D9D9D9" w:val="clear"/>
           </w:tcPr>
           <w:p>
             <w:pPr>
               <w:bidi w:val="0"/>
               <w:spacing w:after="0" w:line="269" w:lineRule="auto"/>
               <w:jc w:val="left"/>
+              <w:wordWrap w:val="0"/>
             </w:pPr>
             <w:r>
               <w:rPr>
@@ -1043,13 +975,14 @@
               <w:left w:w="100" w:type="dxa"/>
               <w:right w:w="100" w:type="dxa"/>
             </w:tcMar>
-            <w:shd w:fill="E7EDF2"/>
+            <w:shd w:fill="D9D9D9" w:val="clear"/>
           </w:tcPr>
           <w:p>
             <w:pPr>
               <w:bidi w:val="0"/>
               <w:spacing w:after="0" w:line="269" w:lineRule="auto"/>
               <w:jc w:val="left"/>
+              <w:wordWrap w:val="0"/>
             </w:pPr>
             <w:r>
               <w:rPr>
@@ -1086,6 +1019,7 @@
               <w:bidi w:val="0"/>
               <w:spacing w:after="0" w:line="269" w:lineRule="auto"/>
               <w:jc w:val="left"/>
+              <w:wordWrap w:val="0"/>
             </w:pPr>
             <w:r>
               <w:rPr>
@@ -1116,6 +1050,7 @@
               <w:bidi w:val="0"/>
               <w:spacing w:after="0" w:line="269" w:lineRule="auto"/>
               <w:jc w:val="left"/>
+              <w:wordWrap w:val="0"/>
             </w:pPr>
             <w:r>
               <w:rPr>
@@ -1151,6 +1086,7 @@
               <w:bidi w:val="0"/>
               <w:spacing w:after="0" w:line="269" w:lineRule="auto"/>
               <w:jc w:val="left"/>
+              <w:wordWrap w:val="0"/>
             </w:pPr>
             <w:r>
               <w:rPr>
@@ -1181,6 +1117,7 @@
               <w:bidi w:val="0"/>
               <w:spacing w:after="0" w:line="269" w:lineRule="auto"/>
               <w:jc w:val="left"/>
+              <w:wordWrap w:val="0"/>
             </w:pPr>
             <w:r>
               <w:rPr>
@@ -1216,6 +1153,7 @@
               <w:bidi w:val="0"/>
               <w:spacing w:after="0" w:line="269" w:lineRule="auto"/>
               <w:jc w:val="left"/>
+              <w:wordWrap w:val="0"/>
             </w:pPr>
             <w:r>
               <w:rPr>
@@ -1246,6 +1184,7 @@
               <w:bidi w:val="0"/>
               <w:spacing w:after="0" w:line="269" w:lineRule="auto"/>
               <w:jc w:val="left"/>
+              <w:wordWrap w:val="0"/>
             </w:pPr>
             <w:r>
               <w:rPr>
@@ -1281,6 +1220,7 @@
               <w:bidi w:val="0"/>
               <w:spacing w:after="0" w:line="269" w:lineRule="auto"/>
               <w:jc w:val="left"/>
+              <w:wordWrap w:val="0"/>
             </w:pPr>
             <w:r>
               <w:rPr>
@@ -1311,6 +1251,7 @@
               <w:bidi w:val="0"/>
               <w:spacing w:after="0" w:line="269" w:lineRule="auto"/>
               <w:jc w:val="left"/>
+              <w:wordWrap w:val="0"/>
             </w:pPr>
             <w:r>
               <w:rPr>
@@ -1346,6 +1287,7 @@
               <w:bidi w:val="0"/>
               <w:spacing w:after="0" w:line="269" w:lineRule="auto"/>
               <w:jc w:val="left"/>
+              <w:wordWrap w:val="0"/>
             </w:pPr>
             <w:r>
               <w:rPr>
@@ -1376,6 +1318,7 @@
               <w:bidi w:val="0"/>
               <w:spacing w:after="0" w:line="269" w:lineRule="auto"/>
               <w:jc w:val="left"/>
+              <w:wordWrap w:val="0"/>
             </w:pPr>
             <w:r>
               <w:rPr>
@@ -1411,6 +1354,7 @@
               <w:bidi w:val="0"/>
               <w:spacing w:after="0" w:line="269" w:lineRule="auto"/>
               <w:jc w:val="left"/>
+              <w:wordWrap w:val="0"/>
             </w:pPr>
             <w:r>
               <w:rPr>
@@ -1441,6 +1385,7 @@
               <w:bidi w:val="0"/>
               <w:spacing w:after="0" w:line="269" w:lineRule="auto"/>
               <w:jc w:val="left"/>
+              <w:wordWrap w:val="0"/>
             </w:pPr>
             <w:r>
               <w:rPr>
@@ -1460,6 +1405,7 @@
     <w:p>
       <w:pPr>
         <w:spacing w:after="40"/>
+        <w:wordWrap w:val="0"/>
       </w:pPr>
     </w:p>
     <w:p>
@@ -1467,6 +1413,7 @@
         <w:pStyle w:val="Heading1"/>
         <w:bidi w:val="0"/>
         <w:jc w:val="left"/>
+        <w:wordWrap w:val="0"/>
       </w:pPr>
       <w:r>
         <w:rPr>
@@ -1483,6 +1430,7 @@
       <w:pPr>
         <w:bidi w:val="0"/>
         <w:jc w:val="left"/>
+        <w:wordWrap w:val="0"/>
       </w:pPr>
       <w:r>
         <w:rPr>
@@ -1690,21 +1638,45 @@
           <w:lang w:val="zh-CN" w:eastAsia="zh-CN" w:bidi="zh-CN"/>
         </w:rPr>
         <w:t xml:space="preserve"> 编辑器。</w:t>
+      </w:r>
+    </w:p>
+    <w:p>
+      <w:pPr>
+        <w:bidi w:val="0"/>
+        <w:jc w:val="start"/>
+        <w:wordWrap w:val="0"/>
+      </w:pPr>
+      <w:r>
+        <w:rPr>
+          <w:lang w:val="zh-CN" w:bidi="zh-CN"/>
+          <w:rtl w:val="0"/>
+        </w:rPr>
+        <w:t>classic 和 compact 使用 A4，classic-a5 使用 A5。thermal 与 thermal58 使用 80 × 297 和 58 × 297 毫米分页。配送标签使用 A6，装箱单使用 A4。浏览器纸张由驱动决定。58 毫米请选择 QR，并测试实际打印。</w:t>
       </w:r>
     </w:p>
     <w:p>
       <w:pPr>
         <w:bidi w:val="0"/>
         <w:jc w:val="left"/>
+        <w:wordWrap w:val="0"/>
       </w:pPr>
       <w:r>
         <w:rPr>
           <w:rFonts w:ascii="Arial Unicode MS" w:hAnsi="Arial Unicode MS" w:eastAsia="Arial Unicode MS" w:cs="Arial Unicode MS"/>
           <w:color w:val="000000"/>
           <w:rtl w:val="0"/>
+          <w:lang w:val="zh-CN" w:eastAsia="zh-CN" w:bidi="zh-CN"/>
+        </w:rPr>
+        <w:t xml:space="preserve">创建 </w:t>
+      </w:r>
+      <w:r>
+        <w:rPr>
+          <w:rFonts w:ascii="Courier New" w:hAnsi="Courier New" w:eastAsia="Courier New" w:cs="Courier New"/>
+          <w:color w:val="000000"/>
+          <w:rtl w:val="0"/>
           <w:lang w:val="en-US" w:eastAsia="zh-CN" w:bidi="zh-CN"/>
         </w:rPr>
-        <w:t>classic</w:t>
+        <w:t>wp-content/plugins/wcip-customization/</w:t>
       </w:r>
       <w:r>
         <w:rPr>
@@ -1713,13 +1685,31 @@
           <w:rtl w:val="0"/>
           <w:lang w:val="zh-CN" w:eastAsia="zh-CN" w:bidi="zh-CN"/>
         </w:rPr>
-        <w:t xml:space="preserve"> 和 </w:t>
+        <w:t xml:space="preserve">。将 </w:t>
+      </w:r>
+      <w:r>
+        <w:rPr>
+          <w:rFonts w:ascii="Courier New" w:hAnsi="Courier New" w:eastAsia="Courier New" w:cs="Courier New"/>
+          <w:color w:val="000000"/>
+          <w:rtl w:val="0"/>
+          <w:lang w:val="en-US" w:eastAsia="zh-CN" w:bidi="zh-CN"/>
+        </w:rPr>
+        <w:t>templates/classic/invoice.php</w:t>
       </w:r>
       <w:r>
         <w:rPr>
           <w:rFonts w:ascii="Arial Unicode MS" w:hAnsi="Arial Unicode MS" w:eastAsia="Arial Unicode MS" w:cs="Arial Unicode MS"/>
           <w:color w:val="000000"/>
           <w:rtl w:val="0"/>
+          <w:lang w:val="zh-CN" w:eastAsia="zh-CN" w:bidi="zh-CN"/>
+        </w:rPr>
+        <w:t>、</w:t>
+      </w:r>
+      <w:r>
+        <w:rPr>
+          <w:rFonts w:ascii="Arial Unicode MS" w:hAnsi="Arial Unicode MS" w:eastAsia="Arial Unicode MS" w:cs="Arial Unicode MS"/>
+          <w:color w:val="000000"/>
+          <w:rtl w:val="0"/>
           <w:lang w:val="en-US" w:eastAsia="zh-CN" w:bidi="zh-CN"/>
         </w:rPr>
         <w:t>compact</w:t>
@@ -1731,7 +1721,7 @@
           <w:rtl w:val="0"/>
           <w:lang w:val="zh-CN" w:eastAsia="zh-CN" w:bidi="zh-CN"/>
         </w:rPr>
-        <w:t xml:space="preserve"> 使用 </w:t>
+        <w:t xml:space="preserve"> 或 </w:t>
       </w:r>
       <w:r>
         <w:rPr>
@@ -1740,7 +1730,7 @@
           <w:rtl w:val="0"/>
           <w:lang w:val="en-US" w:eastAsia="zh-CN" w:bidi="zh-CN"/>
         </w:rPr>
-        <w:t>A4</w:t>
+        <w:t>thermal</w:t>
       </w:r>
       <w:r>
         <w:rPr>
@@ -1749,16 +1739,34 @@
           <w:rtl w:val="0"/>
           <w:lang w:val="zh-CN" w:eastAsia="zh-CN" w:bidi="zh-CN"/>
         </w:rPr>
-        <w:t xml:space="preserve"> 纵向。热敏 </w:t>
+        <w:t xml:space="preserve"> 的模板复制为配套插件的 </w:t>
+      </w:r>
+      <w:r>
+        <w:rPr>
+          <w:rFonts w:ascii="Courier New" w:hAnsi="Courier New" w:eastAsia="Courier New" w:cs="Courier New"/>
+          <w:color w:val="000000"/>
+          <w:rtl w:val="0"/>
+          <w:lang w:val="en-US" w:eastAsia="zh-CN" w:bidi="zh-CN"/>
+        </w:rPr>
+        <w:t>templates/invoice.php</w:t>
       </w:r>
       <w:r>
         <w:rPr>
           <w:rFonts w:ascii="Arial Unicode MS" w:hAnsi="Arial Unicode MS" w:eastAsia="Arial Unicode MS" w:cs="Arial Unicode MS"/>
           <w:color w:val="000000"/>
           <w:rtl w:val="0"/>
+          <w:lang w:val="zh-CN" w:eastAsia="zh-CN" w:bidi="zh-CN"/>
+        </w:rPr>
+        <w:t xml:space="preserve">；将注册代码放入 </w:t>
+      </w:r>
+      <w:r>
+        <w:rPr>
+          <w:rFonts w:ascii="Arial Unicode MS" w:hAnsi="Arial Unicode MS" w:eastAsia="Arial Unicode MS" w:cs="Arial Unicode MS"/>
+          <w:color w:val="000000"/>
+          <w:rtl w:val="0"/>
           <w:lang w:val="en-US" w:eastAsia="zh-CN" w:bidi="zh-CN"/>
         </w:rPr>
-        <w:t>PDF</w:t>
+        <w:t>wcip-customization.php</w:t>
       </w:r>
       <w:r>
         <w:rPr>
@@ -1767,190 +1775,14 @@
           <w:rtl w:val="0"/>
           <w:lang w:val="zh-CN" w:eastAsia="zh-CN" w:bidi="zh-CN"/>
         </w:rPr>
-        <w:t xml:space="preserve"> 宽 </w:t>
-      </w:r>
-      <w:r>
-        <w:rPr>
-          <w:rFonts w:ascii="Arial Unicode MS" w:hAnsi="Arial Unicode MS" w:eastAsia="Arial Unicode MS" w:cs="Arial Unicode MS"/>
-          <w:color w:val="000000"/>
-          <w:rtl w:val="0"/>
-          <w:lang w:val="en-US" w:eastAsia="zh-CN" w:bidi="zh-CN"/>
-        </w:rPr>
-        <w:t>80</w:t>
-      </w:r>
-      <w:r>
-        <w:rPr>
-          <w:rFonts w:ascii="Arial Unicode MS" w:hAnsi="Arial Unicode MS" w:eastAsia="Arial Unicode MS" w:cs="Arial Unicode MS"/>
-          <w:color w:val="000000"/>
-          <w:rtl w:val="0"/>
-          <w:lang w:val="zh-CN" w:eastAsia="zh-CN" w:bidi="zh-CN"/>
-        </w:rPr>
-        <w:t xml:space="preserve"> 毫米，页高动态变化且每页最多 </w:t>
-      </w:r>
-      <w:r>
-        <w:rPr>
-          <w:rFonts w:ascii="Arial Unicode MS" w:hAnsi="Arial Unicode MS" w:eastAsia="Arial Unicode MS" w:cs="Arial Unicode MS"/>
-          <w:color w:val="000000"/>
-          <w:rtl w:val="0"/>
-          <w:lang w:val="en-US" w:eastAsia="zh-CN" w:bidi="zh-CN"/>
-        </w:rPr>
-        <w:t>1000</w:t>
-      </w:r>
-      <w:r>
-        <w:rPr>
-          <w:rFonts w:ascii="Arial Unicode MS" w:hAnsi="Arial Unicode MS" w:eastAsia="Arial Unicode MS" w:cs="Arial Unicode MS"/>
-          <w:color w:val="000000"/>
-          <w:rtl w:val="0"/>
-          <w:lang w:val="zh-CN" w:eastAsia="zh-CN" w:bidi="zh-CN"/>
-        </w:rPr>
-        <w:t xml:space="preserve"> 毫米。浏览器纸张由驱动和打印对话框决定。启用自动打印前，请检查样本、真实订单、</w:t>
-      </w:r>
-      <w:r>
-        <w:rPr>
-          <w:rFonts w:ascii="Arial Unicode MS" w:hAnsi="Arial Unicode MS" w:eastAsia="Arial Unicode MS" w:cs="Arial Unicode MS"/>
-          <w:color w:val="000000"/>
-          <w:rtl w:val="0"/>
-          <w:lang w:val="en-US" w:eastAsia="zh-CN" w:bidi="zh-CN"/>
-        </w:rPr>
-        <w:t>RTL</w:t>
-      </w:r>
-      <w:r>
-        <w:rPr>
-          <w:rFonts w:ascii="Arial Unicode MS" w:hAnsi="Arial Unicode MS" w:eastAsia="Arial Unicode MS" w:cs="Arial Unicode MS"/>
-          <w:color w:val="000000"/>
-          <w:rtl w:val="0"/>
-          <w:lang w:val="zh-CN" w:eastAsia="zh-CN" w:bidi="zh-CN"/>
-        </w:rPr>
-        <w:t xml:space="preserve"> 和实际纸张。</w:t>
+        <w:t>，启用后选择新模板。直接修改原文件会被更新覆盖；插件不会自动查找主题覆盖模板。</w:t>
       </w:r>
     </w:p>
     <w:p>
       <w:pPr>
         <w:bidi w:val="0"/>
         <w:jc w:val="left"/>
-      </w:pPr>
-      <w:r>
-        <w:rPr>
-          <w:rFonts w:ascii="Arial Unicode MS" w:hAnsi="Arial Unicode MS" w:eastAsia="Arial Unicode MS" w:cs="Arial Unicode MS"/>
-          <w:color w:val="000000"/>
-          <w:rtl w:val="0"/>
-          <w:lang w:val="zh-CN" w:eastAsia="zh-CN" w:bidi="zh-CN"/>
-        </w:rPr>
-        <w:t xml:space="preserve">创建 </w:t>
-      </w:r>
-      <w:r>
-        <w:rPr>
-          <w:rFonts w:ascii="Courier New" w:hAnsi="Courier New" w:eastAsia="Courier New" w:cs="Courier New"/>
-          <w:color w:val="000000"/>
-          <w:rtl w:val="0"/>
-          <w:lang w:val="en-US" w:eastAsia="zh-CN" w:bidi="zh-CN"/>
-        </w:rPr>
-        <w:t>wp-content/plugins/wcip-customization/</w:t>
-      </w:r>
-      <w:r>
-        <w:rPr>
-          <w:rFonts w:ascii="Arial Unicode MS" w:hAnsi="Arial Unicode MS" w:eastAsia="Arial Unicode MS" w:cs="Arial Unicode MS"/>
-          <w:color w:val="000000"/>
-          <w:rtl w:val="0"/>
-          <w:lang w:val="zh-CN" w:eastAsia="zh-CN" w:bidi="zh-CN"/>
-        </w:rPr>
-        <w:t xml:space="preserve">。将 </w:t>
-      </w:r>
-      <w:r>
-        <w:rPr>
-          <w:rFonts w:ascii="Courier New" w:hAnsi="Courier New" w:eastAsia="Courier New" w:cs="Courier New"/>
-          <w:color w:val="000000"/>
-          <w:rtl w:val="0"/>
-          <w:lang w:val="en-US" w:eastAsia="zh-CN" w:bidi="zh-CN"/>
-        </w:rPr>
-        <w:t>templates/classic/invoice.php</w:t>
-      </w:r>
-      <w:r>
-        <w:rPr>
-          <w:rFonts w:ascii="Arial Unicode MS" w:hAnsi="Arial Unicode MS" w:eastAsia="Arial Unicode MS" w:cs="Arial Unicode MS"/>
-          <w:color w:val="000000"/>
-          <w:rtl w:val="0"/>
-          <w:lang w:val="zh-CN" w:eastAsia="zh-CN" w:bidi="zh-CN"/>
-        </w:rPr>
-        <w:t>、</w:t>
-      </w:r>
-      <w:r>
-        <w:rPr>
-          <w:rFonts w:ascii="Arial Unicode MS" w:hAnsi="Arial Unicode MS" w:eastAsia="Arial Unicode MS" w:cs="Arial Unicode MS"/>
-          <w:color w:val="000000"/>
-          <w:rtl w:val="0"/>
-          <w:lang w:val="en-US" w:eastAsia="zh-CN" w:bidi="zh-CN"/>
-        </w:rPr>
-        <w:t>compact</w:t>
-      </w:r>
-      <w:r>
-        <w:rPr>
-          <w:rFonts w:ascii="Arial Unicode MS" w:hAnsi="Arial Unicode MS" w:eastAsia="Arial Unicode MS" w:cs="Arial Unicode MS"/>
-          <w:color w:val="000000"/>
-          <w:rtl w:val="0"/>
-          <w:lang w:val="zh-CN" w:eastAsia="zh-CN" w:bidi="zh-CN"/>
-        </w:rPr>
-        <w:t xml:space="preserve"> 或 </w:t>
-      </w:r>
-      <w:r>
-        <w:rPr>
-          <w:rFonts w:ascii="Arial Unicode MS" w:hAnsi="Arial Unicode MS" w:eastAsia="Arial Unicode MS" w:cs="Arial Unicode MS"/>
-          <w:color w:val="000000"/>
-          <w:rtl w:val="0"/>
-          <w:lang w:val="en-US" w:eastAsia="zh-CN" w:bidi="zh-CN"/>
-        </w:rPr>
-        <w:t>thermal</w:t>
-      </w:r>
-      <w:r>
-        <w:rPr>
-          <w:rFonts w:ascii="Arial Unicode MS" w:hAnsi="Arial Unicode MS" w:eastAsia="Arial Unicode MS" w:cs="Arial Unicode MS"/>
-          <w:color w:val="000000"/>
-          <w:rtl w:val="0"/>
-          <w:lang w:val="zh-CN" w:eastAsia="zh-CN" w:bidi="zh-CN"/>
-        </w:rPr>
-        <w:t xml:space="preserve"> 的模板复制为配套插件的 </w:t>
-      </w:r>
-      <w:r>
-        <w:rPr>
-          <w:rFonts w:ascii="Courier New" w:hAnsi="Courier New" w:eastAsia="Courier New" w:cs="Courier New"/>
-          <w:color w:val="000000"/>
-          <w:rtl w:val="0"/>
-          <w:lang w:val="en-US" w:eastAsia="zh-CN" w:bidi="zh-CN"/>
-        </w:rPr>
-        <w:t>templates/invoice.php</w:t>
-      </w:r>
-      <w:r>
-        <w:rPr>
-          <w:rFonts w:ascii="Arial Unicode MS" w:hAnsi="Arial Unicode MS" w:eastAsia="Arial Unicode MS" w:cs="Arial Unicode MS"/>
-          <w:color w:val="000000"/>
-          <w:rtl w:val="0"/>
-          <w:lang w:val="zh-CN" w:eastAsia="zh-CN" w:bidi="zh-CN"/>
-        </w:rPr>
-        <w:t xml:space="preserve">；将注册代码放入 </w:t>
-      </w:r>
-      <w:r>
-        <w:rPr>
-          <w:rFonts w:ascii="Arial Unicode MS" w:hAnsi="Arial Unicode MS" w:eastAsia="Arial Unicode MS" w:cs="Arial Unicode MS"/>
-          <w:color w:val="000000"/>
-          <w:rtl w:val="0"/>
-          <w:lang w:val="en-US" w:eastAsia="zh-CN" w:bidi="zh-CN"/>
-        </w:rPr>
-        <w:t>wcip-customization.php</w:t>
-      </w:r>
-      <w:r>
-        <w:rPr>
-          <w:rFonts w:ascii="Arial Unicode MS" w:hAnsi="Arial Unicode MS" w:eastAsia="Arial Unicode MS" w:cs="Arial Unicode MS"/>
-          <w:color w:val="000000"/>
-          <w:rtl w:val="0"/>
-          <w:lang w:val="zh-CN" w:eastAsia="zh-CN" w:bidi="zh-CN"/>
-        </w:rPr>
-        <w:t>，启用后选择新模板。直接修改原文件会被更新覆盖；插件不会自动查找主题覆盖模板。</w:t>
-      </w:r>
-    </w:p>
-    <w:p>
-      <w:pPr>
-        <w:bidi w:val="0"/>
-        <w:jc w:val="left"/>
+        <w:wordWrap w:val="0"/>
       </w:pPr>
       <w:r>
         <w:rPr>
@@ -2093,6 +1925,7 @@
         <w:pStyle w:val="Heading2"/>
         <w:bidi w:val="0"/>
         <w:jc w:val="left"/>
+        <w:wordWrap w:val="0"/>
       </w:pPr>
       <w:r>
         <w:rPr>
@@ -2377,279 +2210,28 @@
     <w:p>
       <w:pPr>
         <w:spacing w:after="40"/>
+        <w:wordWrap w:val="0"/>
       </w:pPr>
     </w:p>
     <w:p>
       <w:pPr>
         <w:bidi w:val="0"/>
-        <w:jc w:val="left"/>
+        <w:jc w:val="start"/>
+        <w:wordWrap w:val="0"/>
       </w:pPr>
       <w:r>
         <w:rPr>
-          <w:rFonts w:ascii="Arial Unicode MS" w:hAnsi="Arial Unicode MS" w:eastAsia="Arial Unicode MS" w:cs="Arial Unicode MS"/>
-          <w:color w:val="000000"/>
-          <w:rtl w:val="0"/>
-          <w:lang w:val="zh-CN" w:eastAsia="zh-CN" w:bidi="zh-CN"/>
-        </w:rPr>
-        <w:t xml:space="preserve">模板获得 </w:t>
-      </w:r>
-      <w:r>
-        <w:rPr>
-          <w:rFonts w:ascii="Courier New" w:hAnsi="Courier New" w:eastAsia="Courier New" w:cs="Courier New"/>
-          <w:color w:val="000000"/>
-          <w:rtl w:val="0"/>
-          <w:lang w:val="en-US" w:eastAsia="zh-CN" w:bidi="zh-CN"/>
-        </w:rPr>
-        <w:t>$invoice</w:t>
-      </w:r>
-      <w:r>
-        <w:rPr>
-          <w:rFonts w:ascii="Arial Unicode MS" w:hAnsi="Arial Unicode MS" w:eastAsia="Arial Unicode MS" w:cs="Arial Unicode MS"/>
-          <w:color w:val="000000"/>
-          <w:rtl w:val="0"/>
-          <w:lang w:val="zh-CN" w:eastAsia="zh-CN" w:bidi="zh-CN"/>
-        </w:rPr>
-        <w:t xml:space="preserve"> 和 </w:t>
-      </w:r>
-      <w:r>
-        <w:rPr>
-          <w:rFonts w:ascii="Courier New" w:hAnsi="Courier New" w:eastAsia="Courier New" w:cs="Courier New"/>
-          <w:color w:val="000000"/>
-          <w:rtl w:val="0"/>
-          <w:lang w:val="en-US" w:eastAsia="zh-CN" w:bidi="zh-CN"/>
-        </w:rPr>
-        <w:t>$template</w:t>
-      </w:r>
-      <w:r>
-        <w:rPr>
-          <w:rFonts w:ascii="Arial Unicode MS" w:hAnsi="Arial Unicode MS" w:eastAsia="Arial Unicode MS" w:cs="Arial Unicode MS"/>
-          <w:color w:val="000000"/>
-          <w:rtl w:val="0"/>
-          <w:lang w:val="zh-CN" w:eastAsia="zh-CN" w:bidi="zh-CN"/>
-        </w:rPr>
-        <w:t xml:space="preserve">。保留 </w:t>
-      </w:r>
-      <w:r>
-        <w:rPr>
-          <w:rFonts w:ascii="Arial Unicode MS" w:hAnsi="Arial Unicode MS" w:eastAsia="Arial Unicode MS" w:cs="Arial Unicode MS"/>
-          <w:color w:val="000000"/>
-          <w:rtl w:val="0"/>
-          <w:lang w:val="en-US" w:eastAsia="zh-CN" w:bidi="zh-CN"/>
-        </w:rPr>
-        <w:t>ABSPATH</w:t>
-      </w:r>
-      <w:r>
-        <w:rPr>
-          <w:rFonts w:ascii="Arial Unicode MS" w:hAnsi="Arial Unicode MS" w:eastAsia="Arial Unicode MS" w:cs="Arial Unicode MS"/>
-          <w:color w:val="000000"/>
-          <w:rtl w:val="0"/>
-          <w:lang w:val="zh-CN" w:eastAsia="zh-CN" w:bidi="zh-CN"/>
-        </w:rPr>
-        <w:t xml:space="preserve"> 检查、</w:t>
-      </w:r>
-      <w:r>
-        <w:rPr>
-          <w:rFonts w:ascii="Arial Unicode MS" w:hAnsi="Arial Unicode MS" w:eastAsia="Arial Unicode MS" w:cs="Arial Unicode MS"/>
-          <w:color w:val="000000"/>
-          <w:rtl w:val="0"/>
-          <w:lang w:val="en-US" w:eastAsia="zh-CN" w:bidi="zh-CN"/>
-        </w:rPr>
-        <w:t>UTF-8</w:t>
-      </w:r>
-      <w:r>
-        <w:rPr>
-          <w:rFonts w:ascii="Arial Unicode MS" w:hAnsi="Arial Unicode MS" w:eastAsia="Arial Unicode MS" w:cs="Arial Unicode MS"/>
-          <w:color w:val="000000"/>
-          <w:rtl w:val="0"/>
-          <w:lang w:val="zh-CN" w:eastAsia="zh-CN" w:bidi="zh-CN"/>
-        </w:rPr>
-        <w:t xml:space="preserve"> 声明和语言标签。按 </w:t>
-      </w:r>
-      <w:r>
-        <w:rPr>
-          <w:rFonts w:ascii="Courier New" w:hAnsi="Courier New" w:eastAsia="Courier New" w:cs="Courier New"/>
-          <w:color w:val="000000"/>
-          <w:rtl w:val="0"/>
-          <w:lang w:val="en-US" w:eastAsia="zh-CN" w:bidi="zh-CN"/>
-        </w:rPr>
-        <w:t>$invoice-&gt;rtl</w:t>
-      </w:r>
-      <w:r>
-        <w:rPr>
-          <w:rFonts w:ascii="Arial Unicode MS" w:hAnsi="Arial Unicode MS" w:eastAsia="Arial Unicode MS" w:cs="Arial Unicode MS"/>
-          <w:color w:val="000000"/>
-          <w:rtl w:val="0"/>
-          <w:lang w:val="zh-CN" w:eastAsia="zh-CN" w:bidi="zh-CN"/>
-        </w:rPr>
-        <w:t xml:space="preserve"> 设置 </w:t>
-      </w:r>
-      <w:r>
-        <w:rPr>
-          <w:rFonts w:ascii="Arial Unicode MS" w:hAnsi="Arial Unicode MS" w:eastAsia="Arial Unicode MS" w:cs="Arial Unicode MS"/>
-          <w:color w:val="000000"/>
-          <w:rtl w:val="0"/>
-          <w:lang w:val="en-US" w:eastAsia="zh-CN" w:bidi="zh-CN"/>
-        </w:rPr>
-        <w:t>dir</w:t>
-      </w:r>
-      <w:r>
-        <w:rPr>
-          <w:rFonts w:ascii="Arial Unicode MS" w:hAnsi="Arial Unicode MS" w:eastAsia="Arial Unicode MS" w:cs="Arial Unicode MS"/>
-          <w:color w:val="000000"/>
-          <w:rtl w:val="0"/>
-          <w:lang w:val="zh-CN" w:eastAsia="zh-CN" w:bidi="zh-CN"/>
-        </w:rPr>
-        <w:t xml:space="preserve"> 与 </w:t>
-      </w:r>
-      <w:r>
-        <w:rPr>
-          <w:rFonts w:ascii="Arial Unicode MS" w:hAnsi="Arial Unicode MS" w:eastAsia="Arial Unicode MS" w:cs="Arial Unicode MS"/>
-          <w:color w:val="000000"/>
-          <w:rtl w:val="0"/>
-          <w:lang w:val="en-US" w:eastAsia="zh-CN" w:bidi="zh-CN"/>
-        </w:rPr>
-        <w:t>direction</w:t>
-      </w:r>
-      <w:r>
-        <w:rPr>
-          <w:rFonts w:ascii="Arial Unicode MS" w:hAnsi="Arial Unicode MS" w:eastAsia="Arial Unicode MS" w:cs="Arial Unicode MS"/>
-          <w:color w:val="000000"/>
-          <w:rtl w:val="0"/>
-          <w:lang w:val="zh-CN" w:eastAsia="zh-CN" w:bidi="zh-CN"/>
-        </w:rPr>
-        <w:t>，并调整对齐和边距；必要时将邮箱、</w:t>
-      </w:r>
-      <w:r>
-        <w:rPr>
-          <w:rFonts w:ascii="Arial Unicode MS" w:hAnsi="Arial Unicode MS" w:eastAsia="Arial Unicode MS" w:cs="Arial Unicode MS"/>
-          <w:color w:val="000000"/>
-          <w:rtl w:val="0"/>
-          <w:lang w:val="en-US" w:eastAsia="zh-CN" w:bidi="zh-CN"/>
-        </w:rPr>
-        <w:t>SKU</w:t>
-      </w:r>
-      <w:r>
-        <w:rPr>
-          <w:rFonts w:ascii="Arial Unicode MS" w:hAnsi="Arial Unicode MS" w:eastAsia="Arial Unicode MS" w:cs="Arial Unicode MS"/>
-          <w:color w:val="000000"/>
-          <w:rtl w:val="0"/>
-          <w:lang w:val="zh-CN" w:eastAsia="zh-CN" w:bidi="zh-CN"/>
-        </w:rPr>
-        <w:t xml:space="preserve">、电话隔离为 </w:t>
-      </w:r>
-      <w:r>
-        <w:rPr>
-          <w:rFonts w:ascii="Arial Unicode MS" w:hAnsi="Arial Unicode MS" w:eastAsia="Arial Unicode MS" w:cs="Arial Unicode MS"/>
-          <w:color w:val="000000"/>
-          <w:rtl w:val="0"/>
-          <w:lang w:val="en-US" w:eastAsia="zh-CN" w:bidi="zh-CN"/>
-        </w:rPr>
-        <w:t>LTR</w:t>
-      </w:r>
-      <w:r>
-        <w:rPr>
-          <w:rFonts w:ascii="Arial Unicode MS" w:hAnsi="Arial Unicode MS" w:eastAsia="Arial Unicode MS" w:cs="Arial Unicode MS"/>
-          <w:color w:val="000000"/>
-          <w:rtl w:val="0"/>
-          <w:lang w:val="zh-CN" w:eastAsia="zh-CN" w:bidi="zh-CN"/>
-        </w:rPr>
-        <w:t xml:space="preserve">。使用简单打印 </w:t>
-      </w:r>
-      <w:r>
-        <w:rPr>
-          <w:rFonts w:ascii="Arial Unicode MS" w:hAnsi="Arial Unicode MS" w:eastAsia="Arial Unicode MS" w:cs="Arial Unicode MS"/>
-          <w:color w:val="000000"/>
-          <w:rtl w:val="0"/>
-          <w:lang w:val="en-US" w:eastAsia="zh-CN" w:bidi="zh-CN"/>
-        </w:rPr>
-        <w:t>CSS</w:t>
-      </w:r>
-      <w:r>
-        <w:rPr>
-          <w:rFonts w:ascii="Arial Unicode MS" w:hAnsi="Arial Unicode MS" w:eastAsia="Arial Unicode MS" w:cs="Arial Unicode MS"/>
-          <w:color w:val="000000"/>
-          <w:rtl w:val="0"/>
-          <w:lang w:val="zh-CN" w:eastAsia="zh-CN" w:bidi="zh-CN"/>
-        </w:rPr>
-        <w:t xml:space="preserve"> 并同时测试浏览器和 </w:t>
-      </w:r>
-      <w:r>
-        <w:rPr>
-          <w:rFonts w:ascii="Arial Unicode MS" w:hAnsi="Arial Unicode MS" w:eastAsia="Arial Unicode MS" w:cs="Arial Unicode MS"/>
-          <w:color w:val="000000"/>
-          <w:rtl w:val="0"/>
-          <w:lang w:val="en-US" w:eastAsia="zh-CN" w:bidi="zh-CN"/>
-        </w:rPr>
-        <w:t>mPDF</w:t>
-      </w:r>
-      <w:r>
-        <w:rPr>
-          <w:rFonts w:ascii="Arial Unicode MS" w:hAnsi="Arial Unicode MS" w:eastAsia="Arial Unicode MS" w:cs="Arial Unicode MS"/>
-          <w:color w:val="000000"/>
-          <w:rtl w:val="0"/>
-          <w:lang w:val="zh-CN" w:eastAsia="zh-CN" w:bidi="zh-CN"/>
-        </w:rPr>
-        <w:t>。</w:t>
-      </w:r>
-      <w:r>
-        <w:rPr>
-          <w:rFonts w:ascii="Arial Unicode MS" w:hAnsi="Arial Unicode MS" w:eastAsia="Arial Unicode MS" w:cs="Arial Unicode MS"/>
-          <w:color w:val="000000"/>
-          <w:rtl w:val="0"/>
-          <w:lang w:val="en-US" w:eastAsia="zh-CN" w:bidi="zh-CN"/>
-        </w:rPr>
-        <w:t>80mm</w:t>
-      </w:r>
-      <w:r>
-        <w:rPr>
-          <w:rFonts w:ascii="Arial Unicode MS" w:hAnsi="Arial Unicode MS" w:eastAsia="Arial Unicode MS" w:cs="Arial Unicode MS"/>
-          <w:color w:val="000000"/>
-          <w:rtl w:val="0"/>
-          <w:lang w:val="zh-CN" w:eastAsia="zh-CN" w:bidi="zh-CN"/>
-        </w:rPr>
-        <w:t xml:space="preserve"> 模板保留 </w:t>
-      </w:r>
-      <w:r>
-        <w:rPr>
-          <w:rFonts w:ascii="Arial Unicode MS" w:hAnsi="Arial Unicode MS" w:eastAsia="Arial Unicode MS" w:cs="Arial Unicode MS"/>
-          <w:color w:val="000000"/>
-          <w:rtl w:val="0"/>
-          <w:lang w:val="en-US" w:eastAsia="zh-CN" w:bidi="zh-CN"/>
-        </w:rPr>
-        <w:t>class=</w:t>
-      </w:r>
-      <w:r>
-        <w:rPr>
-          <w:rFonts w:ascii="Arial Unicode MS" w:hAnsi="Arial Unicode MS" w:eastAsia="Arial Unicode MS" w:cs="Arial Unicode MS"/>
-          <w:color w:val="000000"/>
-          <w:rtl w:val="0"/>
-          <w:lang w:val="zh-CN" w:eastAsia="zh-CN" w:bidi="zh-CN"/>
-        </w:rPr>
-        <w:t>"</w:t>
-      </w:r>
-      <w:r>
-        <w:rPr>
-          <w:rFonts w:ascii="Arial Unicode MS" w:hAnsi="Arial Unicode MS" w:eastAsia="Arial Unicode MS" w:cs="Arial Unicode MS"/>
-          <w:color w:val="000000"/>
-          <w:rtl w:val="0"/>
-          <w:lang w:val="en-US" w:eastAsia="zh-CN" w:bidi="zh-CN"/>
-        </w:rPr>
-        <w:t>item</w:t>
-      </w:r>
-      <w:r>
-        <w:rPr>
-          <w:rFonts w:ascii="Arial Unicode MS" w:hAnsi="Arial Unicode MS" w:eastAsia="Arial Unicode MS" w:cs="Arial Unicode MS"/>
-          <w:color w:val="000000"/>
-          <w:rtl w:val="0"/>
-          <w:lang w:val="zh-CN" w:eastAsia="zh-CN" w:bidi="zh-CN"/>
-        </w:rPr>
-        <w:t>"，以便估算高度。</w:t>
+          <w:lang w:val="zh-CN" w:bidi="zh-CN"/>
+          <w:rtl w:val="0"/>
+        </w:rPr>
+        <w:t xml:space="preserve">模板获得 $invoice 和 $template。 保留 ABSPATH 检查、UTF-8 声明和语言标签。 按 $invoice-&gt;rtl 设置 dir 与 direction，并调整对齐和边距；必要时将邮箱、SKU、电话隔离为 LTR。 使用简单打印 CSS 并同时测试浏览器和 mPDF。 </w:t>
       </w:r>
     </w:p>
     <w:p>
       <w:pPr>
         <w:bidi w:val="0"/>
         <w:jc w:val="left"/>
+        <w:wordWrap w:val="0"/>
       </w:pPr>
       <w:r>
         <w:rPr>
@@ -2756,6 +2338,7 @@
         <w:pStyle w:val="Heading2"/>
         <w:bidi w:val="0"/>
         <w:jc w:val="left"/>
+        <w:wordWrap w:val="0"/>
       </w:pPr>
       <w:r>
         <w:rPr>
@@ -2863,6 +2446,7 @@
     <w:p>
       <w:pPr>
         <w:spacing w:after="40"/>
+        <w:wordWrap w:val="0"/>
       </w:pPr>
     </w:p>
     <w:p>
@@ -2870,6 +2454,7 @@
         <w:pStyle w:val="Heading1"/>
         <w:bidi w:val="0"/>
         <w:jc w:val="left"/>
+        <w:wordWrap w:val="0"/>
       </w:pPr>
       <w:r>
         <w:rPr>
@@ -2886,6 +2471,7 @@
       <w:pPr>
         <w:bidi w:val="0"/>
         <w:jc w:val="left"/>
+        <w:wordWrap w:val="0"/>
       </w:pPr>
       <w:r>
         <w:rPr>
@@ -3012,13 +2598,14 @@
               <w:left w:w="100" w:type="dxa"/>
               <w:right w:w="100" w:type="dxa"/>
             </w:tcMar>
-            <w:shd w:fill="E7EDF2"/>
+            <w:shd w:fill="D9D9D9" w:val="clear"/>
           </w:tcPr>
           <w:p>
             <w:pPr>
               <w:bidi w:val="0"/>
               <w:spacing w:after="0" w:line="269" w:lineRule="auto"/>
               <w:jc w:val="left"/>
+              <w:wordWrap w:val="0"/>
             </w:pPr>
             <w:r>
               <w:rPr>
@@ -3044,13 +2631,14 @@
               <w:left w:w="100" w:type="dxa"/>
               <w:right w:w="100" w:type="dxa"/>
             </w:tcMar>
-            <w:shd w:fill="E7EDF2"/>
+            <w:shd w:fill="D9D9D9" w:val="clear"/>
           </w:tcPr>
           <w:p>
             <w:pPr>
               <w:bidi w:val="0"/>
               <w:spacing w:after="0" w:line="269" w:lineRule="auto"/>
               <w:jc w:val="left"/>
+              <w:wordWrap w:val="0"/>
             </w:pPr>
             <w:r>
               <w:rPr>
@@ -3087,6 +2675,7 @@
               <w:bidi w:val="0"/>
               <w:spacing w:after="0" w:line="269" w:lineRule="auto"/>
               <w:jc w:val="left"/>
+              <w:wordWrap w:val="0"/>
             </w:pPr>
             <w:r>
               <w:rPr>
@@ -3115,17 +2704,13 @@
           <w:p>
             <w:pPr>
               <w:bidi w:val="0"/>
-              <w:spacing w:after="0" w:line="269" w:lineRule="auto"/>
-              <w:jc w:val="left"/>
+              <w:jc w:val="start"/>
+              <w:wordWrap w:val="0"/>
             </w:pPr>
             <w:r>
               <w:rPr>
-                <w:rFonts w:ascii="Courier New" w:hAnsi="Courier New" w:eastAsia="Courier New" w:cs="Courier New"/>
-                <w:b w:val="0"/>
-                <w:color w:val="000000"/>
-                <w:sz w:val="18"/>
+                <w:lang w:val="zh-CN" w:bidi="zh-CN"/>
                 <w:rtl w:val="0"/>
-                <w:lang w:val="en-US" w:eastAsia="zh-CN" w:bidi="zh-CN"/>
               </w:rPr>
               <w:t>id, number, date, paid_date, currency, status</w:t>
             </w:r>
@@ -3152,6 +2737,7 @@
               <w:bidi w:val="0"/>
               <w:spacing w:after="0" w:line="269" w:lineRule="auto"/>
               <w:jc w:val="left"/>
+              <w:wordWrap w:val="0"/>
             </w:pPr>
             <w:r>
               <w:rPr>
@@ -3182,6 +2768,7 @@
               <w:bidi w:val="0"/>
               <w:spacing w:after="0" w:line="269" w:lineRule="auto"/>
               <w:jc w:val="left"/>
+              <w:wordWrap w:val="0"/>
             </w:pPr>
             <w:r>
               <w:rPr>
@@ -3217,6 +2804,7 @@
               <w:bidi w:val="0"/>
               <w:spacing w:after="0" w:line="269" w:lineRule="auto"/>
               <w:jc w:val="left"/>
+              <w:wordWrap w:val="0"/>
             </w:pPr>
             <w:r>
               <w:rPr>
@@ -3245,19 +2833,15 @@
           <w:p>
             <w:pPr>
               <w:bidi w:val="0"/>
-              <w:spacing w:after="0" w:line="269" w:lineRule="auto"/>
-              <w:jc w:val="left"/>
+              <w:jc w:val="start"/>
+              <w:wordWrap w:val="0"/>
             </w:pPr>
             <w:r>
               <w:rPr>
-                <w:rFonts w:ascii="Courier New" w:hAnsi="Courier New" w:eastAsia="Courier New" w:cs="Courier New"/>
-                <w:b w:val="0"/>
-                <w:color w:val="000000"/>
-                <w:sz w:val="18"/>
+                <w:lang w:val="zh-CN" w:bidi="zh-CN"/>
                 <w:rtl w:val="0"/>
-                <w:lang w:val="en-US" w:eastAsia="zh-CN" w:bidi="zh-CN"/>
               </w:rPr>
-              <w:t>name, company, billing_address, shipping_address, phone, email</w:t>
+              <w:t>name, company, billing_address, shipping_address, phone, shipping_phone, email, recipient, billing_components</w:t>
             </w:r>
           </w:p>
         </w:tc>
@@ -3282,6 +2866,7 @@
               <w:bidi w:val="0"/>
               <w:spacing w:after="0" w:line="269" w:lineRule="auto"/>
               <w:jc w:val="left"/>
+              <w:wordWrap w:val="0"/>
             </w:pPr>
             <w:r>
               <w:rPr>
@@ -3310,19 +2895,15 @@
           <w:p>
             <w:pPr>
               <w:bidi w:val="0"/>
-              <w:spacing w:after="0" w:line="269" w:lineRule="auto"/>
-              <w:jc w:val="left"/>
+              <w:jc w:val="start"/>
+              <w:wordWrap w:val="0"/>
             </w:pPr>
             <w:r>
               <w:rPr>
-                <w:rFonts w:ascii="Courier New" w:hAnsi="Courier New" w:eastAsia="Courier New" w:cs="Courier New"/>
-                <w:b w:val="0"/>
-                <w:color w:val="000000"/>
-                <w:sz w:val="18"/>
+                <w:lang w:val="zh-CN" w:bidi="zh-CN"/>
                 <w:rtl w:val="0"/>
-                <w:lang w:val="en-US" w:eastAsia="zh-CN" w:bidi="zh-CN"/>
               </w:rPr>
-              <w:t>name, variation, sku, quantity, unit_price, subtotal, discount, tax, total</w:t>
+              <w:t>item_id, product_id, variation_id, name, variation, sku, quantity, refunded_quantity, weight, unit_price, subtotal, discount, tax, total</w:t>
             </w:r>
           </w:p>
         </w:tc>
@@ -3347,6 +2928,7 @@
               <w:bidi w:val="0"/>
               <w:spacing w:after="0" w:line="269" w:lineRule="auto"/>
               <w:jc w:val="left"/>
+              <w:wordWrap w:val="0"/>
             </w:pPr>
             <w:r>
               <w:rPr>
@@ -3377,6 +2959,7 @@
               <w:bidi w:val="0"/>
               <w:spacing w:after="0" w:line="269" w:lineRule="auto"/>
               <w:jc w:val="left"/>
+              <w:wordWrap w:val="0"/>
             </w:pPr>
             <w:r>
               <w:rPr>
@@ -3412,6 +2995,7 @@
               <w:bidi w:val="0"/>
               <w:spacing w:after="0" w:line="269" w:lineRule="auto"/>
               <w:jc w:val="left"/>
+              <w:wordWrap w:val="0"/>
             </w:pPr>
             <w:r>
               <w:rPr>
@@ -3440,19 +3024,15 @@
           <w:p>
             <w:pPr>
               <w:bidi w:val="0"/>
-              <w:spacing w:after="0" w:line="269" w:lineRule="auto"/>
-              <w:jc w:val="left"/>
+              <w:jc w:val="start"/>
+              <w:wordWrap w:val="0"/>
             </w:pPr>
             <w:r>
               <w:rPr>
-                <w:rFonts w:ascii="Courier New" w:hAnsi="Courier New" w:eastAsia="Courier New" w:cs="Courier New"/>
-                <w:b w:val="0"/>
-                <w:color w:val="000000"/>
-                <w:sz w:val="18"/>
+                <w:lang w:val="zh-CN" w:bidi="zh-CN"/>
                 <w:rtl w:val="0"/>
-                <w:lang w:val="en-US" w:eastAsia="zh-CN" w:bidi="zh-CN"/>
               </w:rPr>
-              <w:t>payment_method, shipping_method, note</w:t>
+              <w:t>payment_method, shipping_method, note, payment_confirmed, show_paid_date, show_shipping_phone, label_show_sender, document_codes</w:t>
             </w:r>
           </w:p>
         </w:tc>
@@ -3477,6 +3057,7 @@
               <w:bidi w:val="0"/>
               <w:spacing w:after="0" w:line="269" w:lineRule="auto"/>
               <w:jc w:val="left"/>
+              <w:wordWrap w:val="0"/>
             </w:pPr>
             <w:r>
               <w:rPr>
@@ -3507,6 +3088,7 @@
               <w:bidi w:val="0"/>
               <w:spacing w:after="0" w:line="269" w:lineRule="auto"/>
               <w:jc w:val="left"/>
+              <w:wordWrap w:val="0"/>
             </w:pPr>
             <w:r>
               <w:rPr>
@@ -3526,6 +3108,7 @@
     <w:p>
       <w:pPr>
         <w:spacing w:after="40"/>
+        <w:wordWrap w:val="0"/>
       </w:pPr>
     </w:p>
     <w:p>
@@ -3533,6 +3116,7 @@
         <w:pStyle w:val="Heading2"/>
         <w:bidi w:val="0"/>
         <w:jc w:val="left"/>
+        <w:wordWrap w:val="0"/>
       </w:pPr>
       <w:r>
         <w:rPr>
@@ -3746,12 +3330,14 @@
     <w:p>
       <w:pPr>
         <w:spacing w:after="40"/>
+        <w:wordWrap w:val="0"/>
       </w:pPr>
     </w:p>
     <w:p>
       <w:pPr>
         <w:bidi w:val="0"/>
         <w:jc w:val="left"/>
+        <w:wordWrap w:val="0"/>
       </w:pPr>
       <w:r>
         <w:rPr>
@@ -3822,6 +3408,7 @@
         <w:pStyle w:val="Heading1"/>
         <w:bidi w:val="0"/>
         <w:jc w:val="left"/>
+        <w:wordWrap w:val="0"/>
       </w:pPr>
       <w:r>
         <w:rPr>
@@ -3838,6 +3425,7 @@
       <w:pPr>
         <w:bidi w:val="0"/>
         <w:jc w:val="left"/>
+        <w:wordWrap w:val="0"/>
       </w:pPr>
       <w:r>
         <w:rPr>
@@ -3919,13 +3507,14 @@
               <w:left w:w="100" w:type="dxa"/>
               <w:right w:w="100" w:type="dxa"/>
             </w:tcMar>
-            <w:shd w:fill="E7EDF2"/>
+            <w:shd w:fill="D9D9D9" w:val="clear"/>
           </w:tcPr>
           <w:p>
             <w:pPr>
               <w:bidi w:val="0"/>
               <w:spacing w:after="0" w:line="269" w:lineRule="auto"/>
               <w:jc w:val="left"/>
+              <w:wordWrap w:val="0"/>
             </w:pPr>
             <w:r>
               <w:rPr>
@@ -3951,13 +3540,14 @@
               <w:left w:w="100" w:type="dxa"/>
               <w:right w:w="100" w:type="dxa"/>
             </w:tcMar>
-            <w:shd w:fill="E7EDF2"/>
+            <w:shd w:fill="D9D9D9" w:val="clear"/>
           </w:tcPr>
           <w:p>
             <w:pPr>
               <w:bidi w:val="0"/>
               <w:spacing w:after="0" w:line="269" w:lineRule="auto"/>
               <w:jc w:val="left"/>
+              <w:wordWrap w:val="0"/>
             </w:pPr>
             <w:r>
               <w:rPr>
@@ -3994,6 +3584,7 @@
               <w:bidi w:val="0"/>
               <w:spacing w:after="0" w:line="269" w:lineRule="auto"/>
               <w:jc w:val="left"/>
+              <w:wordWrap w:val="0"/>
             </w:pPr>
             <w:r>
               <w:rPr>
@@ -4024,6 +3615,7 @@
               <w:bidi w:val="0"/>
               <w:spacing w:after="0" w:line="269" w:lineRule="auto"/>
               <w:jc w:val="left"/>
+              <w:wordWrap w:val="0"/>
             </w:pPr>
             <w:r>
               <w:rPr>
@@ -4041,6 +3633,7 @@
               <w:bidi w:val="0"/>
               <w:spacing w:after="0" w:line="269" w:lineRule="auto"/>
               <w:jc w:val="left"/>
+              <w:wordWrap w:val="0"/>
             </w:pPr>
             <w:r>
               <w:rPr>
@@ -4075,6 +3668,7 @@
               <w:bidi w:val="0"/>
               <w:spacing w:after="0" w:line="269" w:lineRule="auto"/>
               <w:jc w:val="left"/>
+              <w:wordWrap w:val="0"/>
             </w:pPr>
             <w:r>
               <w:rPr>
@@ -4105,6 +3699,7 @@
               <w:bidi w:val="0"/>
               <w:spacing w:after="0" w:line="269" w:lineRule="auto"/>
               <w:jc w:val="left"/>
+              <w:wordWrap w:val="0"/>
             </w:pPr>
             <w:r>
               <w:rPr>
@@ -4122,6 +3717,7 @@
               <w:bidi w:val="0"/>
               <w:spacing w:after="0" w:line="269" w:lineRule="auto"/>
               <w:jc w:val="left"/>
+              <w:wordWrap w:val="0"/>
             </w:pPr>
             <w:r>
               <w:rPr>
@@ -4156,6 +3752,7 @@
               <w:bidi w:val="0"/>
               <w:spacing w:after="0" w:line="269" w:lineRule="auto"/>
               <w:jc w:val="left"/>
+              <w:wordWrap w:val="0"/>
             </w:pPr>
             <w:r>
               <w:rPr>
@@ -4186,6 +3783,7 @@
               <w:bidi w:val="0"/>
               <w:spacing w:after="0" w:line="269" w:lineRule="auto"/>
               <w:jc w:val="left"/>
+              <w:wordWrap w:val="0"/>
             </w:pPr>
             <w:r>
               <w:rPr>
@@ -4203,6 +3801,7 @@
               <w:bidi w:val="0"/>
               <w:spacing w:after="0" w:line="269" w:lineRule="auto"/>
               <w:jc w:val="left"/>
+              <w:wordWrap w:val="0"/>
             </w:pPr>
             <w:r>
               <w:rPr>
@@ -4237,6 +3836,7 @@
               <w:bidi w:val="0"/>
               <w:spacing w:after="0" w:line="269" w:lineRule="auto"/>
               <w:jc w:val="left"/>
+              <w:wordWrap w:val="0"/>
             </w:pPr>
             <w:r>
               <w:rPr>
@@ -4267,6 +3867,7 @@
               <w:bidi w:val="0"/>
               <w:spacing w:after="0" w:line="269" w:lineRule="auto"/>
               <w:jc w:val="left"/>
+              <w:wordWrap w:val="0"/>
             </w:pPr>
             <w:r>
               <w:rPr>
@@ -4284,6 +3885,7 @@
               <w:bidi w:val="0"/>
               <w:spacing w:after="0" w:line="269" w:lineRule="auto"/>
               <w:jc w:val="left"/>
+              <w:wordWrap w:val="0"/>
             </w:pPr>
             <w:r>
               <w:rPr>
@@ -4318,6 +3920,7 @@
               <w:bidi w:val="0"/>
               <w:spacing w:after="0" w:line="269" w:lineRule="auto"/>
               <w:jc w:val="left"/>
+              <w:wordWrap w:val="0"/>
             </w:pPr>
             <w:r>
               <w:rPr>
@@ -4348,6 +3951,7 @@
               <w:bidi w:val="0"/>
               <w:spacing w:after="0" w:line="269" w:lineRule="auto"/>
               <w:jc w:val="left"/>
+              <w:wordWrap w:val="0"/>
             </w:pPr>
             <w:r>
               <w:rPr>
@@ -4365,6 +3969,7 @@
               <w:bidi w:val="0"/>
               <w:spacing w:after="0" w:line="269" w:lineRule="auto"/>
               <w:jc w:val="left"/>
+              <w:wordWrap w:val="0"/>
             </w:pPr>
             <w:r>
               <w:rPr>
@@ -4399,6 +4004,7 @@
               <w:bidi w:val="0"/>
               <w:spacing w:after="0" w:line="269" w:lineRule="auto"/>
               <w:jc w:val="left"/>
+              <w:wordWrap w:val="0"/>
             </w:pPr>
             <w:r>
               <w:rPr>
@@ -4429,6 +4035,7 @@
               <w:bidi w:val="0"/>
               <w:spacing w:after="0" w:line="269" w:lineRule="auto"/>
               <w:jc w:val="left"/>
+              <w:wordWrap w:val="0"/>
             </w:pPr>
             <w:r>
               <w:rPr>
@@ -4446,6 +4053,7 @@
               <w:bidi w:val="0"/>
               <w:spacing w:after="0" w:line="269" w:lineRule="auto"/>
               <w:jc w:val="left"/>
+              <w:wordWrap w:val="0"/>
             </w:pPr>
             <w:r>
               <w:rPr>
@@ -4480,6 +4088,7 @@
               <w:bidi w:val="0"/>
               <w:spacing w:after="0" w:line="269" w:lineRule="auto"/>
               <w:jc w:val="left"/>
+              <w:wordWrap w:val="0"/>
             </w:pPr>
             <w:r>
               <w:rPr>
@@ -4510,6 +4119,7 @@
               <w:bidi w:val="0"/>
               <w:spacing w:after="0" w:line="269" w:lineRule="auto"/>
               <w:jc w:val="left"/>
+              <w:wordWrap w:val="0"/>
             </w:pPr>
             <w:r>
               <w:rPr>
@@ -4527,6 +4137,7 @@
               <w:bidi w:val="0"/>
               <w:spacing w:after="0" w:line="269" w:lineRule="auto"/>
               <w:jc w:val="left"/>
+              <w:wordWrap w:val="0"/>
             </w:pPr>
             <w:r>
               <w:rPr>
@@ -4561,6 +4172,7 @@
               <w:bidi w:val="0"/>
               <w:spacing w:after="0" w:line="269" w:lineRule="auto"/>
               <w:jc w:val="left"/>
+              <w:wordWrap w:val="0"/>
             </w:pPr>
             <w:r>
               <w:rPr>
@@ -4591,6 +4203,7 @@
               <w:bidi w:val="0"/>
               <w:spacing w:after="0" w:line="269" w:lineRule="auto"/>
               <w:jc w:val="left"/>
+              <w:wordWrap w:val="0"/>
             </w:pPr>
             <w:r>
               <w:rPr>
@@ -4608,6 +4221,7 @@
               <w:bidi w:val="0"/>
               <w:spacing w:after="0" w:line="269" w:lineRule="auto"/>
               <w:jc w:val="left"/>
+              <w:wordWrap w:val="0"/>
             </w:pPr>
             <w:r>
               <w:rPr>
@@ -4642,6 +4256,7 @@
               <w:bidi w:val="0"/>
               <w:spacing w:after="0" w:line="269" w:lineRule="auto"/>
               <w:jc w:val="left"/>
+              <w:wordWrap w:val="0"/>
             </w:pPr>
             <w:r>
               <w:rPr>
@@ -4672,6 +4287,7 @@
               <w:bidi w:val="0"/>
               <w:spacing w:after="0" w:line="269" w:lineRule="auto"/>
               <w:jc w:val="left"/>
+              <w:wordWrap w:val="0"/>
             </w:pPr>
             <w:r>
               <w:rPr>
@@ -4689,6 +4305,7 @@
               <w:bidi w:val="0"/>
               <w:spacing w:after="0" w:line="269" w:lineRule="auto"/>
               <w:jc w:val="left"/>
+              <w:wordWrap w:val="0"/>
             </w:pPr>
             <w:r>
               <w:rPr>
@@ -4723,6 +4340,7 @@
               <w:bidi w:val="0"/>
               <w:spacing w:after="0" w:line="269" w:lineRule="auto"/>
               <w:jc w:val="left"/>
+              <w:wordWrap w:val="0"/>
             </w:pPr>
             <w:r>
               <w:rPr>
@@ -4753,6 +4371,7 @@
               <w:bidi w:val="0"/>
               <w:spacing w:after="0" w:line="269" w:lineRule="auto"/>
               <w:jc w:val="left"/>
+              <w:wordWrap w:val="0"/>
             </w:pPr>
             <w:r>
               <w:rPr>
@@ -4770,6 +4389,7 @@
               <w:bidi w:val="0"/>
               <w:spacing w:after="0" w:line="269" w:lineRule="auto"/>
               <w:jc w:val="left"/>
+              <w:wordWrap w:val="0"/>
             </w:pPr>
             <w:r>
               <w:rPr>
@@ -4804,6 +4424,7 @@
               <w:bidi w:val="0"/>
               <w:spacing w:after="0" w:line="269" w:lineRule="auto"/>
               <w:jc w:val="left"/>
+              <w:wordWrap w:val="0"/>
             </w:pPr>
             <w:r>
               <w:rPr>
@@ -4834,6 +4455,7 @@
               <w:bidi w:val="0"/>
               <w:spacing w:after="0" w:line="269" w:lineRule="auto"/>
               <w:jc w:val="left"/>
+              <w:wordWrap w:val="0"/>
             </w:pPr>
             <w:r>
               <w:rPr>
@@ -4851,6 +4473,7 @@
               <w:bidi w:val="0"/>
               <w:spacing w:after="0" w:line="269" w:lineRule="auto"/>
               <w:jc w:val="left"/>
+              <w:wordWrap w:val="0"/>
             </w:pPr>
             <w:r>
               <w:rPr>
@@ -4885,6 +4508,7 @@
               <w:bidi w:val="0"/>
               <w:spacing w:after="0" w:line="269" w:lineRule="auto"/>
               <w:jc w:val="left"/>
+              <w:wordWrap w:val="0"/>
             </w:pPr>
             <w:r>
               <w:rPr>
@@ -4915,6 +4539,7 @@
               <w:bidi w:val="0"/>
               <w:spacing w:after="0" w:line="269" w:lineRule="auto"/>
               <w:jc w:val="left"/>
+              <w:wordWrap w:val="0"/>
             </w:pPr>
             <w:r>
               <w:rPr>
@@ -4932,6 +4557,7 @@
               <w:bidi w:val="0"/>
               <w:spacing w:after="0" w:line="269" w:lineRule="auto"/>
               <w:jc w:val="left"/>
+              <w:wordWrap w:val="0"/>
             </w:pPr>
             <w:r>
               <w:rPr>
@@ -4950,6 +4576,7 @@
     <w:p>
       <w:pPr>
         <w:spacing w:after="40"/>
+        <w:wordWrap w:val="0"/>
       </w:pPr>
     </w:p>
     <w:p>
@@ -4957,6 +4584,7 @@
         <w:pStyle w:val="Heading1"/>
         <w:bidi w:val="0"/>
         <w:jc w:val="left"/>
+        <w:wordWrap w:val="0"/>
       </w:pPr>
       <w:r>
         <w:rPr>
@@ -5003,6 +4631,7 @@
       <w:pPr>
         <w:bidi w:val="0"/>
         <w:jc w:val="left"/>
+        <w:wordWrap w:val="0"/>
       </w:pPr>
       <w:r>
         <w:rPr>
@@ -5323,414 +4952,39 @@
     <w:p>
       <w:pPr>
         <w:spacing w:after="40"/>
+        <w:wordWrap w:val="0"/>
       </w:pPr>
     </w:p>
     <w:p>
       <w:pPr>
         <w:bidi w:val="0"/>
-        <w:jc w:val="left"/>
+        <w:jc w:val="start"/>
+        <w:wordWrap w:val="0"/>
       </w:pPr>
       <w:r>
         <w:rPr>
+          <w:lang w:val="zh-CN" w:bidi="zh-CN" w:eastAsia="zh-CN"/>
+          <w:color w:val="000000"/>
+          <w:rtl w:val="0"/>
           <w:rFonts w:ascii="Arial Unicode MS" w:hAnsi="Arial Unicode MS" w:eastAsia="Arial Unicode MS" w:cs="Arial Unicode MS"/>
-          <w:color w:val="000000"/>
-          <w:rtl w:val="0"/>
-          <w:lang w:val="zh-CN" w:eastAsia="zh-CN" w:bidi="zh-CN"/>
-        </w:rPr>
-        <w:t xml:space="preserve">仅注册不会增加界面选项。设置、自动任务和 </w:t>
-      </w:r>
-      <w:r>
-        <w:rPr>
-          <w:rFonts w:ascii="Arial Unicode MS" w:hAnsi="Arial Unicode MS" w:eastAsia="Arial Unicode MS" w:cs="Arial Unicode MS"/>
-          <w:color w:val="000000"/>
-          <w:rtl w:val="0"/>
-          <w:lang w:val="en-US" w:eastAsia="zh-CN" w:bidi="zh-CN"/>
-        </w:rPr>
-        <w:t>REST</w:t>
-      </w:r>
-      <w:r>
-        <w:rPr>
-          <w:rFonts w:ascii="Arial Unicode MS" w:hAnsi="Arial Unicode MS" w:eastAsia="Arial Unicode MS" w:cs="Arial Unicode MS"/>
-          <w:color w:val="000000"/>
-          <w:rtl w:val="0"/>
-          <w:lang w:val="zh-CN" w:eastAsia="zh-CN" w:bidi="zh-CN"/>
-        </w:rPr>
-        <w:t xml:space="preserve"> </w:t>
-      </w:r>
-      <w:r>
-        <w:rPr>
-          <w:rFonts w:ascii="Courier New" w:hAnsi="Courier New" w:eastAsia="Courier New" w:cs="Courier New"/>
-          <w:color w:val="000000"/>
-          <w:rtl w:val="0"/>
-          <w:lang w:val="en-US" w:eastAsia="zh-CN" w:bidi="zh-CN"/>
-        </w:rPr>
-        <w:t>/print</w:t>
-      </w:r>
-      <w:r>
-        <w:rPr>
-          <w:rFonts w:ascii="Arial Unicode MS" w:hAnsi="Arial Unicode MS" w:eastAsia="Arial Unicode MS" w:cs="Arial Unicode MS"/>
-          <w:color w:val="000000"/>
-          <w:rtl w:val="0"/>
-          <w:lang w:val="zh-CN" w:eastAsia="zh-CN" w:bidi="zh-CN"/>
-        </w:rPr>
-        <w:t xml:space="preserve"> 固定使用 </w:t>
-      </w:r>
-      <w:r>
-        <w:rPr>
-          <w:rFonts w:ascii="Arial Unicode MS" w:hAnsi="Arial Unicode MS" w:eastAsia="Arial Unicode MS" w:cs="Arial Unicode MS"/>
-          <w:color w:val="000000"/>
-          <w:rtl w:val="0"/>
-          <w:lang w:val="en-US" w:eastAsia="zh-CN" w:bidi="zh-CN"/>
-        </w:rPr>
-        <w:t>PrintNode</w:t>
-      </w:r>
-      <w:r>
-        <w:rPr>
-          <w:rFonts w:ascii="Arial Unicode MS" w:hAnsi="Arial Unicode MS" w:eastAsia="Arial Unicode MS" w:cs="Arial Unicode MS"/>
-          <w:color w:val="000000"/>
-          <w:rtl w:val="0"/>
-          <w:lang w:val="zh-CN" w:eastAsia="zh-CN" w:bidi="zh-CN"/>
-        </w:rPr>
-        <w:t>；</w:t>
-      </w:r>
-      <w:r>
-        <w:rPr>
-          <w:rFonts w:ascii="Courier New" w:hAnsi="Courier New" w:eastAsia="Courier New" w:cs="Courier New"/>
-          <w:color w:val="000000"/>
-          <w:rtl w:val="0"/>
-          <w:lang w:val="en-US" w:eastAsia="zh-CN" w:bidi="zh-CN"/>
-        </w:rPr>
-        <w:t>create_manual</w:t>
-      </w:r>
-      <w:r>
-        <w:rPr>
-          <w:rFonts w:ascii="Arial Unicode MS" w:hAnsi="Arial Unicode MS" w:eastAsia="Arial Unicode MS" w:cs="Arial Unicode MS"/>
-          <w:color w:val="000000"/>
-          <w:rtl w:val="0"/>
-          <w:lang w:val="zh-CN" w:eastAsia="zh-CN" w:bidi="zh-CN"/>
-        </w:rPr>
-        <w:t xml:space="preserve"> 仅接受 </w:t>
-      </w:r>
-      <w:r>
-        <w:rPr>
-          <w:rFonts w:ascii="Arial Unicode MS" w:hAnsi="Arial Unicode MS" w:eastAsia="Arial Unicode MS" w:cs="Arial Unicode MS"/>
-          <w:color w:val="000000"/>
-          <w:rtl w:val="0"/>
-          <w:lang w:val="en-US" w:eastAsia="zh-CN" w:bidi="zh-CN"/>
-        </w:rPr>
-        <w:t>browser</w:t>
-      </w:r>
-      <w:r>
-        <w:rPr>
-          <w:rFonts w:ascii="Arial Unicode MS" w:hAnsi="Arial Unicode MS" w:eastAsia="Arial Unicode MS" w:cs="Arial Unicode MS"/>
-          <w:color w:val="000000"/>
-          <w:rtl w:val="0"/>
-          <w:lang w:val="zh-CN" w:eastAsia="zh-CN" w:bidi="zh-CN"/>
-        </w:rPr>
-        <w:t xml:space="preserve"> 与 </w:t>
-      </w:r>
-      <w:r>
-        <w:rPr>
-          <w:rFonts w:ascii="Arial Unicode MS" w:hAnsi="Arial Unicode MS" w:eastAsia="Arial Unicode MS" w:cs="Arial Unicode MS"/>
-          <w:color w:val="000000"/>
-          <w:rtl w:val="0"/>
-          <w:lang w:val="en-US" w:eastAsia="zh-CN" w:bidi="zh-CN"/>
-        </w:rPr>
-        <w:t>printnode</w:t>
-      </w:r>
-      <w:r>
-        <w:rPr>
-          <w:rFonts w:ascii="Arial Unicode MS" w:hAnsi="Arial Unicode MS" w:eastAsia="Arial Unicode MS" w:cs="Arial Unicode MS"/>
-          <w:color w:val="000000"/>
-          <w:rtl w:val="0"/>
-          <w:lang w:val="zh-CN" w:eastAsia="zh-CN" w:bidi="zh-CN"/>
-        </w:rPr>
-        <w:t xml:space="preserve">。新服务还需修改验证、创建任务、设置、权限、界面和测试。替换 </w:t>
-      </w:r>
-      <w:r>
-        <w:rPr>
-          <w:rFonts w:ascii="Arial Unicode MS" w:hAnsi="Arial Unicode MS" w:eastAsia="Arial Unicode MS" w:cs="Arial Unicode MS"/>
-          <w:color w:val="000000"/>
-          <w:rtl w:val="0"/>
-          <w:lang w:val="en-US" w:eastAsia="zh-CN" w:bidi="zh-CN"/>
-        </w:rPr>
-        <w:t>printnode</w:t>
-      </w:r>
-      <w:r>
-        <w:rPr>
-          <w:rFonts w:ascii="Arial Unicode MS" w:hAnsi="Arial Unicode MS" w:eastAsia="Arial Unicode MS" w:cs="Arial Unicode MS"/>
-          <w:color w:val="000000"/>
-          <w:rtl w:val="0"/>
-          <w:lang w:val="zh-CN" w:eastAsia="zh-CN" w:bidi="zh-CN"/>
-        </w:rPr>
-        <w:t xml:space="preserve"> 项仍受原打印机 </w:t>
-      </w:r>
-      <w:r>
-        <w:rPr>
-          <w:rFonts w:ascii="Arial Unicode MS" w:hAnsi="Arial Unicode MS" w:eastAsia="Arial Unicode MS" w:cs="Arial Unicode MS"/>
-          <w:color w:val="000000"/>
-          <w:rtl w:val="0"/>
-          <w:lang w:val="en-US" w:eastAsia="zh-CN" w:bidi="zh-CN"/>
-        </w:rPr>
-        <w:t>ID</w:t>
-      </w:r>
-      <w:r>
-        <w:rPr>
-          <w:rFonts w:ascii="Arial Unicode MS" w:hAnsi="Arial Unicode MS" w:eastAsia="Arial Unicode MS" w:cs="Arial Unicode MS"/>
-          <w:color w:val="000000"/>
-          <w:rtl w:val="0"/>
-          <w:lang w:val="zh-CN" w:eastAsia="zh-CN" w:bidi="zh-CN"/>
-        </w:rPr>
-        <w:t xml:space="preserve"> 限制。没有通用 </w:t>
-      </w:r>
-      <w:r>
-        <w:rPr>
-          <w:rFonts w:ascii="Arial Unicode MS" w:hAnsi="Arial Unicode MS" w:eastAsia="Arial Unicode MS" w:cs="Arial Unicode MS"/>
-          <w:color w:val="000000"/>
-          <w:rtl w:val="0"/>
-          <w:lang w:val="en-US" w:eastAsia="zh-CN" w:bidi="zh-CN"/>
-        </w:rPr>
-        <w:t>PDF</w:t>
-      </w:r>
-      <w:r>
-        <w:rPr>
-          <w:rFonts w:ascii="Arial Unicode MS" w:hAnsi="Arial Unicode MS" w:eastAsia="Arial Unicode MS" w:cs="Arial Unicode MS"/>
-          <w:color w:val="000000"/>
-          <w:rtl w:val="0"/>
-          <w:lang w:val="zh-CN" w:eastAsia="zh-CN" w:bidi="zh-CN"/>
-        </w:rPr>
-        <w:t xml:space="preserve"> 替换钩子。</w:t>
+        </w:rPr>
+        <w:t>内置目标是 browser、cups 和 agent。注册推送提供程序不会自动添加设置或可选目标；必须同步扩展验证、界面、任务创建和测试。拉取代理使用 AgentQueue 和 AgentController，而不是 PrintProviderInterface。没有通用的 PDF 渲染器替换钩子。</w:t>
       </w:r>
     </w:p>
     <w:p>
       <w:pPr>
         <w:bidi w:val="0"/>
-        <w:jc w:val="left"/>
+        <w:jc w:val="start"/>
+        <w:wordWrap w:val="0"/>
       </w:pPr>
       <w:r>
         <w:rPr>
+          <w:lang w:val="zh-CN" w:bidi="zh-CN" w:eastAsia="zh-CN"/>
+          <w:color w:val="000000"/>
+          <w:rtl w:val="0"/>
           <w:rFonts w:ascii="Arial Unicode MS" w:hAnsi="Arial Unicode MS" w:eastAsia="Arial Unicode MS" w:cs="Arial Unicode MS"/>
-          <w:color w:val="000000"/>
-          <w:rtl w:val="0"/>
-          <w:lang w:val="zh-CN" w:eastAsia="zh-CN" w:bidi="zh-CN"/>
-        </w:rPr>
-        <w:t xml:space="preserve">命名空间为 </w:t>
-      </w:r>
-      <w:r>
-        <w:rPr>
-          <w:rFonts w:ascii="Courier New" w:hAnsi="Courier New" w:eastAsia="Courier New" w:cs="Courier New"/>
-          <w:color w:val="000000"/>
-          <w:rtl w:val="0"/>
-          <w:lang w:val="en-US" w:eastAsia="zh-CN" w:bidi="zh-CN"/>
-        </w:rPr>
-        <w:t>/wp-json/wc-invoice-printer/v1</w:t>
-      </w:r>
-      <w:r>
-        <w:rPr>
-          <w:rFonts w:ascii="Arial Unicode MS" w:hAnsi="Arial Unicode MS" w:eastAsia="Arial Unicode MS" w:cs="Arial Unicode MS"/>
-          <w:color w:val="000000"/>
-          <w:rtl w:val="0"/>
-          <w:lang w:val="zh-CN" w:eastAsia="zh-CN" w:bidi="zh-CN"/>
-        </w:rPr>
-        <w:t xml:space="preserve">。用户需相应权限；浏览器 </w:t>
-      </w:r>
-      <w:r>
-        <w:rPr>
-          <w:rFonts w:ascii="Arial Unicode MS" w:hAnsi="Arial Unicode MS" w:eastAsia="Arial Unicode MS" w:cs="Arial Unicode MS"/>
-          <w:color w:val="000000"/>
-          <w:rtl w:val="0"/>
-          <w:lang w:val="en-US" w:eastAsia="zh-CN" w:bidi="zh-CN"/>
-        </w:rPr>
-        <w:t>Cookie</w:t>
-      </w:r>
-      <w:r>
-        <w:rPr>
-          <w:rFonts w:ascii="Arial Unicode MS" w:hAnsi="Arial Unicode MS" w:eastAsia="Arial Unicode MS" w:cs="Arial Unicode MS"/>
-          <w:color w:val="000000"/>
-          <w:rtl w:val="0"/>
-          <w:lang w:val="zh-CN" w:eastAsia="zh-CN" w:bidi="zh-CN"/>
-        </w:rPr>
-        <w:t xml:space="preserve"> 认证使用 </w:t>
-      </w:r>
-      <w:r>
-        <w:rPr>
-          <w:rFonts w:ascii="Courier New" w:hAnsi="Courier New" w:eastAsia="Courier New" w:cs="Courier New"/>
-          <w:color w:val="000000"/>
-          <w:rtl w:val="0"/>
-          <w:lang w:val="en-US" w:eastAsia="zh-CN" w:bidi="zh-CN"/>
-        </w:rPr>
-        <w:t>wp_create_nonce('wp_rest')</w:t>
-      </w:r>
-      <w:r>
-        <w:rPr>
-          <w:rFonts w:ascii="Arial Unicode MS" w:hAnsi="Arial Unicode MS" w:eastAsia="Arial Unicode MS" w:cs="Arial Unicode MS"/>
-          <w:color w:val="000000"/>
-          <w:rtl w:val="0"/>
-          <w:lang w:val="zh-CN" w:eastAsia="zh-CN" w:bidi="zh-CN"/>
-        </w:rPr>
-        <w:t xml:space="preserve"> 的 </w:t>
-      </w:r>
-      <w:r>
-        <w:rPr>
-          <w:rFonts w:ascii="Arial Unicode MS" w:hAnsi="Arial Unicode MS" w:eastAsia="Arial Unicode MS" w:cs="Arial Unicode MS"/>
-          <w:color w:val="000000"/>
-          <w:rtl w:val="0"/>
-          <w:lang w:val="en-US" w:eastAsia="zh-CN" w:bidi="zh-CN"/>
-        </w:rPr>
-        <w:t>X-WP-Nonce</w:t>
-      </w:r>
-      <w:r>
-        <w:rPr>
-          <w:rFonts w:ascii="Arial Unicode MS" w:hAnsi="Arial Unicode MS" w:eastAsia="Arial Unicode MS" w:cs="Arial Unicode MS"/>
-          <w:color w:val="000000"/>
-          <w:rtl w:val="0"/>
-          <w:lang w:val="zh-CN" w:eastAsia="zh-CN" w:bidi="zh-CN"/>
-        </w:rPr>
-        <w:t xml:space="preserve">，并加 </w:t>
-      </w:r>
-      <w:r>
-        <w:rPr>
-          <w:rFonts w:ascii="Courier New" w:hAnsi="Courier New" w:eastAsia="Courier New" w:cs="Courier New"/>
-          <w:color w:val="000000"/>
-          <w:rtl w:val="0"/>
-          <w:lang w:val="en-US" w:eastAsia="zh-CN" w:bidi="zh-CN"/>
-        </w:rPr>
-        <w:t>_locale=user</w:t>
-      </w:r>
-      <w:r>
-        <w:rPr>
-          <w:rFonts w:ascii="Arial Unicode MS" w:hAnsi="Arial Unicode MS" w:eastAsia="Arial Unicode MS" w:cs="Arial Unicode MS"/>
-          <w:color w:val="000000"/>
-          <w:rtl w:val="0"/>
-          <w:lang w:val="zh-CN" w:eastAsia="zh-CN" w:bidi="zh-CN"/>
-        </w:rPr>
-        <w:t xml:space="preserve">。打印支持 </w:t>
-      </w:r>
-      <w:r>
-        <w:rPr>
-          <w:rFonts w:ascii="Arial Unicode MS" w:hAnsi="Arial Unicode MS" w:eastAsia="Arial Unicode MS" w:cs="Arial Unicode MS"/>
-          <w:color w:val="000000"/>
-          <w:rtl w:val="0"/>
-          <w:lang w:val="en-US" w:eastAsia="zh-CN" w:bidi="zh-CN"/>
-        </w:rPr>
-        <w:t>1</w:t>
-      </w:r>
-      <w:r>
-        <w:rPr>
-          <w:rFonts w:ascii="Arial Unicode MS" w:hAnsi="Arial Unicode MS" w:eastAsia="Arial Unicode MS" w:cs="Arial Unicode MS"/>
-          <w:color w:val="000000"/>
-          <w:rtl w:val="0"/>
-          <w:lang w:val="zh-CN" w:eastAsia="zh-CN" w:bidi="zh-CN"/>
-        </w:rPr>
-        <w:t>–</w:t>
-      </w:r>
-      <w:r>
-        <w:rPr>
-          <w:rFonts w:ascii="Arial Unicode MS" w:hAnsi="Arial Unicode MS" w:eastAsia="Arial Unicode MS" w:cs="Arial Unicode MS"/>
-          <w:color w:val="000000"/>
-          <w:rtl w:val="0"/>
-          <w:lang w:val="en-US" w:eastAsia="zh-CN" w:bidi="zh-CN"/>
-        </w:rPr>
-        <w:t>50</w:t>
-      </w:r>
-      <w:r>
-        <w:rPr>
-          <w:rFonts w:ascii="Arial Unicode MS" w:hAnsi="Arial Unicode MS" w:eastAsia="Arial Unicode MS" w:cs="Arial Unicode MS"/>
-          <w:color w:val="000000"/>
-          <w:rtl w:val="0"/>
-          <w:lang w:val="zh-CN" w:eastAsia="zh-CN" w:bidi="zh-CN"/>
-        </w:rPr>
-        <w:t xml:space="preserve"> 个订单、</w:t>
-      </w:r>
-      <w:r>
-        <w:rPr>
-          <w:rFonts w:ascii="Arial Unicode MS" w:hAnsi="Arial Unicode MS" w:eastAsia="Arial Unicode MS" w:cs="Arial Unicode MS"/>
-          <w:color w:val="000000"/>
-          <w:rtl w:val="0"/>
-          <w:lang w:val="en-US" w:eastAsia="zh-CN" w:bidi="zh-CN"/>
-        </w:rPr>
-        <w:t>1</w:t>
-      </w:r>
-      <w:r>
-        <w:rPr>
-          <w:rFonts w:ascii="Arial Unicode MS" w:hAnsi="Arial Unicode MS" w:eastAsia="Arial Unicode MS" w:cs="Arial Unicode MS"/>
-          <w:color w:val="000000"/>
-          <w:rtl w:val="0"/>
-          <w:lang w:val="zh-CN" w:eastAsia="zh-CN" w:bidi="zh-CN"/>
-        </w:rPr>
-        <w:t>–</w:t>
-      </w:r>
-      <w:r>
-        <w:rPr>
-          <w:rFonts w:ascii="Arial Unicode MS" w:hAnsi="Arial Unicode MS" w:eastAsia="Arial Unicode MS" w:cs="Arial Unicode MS"/>
-          <w:color w:val="000000"/>
-          <w:rtl w:val="0"/>
-          <w:lang w:val="en-US" w:eastAsia="zh-CN" w:bidi="zh-CN"/>
-        </w:rPr>
-        <w:t>20</w:t>
-      </w:r>
-      <w:r>
-        <w:rPr>
-          <w:rFonts w:ascii="Arial Unicode MS" w:hAnsi="Arial Unicode MS" w:eastAsia="Arial Unicode MS" w:cs="Arial Unicode MS"/>
-          <w:color w:val="000000"/>
-          <w:rtl w:val="0"/>
-          <w:lang w:val="zh-CN" w:eastAsia="zh-CN" w:bidi="zh-CN"/>
-        </w:rPr>
-        <w:t xml:space="preserve"> 份、已注册模板和正整数字符串打印机 </w:t>
-      </w:r>
-      <w:r>
-        <w:rPr>
-          <w:rFonts w:ascii="Arial Unicode MS" w:hAnsi="Arial Unicode MS" w:eastAsia="Arial Unicode MS" w:cs="Arial Unicode MS"/>
-          <w:color w:val="000000"/>
-          <w:rtl w:val="0"/>
-          <w:lang w:val="en-US" w:eastAsia="zh-CN" w:bidi="zh-CN"/>
-        </w:rPr>
-        <w:t>ID</w:t>
-      </w:r>
-      <w:r>
-        <w:rPr>
-          <w:rFonts w:ascii="Arial Unicode MS" w:hAnsi="Arial Unicode MS" w:eastAsia="Arial Unicode MS" w:cs="Arial Unicode MS"/>
-          <w:color w:val="000000"/>
-          <w:rtl w:val="0"/>
-          <w:lang w:val="zh-CN" w:eastAsia="zh-CN" w:bidi="zh-CN"/>
-        </w:rPr>
-        <w:t>。</w:t>
-      </w:r>
-      <w:r>
-        <w:rPr>
-          <w:rFonts w:ascii="Arial Unicode MS" w:hAnsi="Arial Unicode MS" w:eastAsia="Arial Unicode MS" w:cs="Arial Unicode MS"/>
-          <w:color w:val="000000"/>
-          <w:rtl w:val="0"/>
-          <w:lang w:val="en-US" w:eastAsia="zh-CN" w:bidi="zh-CN"/>
-        </w:rPr>
-        <w:t>201</w:t>
-      </w:r>
-      <w:r>
-        <w:rPr>
-          <w:rFonts w:ascii="Arial Unicode MS" w:hAnsi="Arial Unicode MS" w:eastAsia="Arial Unicode MS" w:cs="Arial Unicode MS"/>
-          <w:color w:val="000000"/>
-          <w:rtl w:val="0"/>
-          <w:lang w:val="zh-CN" w:eastAsia="zh-CN" w:bidi="zh-CN"/>
-        </w:rPr>
-        <w:t xml:space="preserve"> 表示已排队；重复手动请求会新建任务。部分失败后先检查 </w:t>
-      </w:r>
-      <w:r>
-        <w:rPr>
-          <w:rFonts w:ascii="Courier New" w:hAnsi="Courier New" w:eastAsia="Courier New" w:cs="Courier New"/>
-          <w:color w:val="000000"/>
-          <w:rtl w:val="0"/>
-          <w:lang w:val="en-US" w:eastAsia="zh-CN" w:bidi="zh-CN"/>
-        </w:rPr>
-        <w:t>job_ids</w:t>
-      </w:r>
-      <w:r>
-        <w:rPr>
-          <w:rFonts w:ascii="Arial Unicode MS" w:hAnsi="Arial Unicode MS" w:eastAsia="Arial Unicode MS" w:cs="Arial Unicode MS"/>
-          <w:color w:val="000000"/>
-          <w:rtl w:val="0"/>
-          <w:lang w:val="zh-CN" w:eastAsia="zh-CN" w:bidi="zh-CN"/>
-        </w:rPr>
-        <w:t>。</w:t>
+        </w:rPr>
+        <w:t>POST /print 接受 1–50 个订单 ID、已注册模板和 1–20 份副本。cups 使用精确的 CUPS 队列名，agent 使用已绑定的逻辑队列。201 表示已排队。Cookie 认证需要 REST nonce。重复手动请求会创建新任务；重试部分批次前检查返回的 job_ids。</w:t>
       </w:r>
     </w:p>
     <w:tbl>
@@ -5767,13 +5021,14 @@
               <w:left w:w="100" w:type="dxa"/>
               <w:right w:w="100" w:type="dxa"/>
             </w:tcMar>
-            <w:shd w:fill="E7EDF2"/>
+            <w:shd w:fill="D9D9D9" w:val="clear"/>
           </w:tcPr>
           <w:p>
             <w:pPr>
               <w:bidi w:val="0"/>
               <w:spacing w:after="0" w:line="269" w:lineRule="auto"/>
               <w:jc w:val="left"/>
+              <w:wordWrap w:val="0"/>
             </w:pPr>
             <w:r>
               <w:rPr>
@@ -5799,13 +5054,14 @@
               <w:left w:w="100" w:type="dxa"/>
               <w:right w:w="100" w:type="dxa"/>
             </w:tcMar>
-            <w:shd w:fill="E7EDF2"/>
+            <w:shd w:fill="D9D9D9" w:val="clear"/>
           </w:tcPr>
           <w:p>
             <w:pPr>
               <w:bidi w:val="0"/>
               <w:spacing w:after="0" w:line="269" w:lineRule="auto"/>
               <w:jc w:val="left"/>
+              <w:wordWrap w:val="0"/>
             </w:pPr>
             <w:r>
               <w:rPr>
@@ -5842,6 +5098,7 @@
               <w:bidi w:val="0"/>
               <w:spacing w:after="0" w:line="269" w:lineRule="auto"/>
               <w:jc w:val="left"/>
+              <w:wordWrap w:val="0"/>
             </w:pPr>
             <w:r>
               <w:rPr>
@@ -5872,6 +5129,7 @@
               <w:bidi w:val="0"/>
               <w:spacing w:after="0" w:line="269" w:lineRule="auto"/>
               <w:jc w:val="left"/>
+              <w:wordWrap w:val="0"/>
             </w:pPr>
             <w:r>
               <w:rPr>
@@ -5907,6 +5165,7 @@
               <w:bidi w:val="0"/>
               <w:spacing w:after="0" w:line="269" w:lineRule="auto"/>
               <w:jc w:val="left"/>
+              <w:wordWrap w:val="0"/>
             </w:pPr>
             <w:r>
               <w:rPr>
@@ -5937,6 +5196,7 @@
               <w:bidi w:val="0"/>
               <w:spacing w:after="0" w:line="269" w:lineRule="auto"/>
               <w:jc w:val="left"/>
+              <w:wordWrap w:val="0"/>
             </w:pPr>
             <w:r>
               <w:rPr>
@@ -5972,6 +5232,7 @@
               <w:bidi w:val="0"/>
               <w:spacing w:after="0" w:line="269" w:lineRule="auto"/>
               <w:jc w:val="left"/>
+              <w:wordWrap w:val="0"/>
             </w:pPr>
             <w:r>
               <w:rPr>
@@ -6002,6 +5263,7 @@
               <w:bidi w:val="0"/>
               <w:spacing w:after="0" w:line="269" w:lineRule="auto"/>
               <w:jc w:val="left"/>
+              <w:wordWrap w:val="0"/>
             </w:pPr>
             <w:r>
               <w:rPr>
@@ -6037,6 +5299,7 @@
               <w:bidi w:val="0"/>
               <w:spacing w:after="0" w:line="269" w:lineRule="auto"/>
               <w:jc w:val="left"/>
+              <w:wordWrap w:val="0"/>
             </w:pPr>
             <w:r>
               <w:rPr>
@@ -6067,6 +5330,7 @@
               <w:bidi w:val="0"/>
               <w:spacing w:after="0" w:line="269" w:lineRule="auto"/>
               <w:jc w:val="left"/>
+              <w:wordWrap w:val="0"/>
             </w:pPr>
             <w:r>
               <w:rPr>
@@ -6102,6 +5366,7 @@
               <w:bidi w:val="0"/>
               <w:spacing w:after="0" w:line="269" w:lineRule="auto"/>
               <w:jc w:val="left"/>
+              <w:wordWrap w:val="0"/>
             </w:pPr>
             <w:r>
               <w:rPr>
@@ -6132,6 +5397,7 @@
               <w:bidi w:val="0"/>
               <w:spacing w:after="0" w:line="269" w:lineRule="auto"/>
               <w:jc w:val="left"/>
+              <w:wordWrap w:val="0"/>
             </w:pPr>
             <w:r>
               <w:rPr>
@@ -6167,6 +5433,7 @@
               <w:bidi w:val="0"/>
               <w:spacing w:after="0" w:line="269" w:lineRule="auto"/>
               <w:jc w:val="left"/>
+              <w:wordWrap w:val="0"/>
             </w:pPr>
             <w:r>
               <w:rPr>
@@ -6197,6 +5464,7 @@
               <w:bidi w:val="0"/>
               <w:spacing w:after="0" w:line="269" w:lineRule="auto"/>
               <w:jc w:val="left"/>
+              <w:wordWrap w:val="0"/>
             </w:pPr>
             <w:r>
               <w:rPr>
@@ -6232,6 +5500,7 @@
               <w:bidi w:val="0"/>
               <w:spacing w:after="0" w:line="269" w:lineRule="auto"/>
               <w:jc w:val="left"/>
+              <w:wordWrap w:val="0"/>
             </w:pPr>
             <w:r>
               <w:rPr>
@@ -6262,6 +5531,7 @@
               <w:bidi w:val="0"/>
               <w:spacing w:after="0" w:line="269" w:lineRule="auto"/>
               <w:jc w:val="left"/>
+              <w:wordWrap w:val="0"/>
             </w:pPr>
             <w:r>
               <w:rPr>
@@ -6281,6 +5551,7 @@
     <w:p>
       <w:pPr>
         <w:spacing w:after="40"/>
+        <w:wordWrap w:val="0"/>
       </w:pPr>
     </w:p>
     <w:p>
@@ -6288,6 +5559,7 @@
         <w:pStyle w:val="Heading2"/>
         <w:bidi w:val="0"/>
         <w:jc w:val="left"/>
+        <w:wordWrap w:val="0"/>
       </w:pPr>
       <w:r>
         <w:rPr>
@@ -6341,17 +5613,14 @@
         <w:pStyle w:val="Code"/>
         <w:keepNext/>
         <w:bidi w:val="0"/>
-        <w:jc w:val="left"/>
+        <w:jc w:val="start"/>
       </w:pPr>
       <w:r>
         <w:rPr>
-          <w:rFonts w:ascii="Courier New" w:hAnsi="Courier New" w:eastAsia="Courier New" w:cs="Courier New"/>
-          <w:color w:val="000000"/>
-          <w:sz w:val="18"/>
-          <w:rtl w:val="0"/>
-          <w:lang w:val="en-US" w:eastAsia="zh-CN" w:bidi="zh-CN"/>
-        </w:rPr>
-        <w:t xml:space="preserve">  "provider_id": "printnode", "printer_id": "12345",</w:t>
+          <w:lang w:val="zh-CN" w:bidi="zh-CN"/>
+          <w:rtl w:val="0"/>
+        </w:rPr>
+        <w:t xml:space="preserve">  "provider_id": "cups", "printer_id": "Office_A4",</w:t>
       </w:r>
     </w:p>
     <w:p>
@@ -6393,12 +5662,14 @@
     <w:p>
       <w:pPr>
         <w:spacing w:after="40"/>
+        <w:wordWrap w:val="0"/>
       </w:pPr>
     </w:p>
     <w:p>
       <w:pPr>
         <w:bidi w:val="0"/>
         <w:jc w:val="left"/>
+        <w:wordWrap w:val="0"/>
       </w:pPr>
       <w:r>
         <w:rPr>
@@ -6433,6 +5704,7 @@
         <w:pStyle w:val="Heading1"/>
         <w:bidi w:val="0"/>
         <w:jc w:val="left"/>
+        <w:wordWrap w:val="0"/>
       </w:pPr>
       <w:r>
         <w:rPr>
@@ -6448,139 +5720,31 @@
     <w:p>
       <w:pPr>
         <w:bidi w:val="0"/>
-        <w:jc w:val="left"/>
+        <w:jc w:val="start"/>
+        <w:wordWrap w:val="0"/>
       </w:pPr>
       <w:r>
         <w:rPr>
+          <w:lang w:val="zh-CN" w:bidi="zh-CN" w:eastAsia="zh-CN"/>
+          <w:color w:val="000000"/>
+          <w:rtl w:val="0"/>
           <w:rFonts w:ascii="Arial Unicode MS" w:hAnsi="Arial Unicode MS" w:eastAsia="Arial Unicode MS" w:cs="Arial Unicode MS"/>
-          <w:color w:val="000000"/>
-          <w:rtl w:val="0"/>
-          <w:lang w:val="zh-CN" w:eastAsia="zh-CN" w:bidi="zh-CN"/>
-        </w:rPr>
-        <w:t xml:space="preserve">自动打印默认关闭。保存密钥、测试连接、刷新并选择 </w:t>
-      </w:r>
-      <w:r>
-        <w:rPr>
-          <w:rFonts w:ascii="Arial Unicode MS" w:hAnsi="Arial Unicode MS" w:eastAsia="Arial Unicode MS" w:cs="Arial Unicode MS"/>
-          <w:color w:val="000000"/>
-          <w:rtl w:val="0"/>
-          <w:lang w:val="en-US" w:eastAsia="zh-CN" w:bidi="zh-CN"/>
-        </w:rPr>
-        <w:t>PrintNode</w:t>
-      </w:r>
-      <w:r>
-        <w:rPr>
-          <w:rFonts w:ascii="Arial Unicode MS" w:hAnsi="Arial Unicode MS" w:eastAsia="Arial Unicode MS" w:cs="Arial Unicode MS"/>
-          <w:color w:val="000000"/>
-          <w:rtl w:val="0"/>
-          <w:lang w:val="zh-CN" w:eastAsia="zh-CN" w:bidi="zh-CN"/>
-        </w:rPr>
-        <w:t xml:space="preserve"> 打印机、实际打印测试页，再启用。打印机电脑上的 </w:t>
-      </w:r>
-      <w:r>
-        <w:rPr>
-          <w:rFonts w:ascii="Arial Unicode MS" w:hAnsi="Arial Unicode MS" w:eastAsia="Arial Unicode MS" w:cs="Arial Unicode MS"/>
-          <w:color w:val="000000"/>
-          <w:rtl w:val="0"/>
-          <w:lang w:val="en-US" w:eastAsia="zh-CN" w:bidi="zh-CN"/>
-        </w:rPr>
-        <w:t>PrintNode</w:t>
-      </w:r>
-      <w:r>
-        <w:rPr>
-          <w:rFonts w:ascii="Arial Unicode MS" w:hAnsi="Arial Unicode MS" w:eastAsia="Arial Unicode MS" w:cs="Arial Unicode MS"/>
-          <w:color w:val="000000"/>
-          <w:rtl w:val="0"/>
-          <w:lang w:val="zh-CN" w:eastAsia="zh-CN" w:bidi="zh-CN"/>
-        </w:rPr>
-        <w:t xml:space="preserve"> 客户端需在线。本地浏览器打印无需密钥，在系统打印对话框中选择设备。</w:t>
+        </w:rPr>
+        <w:t>在 Windows、Linux 或 macOS 上使用免费的本地打印代理。它通过 HTTPS 连接本站，支持共享主机、VPS 和独立服务器。 创建具有打印代理角色的用户并生成应用程序密码。在此绑定用户 ID 和队列，在本地代理中配置相同队列。保持电脑运行，不要休眠。 自动打印使用本地代理或自托管 CUPS 服务器。浏览器打印使用打印对话框。</w:t>
       </w:r>
     </w:p>
     <w:p>
       <w:pPr>
         <w:bidi w:val="0"/>
-        <w:jc w:val="left"/>
+        <w:jc w:val="start"/>
+        <w:wordWrap w:val="0"/>
       </w:pPr>
       <w:r>
         <w:rPr>
-          <w:rFonts w:ascii="Arial Unicode MS" w:hAnsi="Arial Unicode MS" w:eastAsia="Arial Unicode MS" w:cs="Arial Unicode MS"/>
-          <w:color w:val="000000"/>
-          <w:rtl w:val="0"/>
-          <w:lang w:val="zh-CN" w:eastAsia="zh-CN" w:bidi="zh-CN"/>
-        </w:rPr>
-        <w:t xml:space="preserve">触发源为 </w:t>
-      </w:r>
-      <w:r>
-        <w:rPr>
-          <w:rFonts w:ascii="Courier New" w:hAnsi="Courier New" w:eastAsia="Courier New" w:cs="Courier New"/>
-          <w:color w:val="000000"/>
-          <w:rtl w:val="0"/>
-          <w:lang w:val="en-US" w:eastAsia="zh-CN" w:bidi="zh-CN"/>
-        </w:rPr>
-        <w:t>woocommerce_payment_complete</w:t>
-      </w:r>
-      <w:r>
-        <w:rPr>
-          <w:rFonts w:ascii="Arial Unicode MS" w:hAnsi="Arial Unicode MS" w:eastAsia="Arial Unicode MS" w:cs="Arial Unicode MS"/>
-          <w:color w:val="000000"/>
-          <w:rtl w:val="0"/>
-          <w:lang w:val="zh-CN" w:eastAsia="zh-CN" w:bidi="zh-CN"/>
-        </w:rPr>
-        <w:t xml:space="preserve"> 及已付款状态后备。需开启设置、</w:t>
-      </w:r>
-      <w:r>
-        <w:rPr>
-          <w:rFonts w:ascii="Courier New" w:hAnsi="Courier New" w:eastAsia="Courier New" w:cs="Courier New"/>
-          <w:color w:val="000000"/>
-          <w:rtl w:val="0"/>
-          <w:lang w:val="en-US" w:eastAsia="zh-CN" w:bidi="zh-CN"/>
-        </w:rPr>
-        <w:t>is_paid()</w:t>
-      </w:r>
-      <w:r>
-        <w:rPr>
-          <w:rFonts w:ascii="Arial Unicode MS" w:hAnsi="Arial Unicode MS" w:eastAsia="Arial Unicode MS" w:cs="Arial Unicode MS"/>
-          <w:color w:val="000000"/>
-          <w:rtl w:val="0"/>
-          <w:lang w:val="zh-CN" w:eastAsia="zh-CN" w:bidi="zh-CN"/>
-        </w:rPr>
-        <w:t>、有效模板、密钥及打印机；</w:t>
-      </w:r>
-      <w:r>
-        <w:rPr>
-          <w:rFonts w:ascii="Courier New" w:hAnsi="Courier New" w:eastAsia="Courier New" w:cs="Courier New"/>
-          <w:color w:val="000000"/>
-          <w:rtl w:val="0"/>
-          <w:lang w:val="en-US" w:eastAsia="zh-CN" w:bidi="zh-CN"/>
-        </w:rPr>
-        <w:t>wcip_automatic_print_eligible</w:t>
-      </w:r>
-      <w:r>
-        <w:rPr>
-          <w:rFonts w:ascii="Arial Unicode MS" w:hAnsi="Arial Unicode MS" w:eastAsia="Arial Unicode MS" w:cs="Arial Unicode MS"/>
-          <w:color w:val="000000"/>
-          <w:rtl w:val="0"/>
-          <w:lang w:val="zh-CN" w:eastAsia="zh-CN" w:bidi="zh-CN"/>
-        </w:rPr>
-        <w:t xml:space="preserve"> 可否决。线下网关可能收款前标记 </w:t>
-      </w:r>
-      <w:r>
-        <w:rPr>
-          <w:rFonts w:ascii="Arial Unicode MS" w:hAnsi="Arial Unicode MS" w:eastAsia="Arial Unicode MS" w:cs="Arial Unicode MS"/>
-          <w:color w:val="000000"/>
-          <w:rtl w:val="0"/>
-          <w:lang w:val="en-US" w:eastAsia="zh-CN" w:bidi="zh-CN"/>
-        </w:rPr>
-        <w:t>processing</w:t>
-      </w:r>
-      <w:r>
-        <w:rPr>
-          <w:rFonts w:ascii="Arial Unicode MS" w:hAnsi="Arial Unicode MS" w:eastAsia="Arial Unicode MS" w:cs="Arial Unicode MS"/>
-          <w:color w:val="000000"/>
-          <w:rtl w:val="0"/>
-          <w:lang w:val="zh-CN" w:eastAsia="zh-CN" w:bidi="zh-CN"/>
-        </w:rPr>
-        <w:t>。仅用付款钩子时禁用下方过滤器并核实网关行为。启用不补打旧订单，禁用不取消已排队任务。</w:t>
+          <w:lang w:val="zh-CN" w:bidi="zh-CN"/>
+          <w:rtl w:val="0"/>
+        </w:rPr>
+        <w:t>默认要求已付款状态和记录的付款时间。原生货到付款、转账和支票需要确认收款的适配器；部分付款网关也需要适配器。工作进程在生成和发送前再次检查策略。创建日期不决定资格。事件和有界发现遵守启用或升级时间界限；历史订单需要明确预览和选择。</w:t>
       </w:r>
     </w:p>
     <w:p>
@@ -6604,147 +5768,23 @@
     <w:p>
       <w:pPr>
         <w:spacing w:after="40"/>
+        <w:wordWrap w:val="0"/>
       </w:pPr>
     </w:p>
     <w:p>
       <w:pPr>
         <w:bidi w:val="0"/>
-        <w:jc w:val="left"/>
+        <w:jc w:val="start"/>
+        <w:wordWrap w:val="0"/>
       </w:pPr>
       <w:r>
         <w:rPr>
+          <w:lang w:val="zh-CN" w:bidi="zh-CN" w:eastAsia="zh-CN"/>
+          <w:color w:val="000000"/>
+          <w:rtl w:val="0"/>
           <w:rFonts w:ascii="Arial Unicode MS" w:hAnsi="Arial Unicode MS" w:eastAsia="Arial Unicode MS" w:cs="Arial Unicode MS"/>
-          <w:color w:val="000000"/>
-          <w:rtl w:val="0"/>
-          <w:lang w:val="zh-CN" w:eastAsia="zh-CN" w:bidi="zh-CN"/>
-        </w:rPr>
-        <w:t xml:space="preserve">唯一键和旧任务复用确保每个订单一个自动任务；手动打印可重复。工作进程原子领取任务并在发送前重查付款。动作使用 </w:t>
-      </w:r>
-      <w:r>
-        <w:rPr>
-          <w:rFonts w:ascii="Courier New" w:hAnsi="Courier New" w:eastAsia="Courier New" w:cs="Courier New"/>
-          <w:color w:val="000000"/>
-          <w:rtl w:val="0"/>
-          <w:lang w:val="en-US" w:eastAsia="zh-CN" w:bidi="zh-CN"/>
-        </w:rPr>
-        <w:t>wcip_process_print_job</w:t>
-      </w:r>
-      <w:r>
-        <w:rPr>
-          <w:rFonts w:ascii="Arial Unicode MS" w:hAnsi="Arial Unicode MS" w:eastAsia="Arial Unicode MS" w:cs="Arial Unicode MS"/>
-          <w:color w:val="000000"/>
-          <w:rtl w:val="0"/>
-          <w:lang w:val="zh-CN" w:eastAsia="zh-CN" w:bidi="zh-CN"/>
-        </w:rPr>
-        <w:t>、</w:t>
-      </w:r>
-      <w:r>
-        <w:rPr>
-          <w:rFonts w:ascii="Arial Unicode MS" w:hAnsi="Arial Unicode MS" w:eastAsia="Arial Unicode MS" w:cs="Arial Unicode MS"/>
-          <w:color w:val="000000"/>
-          <w:rtl w:val="0"/>
-          <w:lang w:val="en-US" w:eastAsia="zh-CN" w:bidi="zh-CN"/>
-        </w:rPr>
-        <w:t>wc-invoice-printer</w:t>
-      </w:r>
-      <w:r>
-        <w:rPr>
-          <w:rFonts w:ascii="Arial Unicode MS" w:hAnsi="Arial Unicode MS" w:eastAsia="Arial Unicode MS" w:cs="Arial Unicode MS"/>
-          <w:color w:val="000000"/>
-          <w:rtl w:val="0"/>
-          <w:lang w:val="zh-CN" w:eastAsia="zh-CN" w:bidi="zh-CN"/>
-        </w:rPr>
-        <w:t xml:space="preserve"> 组和 </w:t>
-      </w:r>
-      <w:r>
-        <w:rPr>
-          <w:rFonts w:ascii="Courier New" w:hAnsi="Courier New" w:eastAsia="Courier New" w:cs="Courier New"/>
-          <w:color w:val="000000"/>
-          <w:rtl w:val="0"/>
-          <w:lang w:val="en-US" w:eastAsia="zh-CN" w:bidi="zh-CN"/>
-        </w:rPr>
-        <w:t>job_id</w:t>
-      </w:r>
-      <w:r>
-        <w:rPr>
-          <w:rFonts w:ascii="Arial Unicode MS" w:hAnsi="Arial Unicode MS" w:eastAsia="Arial Unicode MS" w:cs="Arial Unicode MS"/>
-          <w:color w:val="000000"/>
-          <w:rtl w:val="0"/>
-          <w:lang w:val="zh-CN" w:eastAsia="zh-CN" w:bidi="zh-CN"/>
-        </w:rPr>
-        <w:t xml:space="preserve">。恢复每次扫描最多 </w:t>
-      </w:r>
-      <w:r>
-        <w:rPr>
-          <w:rFonts w:ascii="Arial Unicode MS" w:hAnsi="Arial Unicode MS" w:eastAsia="Arial Unicode MS" w:cs="Arial Unicode MS"/>
-          <w:color w:val="000000"/>
-          <w:rtl w:val="0"/>
-          <w:lang w:val="en-US" w:eastAsia="zh-CN" w:bidi="zh-CN"/>
-        </w:rPr>
-        <w:t>100</w:t>
-      </w:r>
-      <w:r>
-        <w:rPr>
-          <w:rFonts w:ascii="Arial Unicode MS" w:hAnsi="Arial Unicode MS" w:eastAsia="Arial Unicode MS" w:cs="Arial Unicode MS"/>
-          <w:color w:val="000000"/>
-          <w:rtl w:val="0"/>
-          <w:lang w:val="zh-CN" w:eastAsia="zh-CN" w:bidi="zh-CN"/>
-        </w:rPr>
-        <w:t xml:space="preserve"> 项并保存游标；无动作的 </w:t>
-      </w:r>
-      <w:r>
-        <w:rPr>
-          <w:rFonts w:ascii="Arial Unicode MS" w:hAnsi="Arial Unicode MS" w:eastAsia="Arial Unicode MS" w:cs="Arial Unicode MS"/>
-          <w:color w:val="000000"/>
-          <w:rtl w:val="0"/>
-          <w:lang w:val="en-US" w:eastAsia="zh-CN" w:bidi="zh-CN"/>
-        </w:rPr>
-        <w:t>queued</w:t>
-      </w:r>
-      <w:r>
-        <w:rPr>
-          <w:rFonts w:ascii="Arial Unicode MS" w:hAnsi="Arial Unicode MS" w:eastAsia="Arial Unicode MS" w:cs="Arial Unicode MS"/>
-          <w:color w:val="000000"/>
-          <w:rtl w:val="0"/>
-          <w:lang w:val="zh-CN" w:eastAsia="zh-CN" w:bidi="zh-CN"/>
-        </w:rPr>
-        <w:t xml:space="preserve"> 重新排队，无活动动作且超过十分钟的 </w:t>
-      </w:r>
-      <w:r>
-        <w:rPr>
-          <w:rFonts w:ascii="Arial Unicode MS" w:hAnsi="Arial Unicode MS" w:eastAsia="Arial Unicode MS" w:cs="Arial Unicode MS"/>
-          <w:color w:val="000000"/>
-          <w:rtl w:val="0"/>
-          <w:lang w:val="en-US" w:eastAsia="zh-CN" w:bidi="zh-CN"/>
-        </w:rPr>
-        <w:t>processing</w:t>
-      </w:r>
-      <w:r>
-        <w:rPr>
-          <w:rFonts w:ascii="Arial Unicode MS" w:hAnsi="Arial Unicode MS" w:eastAsia="Arial Unicode MS" w:cs="Arial Unicode MS"/>
-          <w:color w:val="000000"/>
-          <w:rtl w:val="0"/>
-          <w:lang w:val="zh-CN" w:eastAsia="zh-CN" w:bidi="zh-CN"/>
-        </w:rPr>
-        <w:t xml:space="preserve"> 变为 </w:t>
-      </w:r>
-      <w:r>
-        <w:rPr>
-          <w:rFonts w:ascii="Arial Unicode MS" w:hAnsi="Arial Unicode MS" w:eastAsia="Arial Unicode MS" w:cs="Arial Unicode MS"/>
-          <w:color w:val="000000"/>
-          <w:rtl w:val="0"/>
-          <w:lang w:val="en-US" w:eastAsia="zh-CN" w:bidi="zh-CN"/>
-        </w:rPr>
-        <w:t>unknown</w:t>
-      </w:r>
-      <w:r>
-        <w:rPr>
-          <w:rFonts w:ascii="Arial Unicode MS" w:hAnsi="Arial Unicode MS" w:eastAsia="Arial Unicode MS" w:cs="Arial Unicode MS"/>
-          <w:color w:val="000000"/>
-          <w:rtl w:val="0"/>
-          <w:lang w:val="zh-CN" w:eastAsia="zh-CN" w:bidi="zh-CN"/>
-        </w:rPr>
-        <w:t>。</w:t>
+        </w:rPr>
+        <w:t>CUPS: 唯一键和旧任务复用确保每个订单一个自动任务；手动打印可重复。工作进程原子领取任务并在发送前重查付款。动作使用 wcip_process_print_job、wc-invoice-printer 组和 job_id。恢复每次扫描最多 100 项并保存游标；无动作的 queued 重新排队，无活动动作且超过十分钟的 processing 变为 unknown。</w:t>
       </w:r>
     </w:p>
     <w:tbl>
@@ -6781,13 +5821,14 @@
               <w:left w:w="100" w:type="dxa"/>
               <w:right w:w="100" w:type="dxa"/>
             </w:tcMar>
-            <w:shd w:fill="E7EDF2"/>
+            <w:shd w:fill="D9D9D9" w:val="clear"/>
           </w:tcPr>
           <w:p>
             <w:pPr>
               <w:bidi w:val="0"/>
               <w:spacing w:after="0" w:line="269" w:lineRule="auto"/>
               <w:jc w:val="left"/>
+              <w:wordWrap w:val="0"/>
             </w:pPr>
             <w:r>
               <w:rPr>
@@ -6813,13 +5854,14 @@
               <w:left w:w="100" w:type="dxa"/>
               <w:right w:w="100" w:type="dxa"/>
             </w:tcMar>
-            <w:shd w:fill="E7EDF2"/>
+            <w:shd w:fill="D9D9D9" w:val="clear"/>
           </w:tcPr>
           <w:p>
             <w:pPr>
               <w:bidi w:val="0"/>
               <w:spacing w:after="0" w:line="269" w:lineRule="auto"/>
               <w:jc w:val="left"/>
+              <w:wordWrap w:val="0"/>
             </w:pPr>
             <w:r>
               <w:rPr>
@@ -6856,6 +5898,7 @@
               <w:bidi w:val="0"/>
               <w:spacing w:after="0" w:line="269" w:lineRule="auto"/>
               <w:jc w:val="left"/>
+              <w:wordWrap w:val="0"/>
             </w:pPr>
             <w:r>
               <w:rPr>
@@ -6886,6 +5929,7 @@
               <w:bidi w:val="0"/>
               <w:spacing w:after="0" w:line="269" w:lineRule="auto"/>
               <w:jc w:val="left"/>
+              <w:wordWrap w:val="0"/>
             </w:pPr>
             <w:r>
               <w:rPr>
@@ -6921,6 +5965,7 @@
               <w:bidi w:val="0"/>
               <w:spacing w:after="0" w:line="269" w:lineRule="auto"/>
               <w:jc w:val="left"/>
+              <w:wordWrap w:val="0"/>
             </w:pPr>
             <w:r>
               <w:rPr>
@@ -6951,6 +5996,7 @@
               <w:bidi w:val="0"/>
               <w:spacing w:after="0" w:line="269" w:lineRule="auto"/>
               <w:jc w:val="left"/>
+              <w:wordWrap w:val="0"/>
             </w:pPr>
             <w:r>
               <w:rPr>
@@ -6986,6 +6032,7 @@
               <w:bidi w:val="0"/>
               <w:spacing w:after="0" w:line="269" w:lineRule="auto"/>
               <w:jc w:val="left"/>
+              <w:wordWrap w:val="0"/>
             </w:pPr>
             <w:r>
               <w:rPr>
@@ -7016,6 +6063,7 @@
               <w:bidi w:val="0"/>
               <w:spacing w:after="0" w:line="269" w:lineRule="auto"/>
               <w:jc w:val="left"/>
+              <w:wordWrap w:val="0"/>
             </w:pPr>
             <w:r>
               <w:rPr>
@@ -7051,6 +6099,7 @@
               <w:bidi w:val="0"/>
               <w:spacing w:after="0" w:line="269" w:lineRule="auto"/>
               <w:jc w:val="left"/>
+              <w:wordWrap w:val="0"/>
             </w:pPr>
             <w:r>
               <w:rPr>
@@ -7081,6 +6130,7 @@
               <w:bidi w:val="0"/>
               <w:spacing w:after="0" w:line="269" w:lineRule="auto"/>
               <w:jc w:val="left"/>
+              <w:wordWrap w:val="0"/>
             </w:pPr>
             <w:r>
               <w:rPr>
@@ -7116,6 +6166,7 @@
               <w:bidi w:val="0"/>
               <w:spacing w:after="0" w:line="269" w:lineRule="auto"/>
               <w:jc w:val="left"/>
+              <w:wordWrap w:val="0"/>
             </w:pPr>
             <w:r>
               <w:rPr>
@@ -7146,6 +6197,7 @@
               <w:bidi w:val="0"/>
               <w:spacing w:after="0" w:line="269" w:lineRule="auto"/>
               <w:jc w:val="left"/>
+              <w:wordWrap w:val="0"/>
             </w:pPr>
             <w:r>
               <w:rPr>
@@ -7181,6 +6233,7 @@
               <w:bidi w:val="0"/>
               <w:spacing w:after="0" w:line="269" w:lineRule="auto"/>
               <w:jc w:val="left"/>
+              <w:wordWrap w:val="0"/>
             </w:pPr>
             <w:r>
               <w:rPr>
@@ -7211,6 +6264,7 @@
               <w:bidi w:val="0"/>
               <w:spacing w:after="0" w:line="269" w:lineRule="auto"/>
               <w:jc w:val="left"/>
+              <w:wordWrap w:val="0"/>
             </w:pPr>
             <w:r>
               <w:rPr>
@@ -7230,12 +6284,14 @@
     <w:p>
       <w:pPr>
         <w:spacing w:after="40"/>
+        <w:wordWrap w:val="0"/>
       </w:pPr>
     </w:p>
     <w:p>
       <w:pPr>
         <w:bidi w:val="0"/>
         <w:jc w:val="left"/>
+        <w:wordWrap w:val="0"/>
       </w:pPr>
       <w:r>
         <w:rPr>
@@ -7414,6 +6470,7 @@
         <w:pStyle w:val="Heading1"/>
         <w:bidi w:val="0"/>
         <w:jc w:val="left"/>
+        <w:wordWrap w:val="0"/>
       </w:pPr>
       <w:r>
         <w:rPr>
@@ -7429,88 +6486,17 @@
     <w:p>
       <w:pPr>
         <w:bidi w:val="0"/>
-        <w:jc w:val="left"/>
+        <w:jc w:val="start"/>
+        <w:wordWrap w:val="0"/>
       </w:pPr>
       <w:r>
         <w:rPr>
+          <w:lang w:val="zh-CN" w:bidi="zh-CN" w:eastAsia="zh-CN"/>
+          <w:color w:val="000000"/>
+          <w:rtl w:val="0"/>
           <w:rFonts w:ascii="Arial Unicode MS" w:hAnsi="Arial Unicode MS" w:eastAsia="Arial Unicode MS" w:cs="Arial Unicode MS"/>
-          <w:color w:val="000000"/>
-          <w:rtl w:val="0"/>
-          <w:lang w:val="zh-CN" w:eastAsia="zh-CN" w:bidi="zh-CN"/>
-        </w:rPr>
-        <w:t xml:space="preserve">站点语言控制后台 </w:t>
-      </w:r>
-      <w:r>
-        <w:rPr>
-          <w:rFonts w:ascii="Arial Unicode MS" w:hAnsi="Arial Unicode MS" w:eastAsia="Arial Unicode MS" w:cs="Arial Unicode MS"/>
-          <w:color w:val="000000"/>
-          <w:rtl w:val="0"/>
-          <w:lang w:val="en-US" w:eastAsia="zh-CN" w:bidi="zh-CN"/>
-        </w:rPr>
-        <w:t>PrintNode</w:t>
-      </w:r>
-      <w:r>
-        <w:rPr>
-          <w:rFonts w:ascii="Arial Unicode MS" w:hAnsi="Arial Unicode MS" w:eastAsia="Arial Unicode MS" w:cs="Arial Unicode MS"/>
-          <w:color w:val="000000"/>
-          <w:rtl w:val="0"/>
-          <w:lang w:val="zh-CN" w:eastAsia="zh-CN" w:bidi="zh-CN"/>
-        </w:rPr>
-        <w:t xml:space="preserve"> 发票，包括手动排队任务；管理员个人语言控制管理界面、</w:t>
-      </w:r>
-      <w:r>
-        <w:rPr>
-          <w:rFonts w:ascii="Arial Unicode MS" w:hAnsi="Arial Unicode MS" w:eastAsia="Arial Unicode MS" w:cs="Arial Unicode MS"/>
-          <w:color w:val="000000"/>
-          <w:rtl w:val="0"/>
-          <w:lang w:val="en-US" w:eastAsia="zh-CN" w:bidi="zh-CN"/>
-        </w:rPr>
-        <w:t>REST</w:t>
-      </w:r>
-      <w:r>
-        <w:rPr>
-          <w:rFonts w:ascii="Arial Unicode MS" w:hAnsi="Arial Unicode MS" w:eastAsia="Arial Unicode MS" w:cs="Arial Unicode MS"/>
-          <w:color w:val="000000"/>
-          <w:rtl w:val="0"/>
-          <w:lang w:val="zh-CN" w:eastAsia="zh-CN" w:bidi="zh-CN"/>
-        </w:rPr>
-        <w:t xml:space="preserve"> 和浏览器预览。波斯语、阿拉伯语为 </w:t>
-      </w:r>
-      <w:r>
-        <w:rPr>
-          <w:rFonts w:ascii="Arial Unicode MS" w:hAnsi="Arial Unicode MS" w:eastAsia="Arial Unicode MS" w:cs="Arial Unicode MS"/>
-          <w:color w:val="000000"/>
-          <w:rtl w:val="0"/>
-          <w:lang w:val="en-US" w:eastAsia="zh-CN" w:bidi="zh-CN"/>
-        </w:rPr>
-        <w:t>RTL</w:t>
-      </w:r>
-      <w:r>
-        <w:rPr>
-          <w:rFonts w:ascii="Arial Unicode MS" w:hAnsi="Arial Unicode MS" w:eastAsia="Arial Unicode MS" w:cs="Arial Unicode MS"/>
-          <w:color w:val="000000"/>
-          <w:rtl w:val="0"/>
-          <w:lang w:val="zh-CN" w:eastAsia="zh-CN" w:bidi="zh-CN"/>
-        </w:rPr>
-        <w:t>；</w:t>
-      </w:r>
-      <w:r>
-        <w:rPr>
-          <w:rFonts w:ascii="Arial Unicode MS" w:hAnsi="Arial Unicode MS" w:eastAsia="Arial Unicode MS" w:cs="Arial Unicode MS"/>
-          <w:color w:val="000000"/>
-          <w:rtl w:val="0"/>
-          <w:lang w:val="en-US" w:eastAsia="zh-CN" w:bidi="zh-CN"/>
-        </w:rPr>
-        <w:t>RTL</w:t>
-      </w:r>
-      <w:r>
-        <w:rPr>
-          <w:rFonts w:ascii="Arial Unicode MS" w:hAnsi="Arial Unicode MS" w:eastAsia="Arial Unicode MS" w:cs="Arial Unicode MS"/>
-          <w:color w:val="000000"/>
-          <w:rtl w:val="0"/>
-          <w:lang w:val="zh-CN" w:eastAsia="zh-CN" w:bidi="zh-CN"/>
-        </w:rPr>
-        <w:t xml:space="preserve"> 预览仅改变方向。翻译仅作用于标签及样例，已保存商品、客户、商家和备注文本不变。</w:t>
+        </w:rPr>
+        <w:t>站点语言控制后台 CUPS / agent 发票，包括手动排队任务；管理员个人语言控制管理界面、REST 和浏览器预览。波斯语、阿拉伯语为 RTL；RTL 预览仅改变方向。翻译仅作用于标签及样例，已保存商品、客户、商家和备注文本不变。</w:t>
       </w:r>
     </w:p>
     <w:tbl>
@@ -7548,13 +6534,14 @@
               <w:left w:w="100" w:type="dxa"/>
               <w:right w:w="100" w:type="dxa"/>
             </w:tcMar>
-            <w:shd w:fill="E7EDF2"/>
+            <w:shd w:fill="D9D9D9" w:val="clear"/>
           </w:tcPr>
           <w:p>
             <w:pPr>
               <w:bidi w:val="0"/>
               <w:spacing w:after="0" w:line="269" w:lineRule="auto"/>
               <w:jc w:val="left"/>
+              <w:wordWrap w:val="0"/>
             </w:pPr>
             <w:r>
               <w:rPr>
@@ -7580,13 +6567,14 @@
               <w:left w:w="100" w:type="dxa"/>
               <w:right w:w="100" w:type="dxa"/>
             </w:tcMar>
-            <w:shd w:fill="E7EDF2"/>
+            <w:shd w:fill="D9D9D9" w:val="clear"/>
           </w:tcPr>
           <w:p>
             <w:pPr>
               <w:bidi w:val="0"/>
               <w:spacing w:after="0" w:line="269" w:lineRule="auto"/>
               <w:jc w:val="left"/>
+              <w:wordWrap w:val="0"/>
             </w:pPr>
             <w:r>
               <w:rPr>
@@ -7612,13 +6600,14 @@
               <w:left w:w="100" w:type="dxa"/>
               <w:right w:w="100" w:type="dxa"/>
             </w:tcMar>
-            <w:shd w:fill="E7EDF2"/>
+            <w:shd w:fill="D9D9D9" w:val="clear"/>
           </w:tcPr>
           <w:p>
             <w:pPr>
               <w:bidi w:val="0"/>
               <w:spacing w:after="0" w:line="269" w:lineRule="auto"/>
               <w:jc w:val="left"/>
+              <w:wordWrap w:val="0"/>
             </w:pPr>
             <w:r>
               <w:rPr>
@@ -7655,6 +6644,7 @@
               <w:bidi w:val="0"/>
               <w:spacing w:after="0" w:line="269" w:lineRule="auto"/>
               <w:jc w:val="left"/>
+              <w:wordWrap w:val="0"/>
             </w:pPr>
             <w:r>
               <w:rPr>
@@ -7685,6 +6675,7 @@
               <w:bidi w:val="0"/>
               <w:spacing w:after="0" w:line="269" w:lineRule="auto"/>
               <w:jc w:val="left"/>
+              <w:wordWrap w:val="0"/>
             </w:pPr>
             <w:r>
               <w:rPr>
@@ -7715,6 +6706,7 @@
               <w:bidi w:val="0"/>
               <w:spacing w:after="0" w:line="269" w:lineRule="auto"/>
               <w:jc w:val="left"/>
+              <w:wordWrap w:val="0"/>
             </w:pPr>
             <w:r>
               <w:rPr>
@@ -7750,6 +6742,7 @@
               <w:bidi w:val="0"/>
               <w:spacing w:after="0" w:line="269" w:lineRule="auto"/>
               <w:jc w:val="left"/>
+              <w:wordWrap w:val="0"/>
             </w:pPr>
             <w:r>
               <w:rPr>
@@ -7780,6 +6773,7 @@
               <w:bidi w:val="0"/>
               <w:spacing w:after="0" w:line="269" w:lineRule="auto"/>
               <w:jc w:val="left"/>
+              <w:wordWrap w:val="0"/>
             </w:pPr>
             <w:r>
               <w:rPr>
@@ -7810,6 +6804,7 @@
               <w:bidi w:val="0"/>
               <w:spacing w:after="0" w:line="269" w:lineRule="auto"/>
               <w:jc w:val="left"/>
+              <w:wordWrap w:val="0"/>
             </w:pPr>
             <w:r>
               <w:rPr>
@@ -7845,6 +6840,7 @@
               <w:bidi w:val="0"/>
               <w:spacing w:after="0" w:line="269" w:lineRule="auto"/>
               <w:jc w:val="left"/>
+              <w:wordWrap w:val="0"/>
             </w:pPr>
             <w:r>
               <w:rPr>
@@ -7875,6 +6871,7 @@
               <w:bidi w:val="0"/>
               <w:spacing w:after="0" w:line="269" w:lineRule="auto"/>
               <w:jc w:val="left"/>
+              <w:wordWrap w:val="0"/>
             </w:pPr>
             <w:r>
               <w:rPr>
@@ -7905,6 +6902,7 @@
               <w:bidi w:val="0"/>
               <w:spacing w:after="0" w:line="269" w:lineRule="auto"/>
               <w:jc w:val="left"/>
+              <w:wordWrap w:val="0"/>
             </w:pPr>
             <w:r>
               <w:rPr>
@@ -7940,6 +6938,7 @@
               <w:bidi w:val="0"/>
               <w:spacing w:after="0" w:line="269" w:lineRule="auto"/>
               <w:jc w:val="left"/>
+              <w:wordWrap w:val="0"/>
             </w:pPr>
             <w:r>
               <w:rPr>
@@ -7970,6 +6969,7 @@
               <w:bidi w:val="0"/>
               <w:spacing w:after="0" w:line="269" w:lineRule="auto"/>
               <w:jc w:val="left"/>
+              <w:wordWrap w:val="0"/>
             </w:pPr>
             <w:r>
               <w:rPr>
@@ -8000,6 +7000,7 @@
               <w:bidi w:val="0"/>
               <w:spacing w:after="0" w:line="269" w:lineRule="auto"/>
               <w:jc w:val="left"/>
+              <w:wordWrap w:val="0"/>
             </w:pPr>
             <w:r>
               <w:rPr>
@@ -8035,6 +7036,7 @@
               <w:bidi w:val="0"/>
               <w:spacing w:after="0" w:line="269" w:lineRule="auto"/>
               <w:jc w:val="left"/>
+              <w:wordWrap w:val="0"/>
             </w:pPr>
             <w:r>
               <w:rPr>
@@ -8065,6 +7067,7 @@
               <w:bidi w:val="0"/>
               <w:spacing w:after="0" w:line="269" w:lineRule="auto"/>
               <w:jc w:val="left"/>
+              <w:wordWrap w:val="0"/>
             </w:pPr>
             <w:r>
               <w:rPr>
@@ -8095,6 +7098,7 @@
               <w:bidi w:val="0"/>
               <w:spacing w:after="0" w:line="269" w:lineRule="auto"/>
               <w:jc w:val="left"/>
+              <w:wordWrap w:val="0"/>
             </w:pPr>
             <w:r>
               <w:rPr>
@@ -8130,6 +7134,7 @@
               <w:bidi w:val="0"/>
               <w:spacing w:after="0" w:line="269" w:lineRule="auto"/>
               <w:jc w:val="left"/>
+              <w:wordWrap w:val="0"/>
             </w:pPr>
             <w:r>
               <w:rPr>
@@ -8160,6 +7165,7 @@
               <w:bidi w:val="0"/>
               <w:spacing w:after="0" w:line="269" w:lineRule="auto"/>
               <w:jc w:val="left"/>
+              <w:wordWrap w:val="0"/>
             </w:pPr>
             <w:r>
               <w:rPr>
@@ -8190,6 +7196,7 @@
               <w:bidi w:val="0"/>
               <w:spacing w:after="0" w:line="269" w:lineRule="auto"/>
               <w:jc w:val="left"/>
+              <w:wordWrap w:val="0"/>
             </w:pPr>
             <w:r>
               <w:rPr>
@@ -8225,6 +7232,7 @@
               <w:bidi w:val="0"/>
               <w:spacing w:after="0" w:line="269" w:lineRule="auto"/>
               <w:jc w:val="left"/>
+              <w:wordWrap w:val="0"/>
             </w:pPr>
             <w:r>
               <w:rPr>
@@ -8255,6 +7263,7 @@
               <w:bidi w:val="0"/>
               <w:spacing w:after="0" w:line="269" w:lineRule="auto"/>
               <w:jc w:val="left"/>
+              <w:wordWrap w:val="0"/>
             </w:pPr>
             <w:r>
               <w:rPr>
@@ -8285,6 +7294,7 @@
               <w:bidi w:val="0"/>
               <w:spacing w:after="0" w:line="269" w:lineRule="auto"/>
               <w:jc w:val="left"/>
+              <w:wordWrap w:val="0"/>
             </w:pPr>
             <w:r>
               <w:rPr>
@@ -8320,6 +7330,7 @@
               <w:bidi w:val="0"/>
               <w:spacing w:after="0" w:line="269" w:lineRule="auto"/>
               <w:jc w:val="left"/>
+              <w:wordWrap w:val="0"/>
             </w:pPr>
             <w:r>
               <w:rPr>
@@ -8350,6 +7361,7 @@
               <w:bidi w:val="0"/>
               <w:spacing w:after="0" w:line="269" w:lineRule="auto"/>
               <w:jc w:val="left"/>
+              <w:wordWrap w:val="0"/>
             </w:pPr>
             <w:r>
               <w:rPr>
@@ -8380,6 +7392,7 @@
               <w:bidi w:val="0"/>
               <w:spacing w:after="0" w:line="269" w:lineRule="auto"/>
               <w:jc w:val="left"/>
+              <w:wordWrap w:val="0"/>
             </w:pPr>
             <w:r>
               <w:rPr>
@@ -8415,6 +7428,7 @@
               <w:bidi w:val="0"/>
               <w:spacing w:after="0" w:line="269" w:lineRule="auto"/>
               <w:jc w:val="left"/>
+              <w:wordWrap w:val="0"/>
             </w:pPr>
             <w:r>
               <w:rPr>
@@ -8445,6 +7459,7 @@
               <w:bidi w:val="0"/>
               <w:spacing w:after="0" w:line="269" w:lineRule="auto"/>
               <w:jc w:val="left"/>
+              <w:wordWrap w:val="0"/>
             </w:pPr>
             <w:r>
               <w:rPr>
@@ -8475,6 +7490,7 @@
               <w:bidi w:val="0"/>
               <w:spacing w:after="0" w:line="269" w:lineRule="auto"/>
               <w:jc w:val="left"/>
+              <w:wordWrap w:val="0"/>
             </w:pPr>
             <w:r>
               <w:rPr>
@@ -8510,6 +7526,7 @@
               <w:bidi w:val="0"/>
               <w:spacing w:after="0" w:line="269" w:lineRule="auto"/>
               <w:jc w:val="left"/>
+              <w:wordWrap w:val="0"/>
             </w:pPr>
             <w:r>
               <w:rPr>
@@ -8540,6 +7557,7 @@
               <w:bidi w:val="0"/>
               <w:spacing w:after="0" w:line="269" w:lineRule="auto"/>
               <w:jc w:val="left"/>
+              <w:wordWrap w:val="0"/>
             </w:pPr>
             <w:r>
               <w:rPr>
@@ -8570,6 +7588,7 @@
               <w:bidi w:val="0"/>
               <w:spacing w:after="0" w:line="269" w:lineRule="auto"/>
               <w:jc w:val="left"/>
+              <w:wordWrap w:val="0"/>
             </w:pPr>
             <w:r>
               <w:rPr>
@@ -8605,6 +7624,7 @@
               <w:bidi w:val="0"/>
               <w:spacing w:after="0" w:line="269" w:lineRule="auto"/>
               <w:jc w:val="left"/>
+              <w:wordWrap w:val="0"/>
             </w:pPr>
             <w:r>
               <w:rPr>
@@ -8635,6 +7655,7 @@
               <w:bidi w:val="0"/>
               <w:spacing w:after="0" w:line="269" w:lineRule="auto"/>
               <w:jc w:val="left"/>
+              <w:wordWrap w:val="0"/>
             </w:pPr>
             <w:r>
               <w:rPr>
@@ -8665,6 +7686,7 @@
               <w:bidi w:val="0"/>
               <w:spacing w:after="0" w:line="269" w:lineRule="auto"/>
               <w:jc w:val="left"/>
+              <w:wordWrap w:val="0"/>
             </w:pPr>
             <w:r>
               <w:rPr>
@@ -8700,6 +7722,7 @@
               <w:bidi w:val="0"/>
               <w:spacing w:after="0" w:line="269" w:lineRule="auto"/>
               <w:jc w:val="left"/>
+              <w:wordWrap w:val="0"/>
             </w:pPr>
             <w:r>
               <w:rPr>
@@ -8730,6 +7753,7 @@
               <w:bidi w:val="0"/>
               <w:spacing w:after="0" w:line="269" w:lineRule="auto"/>
               <w:jc w:val="left"/>
+              <w:wordWrap w:val="0"/>
             </w:pPr>
             <w:r>
               <w:rPr>
@@ -8760,6 +7784,7 @@
               <w:bidi w:val="0"/>
               <w:spacing w:after="0" w:line="269" w:lineRule="auto"/>
               <w:jc w:val="left"/>
+              <w:wordWrap w:val="0"/>
             </w:pPr>
             <w:r>
               <w:rPr>
@@ -8795,6 +7820,7 @@
               <w:bidi w:val="0"/>
               <w:spacing w:after="0" w:line="269" w:lineRule="auto"/>
               <w:jc w:val="left"/>
+              <w:wordWrap w:val="0"/>
             </w:pPr>
             <w:r>
               <w:rPr>
@@ -8825,6 +7851,7 @@
               <w:bidi w:val="0"/>
               <w:spacing w:after="0" w:line="269" w:lineRule="auto"/>
               <w:jc w:val="left"/>
+              <w:wordWrap w:val="0"/>
             </w:pPr>
             <w:r>
               <w:rPr>
@@ -8855,6 +7882,7 @@
               <w:bidi w:val="0"/>
               <w:spacing w:after="0" w:line="269" w:lineRule="auto"/>
               <w:jc w:val="left"/>
+              <w:wordWrap w:val="0"/>
             </w:pPr>
             <w:r>
               <w:rPr>
@@ -8890,6 +7918,7 @@
               <w:bidi w:val="0"/>
               <w:spacing w:after="0" w:line="269" w:lineRule="auto"/>
               <w:jc w:val="left"/>
+              <w:wordWrap w:val="0"/>
             </w:pPr>
             <w:r>
               <w:rPr>
@@ -8920,6 +7949,7 @@
               <w:bidi w:val="0"/>
               <w:spacing w:after="0" w:line="269" w:lineRule="auto"/>
               <w:jc w:val="left"/>
+              <w:wordWrap w:val="0"/>
             </w:pPr>
             <w:r>
               <w:rPr>
@@ -8950,6 +7980,7 @@
               <w:bidi w:val="0"/>
               <w:spacing w:after="0" w:line="269" w:lineRule="auto"/>
               <w:jc w:val="left"/>
+              <w:wordWrap w:val="0"/>
             </w:pPr>
             <w:r>
               <w:rPr>
@@ -8969,12 +8000,14 @@
     <w:p>
       <w:pPr>
         <w:spacing w:after="40"/>
+        <w:wordWrap w:val="0"/>
       </w:pPr>
     </w:p>
     <w:p>
       <w:pPr>
         <w:bidi w:val="0"/>
         <w:jc w:val="left"/>
+        <w:wordWrap w:val="0"/>
       </w:pPr>
       <w:r>
         <w:rPr>
@@ -9367,12 +8400,14 @@
     <w:p>
       <w:pPr>
         <w:spacing w:after="40"/>
+        <w:wordWrap w:val="0"/>
       </w:pPr>
     </w:p>
     <w:p>
       <w:pPr>
         <w:bidi w:val="0"/>
         <w:jc w:val="left"/>
+        <w:wordWrap w:val="0"/>
       </w:pPr>
       <w:r>
         <w:rPr>
@@ -9461,6 +8496,7 @@
         <w:pStyle w:val="Heading1"/>
         <w:bidi w:val="0"/>
         <w:jc w:val="left"/>
+        <w:wordWrap w:val="0"/>
       </w:pPr>
       <w:r>
         <w:rPr>
@@ -9477,6 +8513,7 @@
       <w:pPr>
         <w:bidi w:val="0"/>
         <w:jc w:val="left"/>
+        <w:wordWrap w:val="0"/>
       </w:pPr>
       <w:r>
         <w:rPr>
@@ -9530,7 +8567,7 @@
           <w:rtl w:val="0"/>
           <w:lang w:val="en-US" w:eastAsia="zh-CN" w:bidi="zh-CN"/>
         </w:rPr>
-        <w:t>PrintNode</w:t>
+        <w:t>CUPS</w:t>
       </w:r>
       <w:r>
         <w:rPr>
@@ -9635,12 +8672,14 @@
     <w:p>
       <w:pPr>
         <w:spacing w:after="40"/>
+        <w:wordWrap w:val="0"/>
       </w:pPr>
     </w:p>
     <w:p>
       <w:pPr>
         <w:bidi w:val="0"/>
         <w:jc w:val="left"/>
+        <w:wordWrap w:val="0"/>
       </w:pPr>
       <w:r>
         <w:rPr>
@@ -9925,12 +8964,14 @@
     <w:p>
       <w:pPr>
         <w:spacing w:after="40"/>
+        <w:wordWrap w:val="0"/>
       </w:pPr>
     </w:p>
     <w:p>
       <w:pPr>
         <w:bidi w:val="0"/>
         <w:jc w:val="left"/>
+        <w:wordWrap w:val="0"/>
       </w:pPr>
       <w:r>
         <w:rPr>
@@ -9983,6 +9024,7 @@
         <w:pStyle w:val="Heading1"/>
         <w:bidi w:val="0"/>
         <w:jc w:val="left"/>
+        <w:wordWrap w:val="0"/>
       </w:pPr>
       <w:r>
         <w:rPr>
@@ -9993,12 +9035,27 @@
           <w:bCs w:val="1"/>
         </w:rPr>
         <w:t>存储安全与发布</w:t>
+      </w:r>
+    </w:p>
+    <w:p>
+      <w:pPr>
+        <w:bidi w:val="0"/>
+        <w:jc w:val="start"/>
+        <w:wordWrap w:val="0"/>
+      </w:pPr>
+      <w:r>
+        <w:rPr>
+          <w:lang w:val="zh-CN" w:bidi="zh-CN"/>
+          <w:rtl w:val="0"/>
+        </w:rPr>
+        <w:t>WCIP_CUPS_PASSWORD 为非空字符串时，设置中的密码字段不可编辑。 保存的密码不会显示或返回浏览器。 选择此目标时，包含客户信息的 PDF 只发送到您配置的 CUPS 服务器。</w:t>
       </w:r>
     </w:p>
     <w:p>
       <w:pPr>
         <w:bidi w:val="0"/>
         <w:jc w:val="left"/>
+        <w:wordWrap w:val="0"/>
       </w:pPr>
       <w:r>
         <w:rPr>
@@ -10007,16 +9064,34 @@
           <w:rtl w:val="0"/>
           <w:lang w:val="zh-CN" w:eastAsia="zh-CN" w:bidi="zh-CN"/>
         </w:rPr>
-        <w:t>密钥仅保留在服务器。</w:t>
+        <w:t>{</w:t>
+      </w:r>
+      <w:r>
+        <w:rPr>
+          <w:rFonts w:ascii="Courier New" w:hAnsi="Courier New" w:eastAsia="Courier New" w:cs="Courier New"/>
+          <w:color w:val="000000"/>
+          <w:rtl w:val="0"/>
+          <w:lang w:val="en-US" w:eastAsia="zh-CN" w:bidi="zh-CN"/>
+        </w:rPr>
+        <w:t>$wpdb-&gt;prefix}wc_invoice_print_jobs</w:t>
       </w:r>
       <w:r>
         <w:rPr>
           <w:rFonts w:ascii="Arial Unicode MS" w:hAnsi="Arial Unicode MS" w:eastAsia="Arial Unicode MS" w:cs="Arial Unicode MS"/>
           <w:color w:val="000000"/>
           <w:rtl w:val="0"/>
+          <w:lang w:val="zh-CN" w:eastAsia="zh-CN" w:bidi="zh-CN"/>
+        </w:rPr>
+        <w:t xml:space="preserve"> 存任务引用、状态及确认，不存 </w:t>
+      </w:r>
+      <w:r>
+        <w:rPr>
+          <w:rFonts w:ascii="Arial Unicode MS" w:hAnsi="Arial Unicode MS" w:eastAsia="Arial Unicode MS" w:cs="Arial Unicode MS"/>
+          <w:color w:val="000000"/>
+          <w:rtl w:val="0"/>
           <w:lang w:val="en-US" w:eastAsia="zh-CN" w:bidi="zh-CN"/>
         </w:rPr>
-        <w:t>wp-config.php</w:t>
+        <w:t>PDF</w:t>
       </w:r>
       <w:r>
         <w:rPr>
@@ -10025,7 +9100,7 @@
           <w:rtl w:val="0"/>
           <w:lang w:val="zh-CN" w:eastAsia="zh-CN" w:bidi="zh-CN"/>
         </w:rPr>
-        <w:t xml:space="preserve"> 的非空 </w:t>
+        <w:t xml:space="preserve">。选项包含 </w:t>
       </w:r>
       <w:r>
         <w:rPr>
@@ -10034,7 +9109,7 @@
           <w:rtl w:val="0"/>
           <w:lang w:val="en-US" w:eastAsia="zh-CN" w:bidi="zh-CN"/>
         </w:rPr>
-        <w:t>WCIP_PRINTNODE_API_KEY</w:t>
+        <w:t>wcip_settings</w:t>
       </w:r>
       <w:r>
         <w:rPr>
@@ -10043,16 +9118,34 @@
           <w:rtl w:val="0"/>
           <w:lang w:val="zh-CN" w:eastAsia="zh-CN" w:bidi="zh-CN"/>
         </w:rPr>
-        <w:t xml:space="preserve"> 覆盖已存密钥。数据库密钥未加密，可能进入备份；</w:t>
+        <w:t>、</w:t>
+      </w:r>
+      <w:r>
+        <w:rPr>
+          <w:rFonts w:ascii="Courier New" w:hAnsi="Courier New" w:eastAsia="Courier New" w:cs="Courier New"/>
+          <w:color w:val="000000"/>
+          <w:rtl w:val="0"/>
+          <w:lang w:val="en-US" w:eastAsia="zh-CN" w:bidi="zh-CN"/>
+        </w:rPr>
+        <w:t>wcip_db_version</w:t>
       </w:r>
       <w:r>
         <w:rPr>
           <w:rFonts w:ascii="Arial Unicode MS" w:hAnsi="Arial Unicode MS" w:eastAsia="Arial Unicode MS" w:cs="Arial Unicode MS"/>
           <w:color w:val="000000"/>
           <w:rtl w:val="0"/>
+          <w:lang w:val="zh-CN" w:eastAsia="zh-CN" w:bidi="zh-CN"/>
+        </w:rPr>
+        <w:t>、</w:t>
+      </w:r>
+      <w:r>
+        <w:rPr>
+          <w:rFonts w:ascii="Courier New" w:hAnsi="Courier New" w:eastAsia="Courier New" w:cs="Courier New"/>
+          <w:color w:val="000000"/>
+          <w:rtl w:val="0"/>
           <w:lang w:val="en-US" w:eastAsia="zh-CN" w:bidi="zh-CN"/>
         </w:rPr>
-        <w:t>REST</w:t>
+        <w:t>wcip_capabilities_version</w:t>
       </w:r>
       <w:r>
         <w:rPr>
@@ -10061,16 +9154,34 @@
           <w:rtl w:val="0"/>
           <w:lang w:val="zh-CN" w:eastAsia="zh-CN" w:bidi="zh-CN"/>
         </w:rPr>
-        <w:t xml:space="preserve"> 不返回它。</w:t>
+        <w:t>、</w:t>
+      </w:r>
+      <w:r>
+        <w:rPr>
+          <w:rFonts w:ascii="Courier New" w:hAnsi="Courier New" w:eastAsia="Courier New" w:cs="Courier New"/>
+          <w:color w:val="000000"/>
+          <w:rtl w:val="0"/>
+          <w:lang w:val="en-US" w:eastAsia="zh-CN" w:bidi="zh-CN"/>
+        </w:rPr>
+        <w:t>wcip_recovery_cursor</w:t>
       </w:r>
       <w:r>
         <w:rPr>
           <w:rFonts w:ascii="Arial Unicode MS" w:hAnsi="Arial Unicode MS" w:eastAsia="Arial Unicode MS" w:cs="Arial Unicode MS"/>
           <w:color w:val="000000"/>
           <w:rtl w:val="0"/>
+          <w:lang w:val="zh-CN" w:eastAsia="zh-CN" w:bidi="zh-CN"/>
+        </w:rPr>
+        <w:t xml:space="preserve">。启用执行迁移，停用保留数据，重新启用恢复队列。仅启用 </w:t>
+      </w:r>
+      <w:r>
+        <w:rPr>
+          <w:rFonts w:ascii="Courier New" w:hAnsi="Courier New" w:eastAsia="Courier New" w:cs="Courier New"/>
+          <w:color w:val="000000"/>
+          <w:rtl w:val="0"/>
           <w:lang w:val="en-US" w:eastAsia="zh-CN" w:bidi="zh-CN"/>
         </w:rPr>
-        <w:t>PrintNode</w:t>
+        <w:t>wcip_delete_data_on_uninstall</w:t>
       </w:r>
       <w:r>
         <w:rPr>
@@ -10079,190 +9190,14 @@
           <w:rtl w:val="0"/>
           <w:lang w:val="zh-CN" w:eastAsia="zh-CN" w:bidi="zh-CN"/>
         </w:rPr>
-        <w:t xml:space="preserve"> 接收 </w:t>
-      </w:r>
-      <w:r>
-        <w:rPr>
-          <w:rFonts w:ascii="Arial Unicode MS" w:hAnsi="Arial Unicode MS" w:eastAsia="Arial Unicode MS" w:cs="Arial Unicode MS"/>
-          <w:color w:val="000000"/>
-          <w:rtl w:val="0"/>
-          <w:lang w:val="en-US" w:eastAsia="zh-CN" w:bidi="zh-CN"/>
-        </w:rPr>
-        <w:t>PDF</w:t>
-      </w:r>
-      <w:r>
-        <w:rPr>
-          <w:rFonts w:ascii="Arial Unicode MS" w:hAnsi="Arial Unicode MS" w:eastAsia="Arial Unicode MS" w:cs="Arial Unicode MS"/>
-          <w:color w:val="000000"/>
-          <w:rtl w:val="0"/>
-          <w:lang w:val="zh-CN" w:eastAsia="zh-CN" w:bidi="zh-CN"/>
-        </w:rPr>
-        <w:t xml:space="preserve"> 中客户数据。临时 </w:t>
-      </w:r>
-      <w:r>
-        <w:rPr>
-          <w:rFonts w:ascii="Arial Unicode MS" w:hAnsi="Arial Unicode MS" w:eastAsia="Arial Unicode MS" w:cs="Arial Unicode MS"/>
-          <w:color w:val="000000"/>
-          <w:rtl w:val="0"/>
-          <w:lang w:val="en-US" w:eastAsia="zh-CN" w:bidi="zh-CN"/>
-        </w:rPr>
-        <w:t>PDF</w:t>
-      </w:r>
-      <w:r>
-        <w:rPr>
-          <w:rFonts w:ascii="Arial Unicode MS" w:hAnsi="Arial Unicode MS" w:eastAsia="Arial Unicode MS" w:cs="Arial Unicode MS"/>
-          <w:color w:val="000000"/>
-          <w:rtl w:val="0"/>
-          <w:lang w:val="zh-CN" w:eastAsia="zh-CN" w:bidi="zh-CN"/>
-        </w:rPr>
-        <w:t xml:space="preserve"> 目录私有并在结束时清理，避免敏感日志。</w:t>
+        <w:t xml:space="preserve"> 才删除数据。历史无自动保留期限；多站点另行验证。</w:t>
       </w:r>
     </w:p>
     <w:p>
       <w:pPr>
         <w:bidi w:val="0"/>
         <w:jc w:val="left"/>
-      </w:pPr>
-      <w:r>
-        <w:rPr>
-          <w:rFonts w:ascii="Arial Unicode MS" w:hAnsi="Arial Unicode MS" w:eastAsia="Arial Unicode MS" w:cs="Arial Unicode MS"/>
-          <w:color w:val="000000"/>
-          <w:rtl w:val="0"/>
-          <w:lang w:val="zh-CN" w:eastAsia="zh-CN" w:bidi="zh-CN"/>
-        </w:rPr>
-        <w:t>{</w:t>
-      </w:r>
-      <w:r>
-        <w:rPr>
-          <w:rFonts w:ascii="Courier New" w:hAnsi="Courier New" w:eastAsia="Courier New" w:cs="Courier New"/>
-          <w:color w:val="000000"/>
-          <w:rtl w:val="0"/>
-          <w:lang w:val="en-US" w:eastAsia="zh-CN" w:bidi="zh-CN"/>
-        </w:rPr>
-        <w:t>$wpdb-&gt;prefix}wc_invoice_print_jobs</w:t>
-      </w:r>
-      <w:r>
-        <w:rPr>
-          <w:rFonts w:ascii="Arial Unicode MS" w:hAnsi="Arial Unicode MS" w:eastAsia="Arial Unicode MS" w:cs="Arial Unicode MS"/>
-          <w:color w:val="000000"/>
-          <w:rtl w:val="0"/>
-          <w:lang w:val="zh-CN" w:eastAsia="zh-CN" w:bidi="zh-CN"/>
-        </w:rPr>
-        <w:t xml:space="preserve"> 存任务引用、状态及确认，不存 </w:t>
-      </w:r>
-      <w:r>
-        <w:rPr>
-          <w:rFonts w:ascii="Arial Unicode MS" w:hAnsi="Arial Unicode MS" w:eastAsia="Arial Unicode MS" w:cs="Arial Unicode MS"/>
-          <w:color w:val="000000"/>
-          <w:rtl w:val="0"/>
-          <w:lang w:val="en-US" w:eastAsia="zh-CN" w:bidi="zh-CN"/>
-        </w:rPr>
-        <w:t>PDF</w:t>
-      </w:r>
-      <w:r>
-        <w:rPr>
-          <w:rFonts w:ascii="Arial Unicode MS" w:hAnsi="Arial Unicode MS" w:eastAsia="Arial Unicode MS" w:cs="Arial Unicode MS"/>
-          <w:color w:val="000000"/>
-          <w:rtl w:val="0"/>
-          <w:lang w:val="zh-CN" w:eastAsia="zh-CN" w:bidi="zh-CN"/>
-        </w:rPr>
-        <w:t xml:space="preserve">。选项包含 </w:t>
-      </w:r>
-      <w:r>
-        <w:rPr>
-          <w:rFonts w:ascii="Courier New" w:hAnsi="Courier New" w:eastAsia="Courier New" w:cs="Courier New"/>
-          <w:color w:val="000000"/>
-          <w:rtl w:val="0"/>
-          <w:lang w:val="en-US" w:eastAsia="zh-CN" w:bidi="zh-CN"/>
-        </w:rPr>
-        <w:t>wcip_settings</w:t>
-      </w:r>
-      <w:r>
-        <w:rPr>
-          <w:rFonts w:ascii="Arial Unicode MS" w:hAnsi="Arial Unicode MS" w:eastAsia="Arial Unicode MS" w:cs="Arial Unicode MS"/>
-          <w:color w:val="000000"/>
-          <w:rtl w:val="0"/>
-          <w:lang w:val="zh-CN" w:eastAsia="zh-CN" w:bidi="zh-CN"/>
-        </w:rPr>
-        <w:t>、</w:t>
-      </w:r>
-      <w:r>
-        <w:rPr>
-          <w:rFonts w:ascii="Courier New" w:hAnsi="Courier New" w:eastAsia="Courier New" w:cs="Courier New"/>
-          <w:color w:val="000000"/>
-          <w:rtl w:val="0"/>
-          <w:lang w:val="en-US" w:eastAsia="zh-CN" w:bidi="zh-CN"/>
-        </w:rPr>
-        <w:t>wcip_db_version</w:t>
-      </w:r>
-      <w:r>
-        <w:rPr>
-          <w:rFonts w:ascii="Arial Unicode MS" w:hAnsi="Arial Unicode MS" w:eastAsia="Arial Unicode MS" w:cs="Arial Unicode MS"/>
-          <w:color w:val="000000"/>
-          <w:rtl w:val="0"/>
-          <w:lang w:val="zh-CN" w:eastAsia="zh-CN" w:bidi="zh-CN"/>
-        </w:rPr>
-        <w:t>、</w:t>
-      </w:r>
-      <w:r>
-        <w:rPr>
-          <w:rFonts w:ascii="Courier New" w:hAnsi="Courier New" w:eastAsia="Courier New" w:cs="Courier New"/>
-          <w:color w:val="000000"/>
-          <w:rtl w:val="0"/>
-          <w:lang w:val="en-US" w:eastAsia="zh-CN" w:bidi="zh-CN"/>
-        </w:rPr>
-        <w:t>wcip_capabilities_version</w:t>
-      </w:r>
-      <w:r>
-        <w:rPr>
-          <w:rFonts w:ascii="Arial Unicode MS" w:hAnsi="Arial Unicode MS" w:eastAsia="Arial Unicode MS" w:cs="Arial Unicode MS"/>
-          <w:color w:val="000000"/>
-          <w:rtl w:val="0"/>
-          <w:lang w:val="zh-CN" w:eastAsia="zh-CN" w:bidi="zh-CN"/>
-        </w:rPr>
-        <w:t>、</w:t>
-      </w:r>
-      <w:r>
-        <w:rPr>
-          <w:rFonts w:ascii="Courier New" w:hAnsi="Courier New" w:eastAsia="Courier New" w:cs="Courier New"/>
-          <w:color w:val="000000"/>
-          <w:rtl w:val="0"/>
-          <w:lang w:val="en-US" w:eastAsia="zh-CN" w:bidi="zh-CN"/>
-        </w:rPr>
-        <w:t>wcip_recovery_cursor</w:t>
-      </w:r>
-      <w:r>
-        <w:rPr>
-          <w:rFonts w:ascii="Arial Unicode MS" w:hAnsi="Arial Unicode MS" w:eastAsia="Arial Unicode MS" w:cs="Arial Unicode MS"/>
-          <w:color w:val="000000"/>
-          <w:rtl w:val="0"/>
-          <w:lang w:val="zh-CN" w:eastAsia="zh-CN" w:bidi="zh-CN"/>
-        </w:rPr>
-        <w:t xml:space="preserve">。启用执行迁移，停用保留数据，重新启用恢复队列。仅启用 </w:t>
-      </w:r>
-      <w:r>
-        <w:rPr>
-          <w:rFonts w:ascii="Courier New" w:hAnsi="Courier New" w:eastAsia="Courier New" w:cs="Courier New"/>
-          <w:color w:val="000000"/>
-          <w:rtl w:val="0"/>
-          <w:lang w:val="en-US" w:eastAsia="zh-CN" w:bidi="zh-CN"/>
-        </w:rPr>
-        <w:t>wcip_delete_data_on_uninstall</w:t>
-      </w:r>
-      <w:r>
-        <w:rPr>
-          <w:rFonts w:ascii="Arial Unicode MS" w:hAnsi="Arial Unicode MS" w:eastAsia="Arial Unicode MS" w:cs="Arial Unicode MS"/>
-          <w:color w:val="000000"/>
-          <w:rtl w:val="0"/>
-          <w:lang w:val="zh-CN" w:eastAsia="zh-CN" w:bidi="zh-CN"/>
-        </w:rPr>
-        <w:t xml:space="preserve"> 才删除数据。历史无自动保留期限；多站点另行验证。</w:t>
-      </w:r>
-    </w:p>
-    <w:p>
-      <w:pPr>
-        <w:bidi w:val="0"/>
-        <w:jc w:val="left"/>
+        <w:wordWrap w:val="0"/>
       </w:pPr>
       <w:r>
         <w:rPr>
@@ -10511,165 +9446,23 @@
     <w:p>
       <w:pPr>
         <w:spacing w:after="40"/>
+        <w:wordWrap w:val="0"/>
       </w:pPr>
     </w:p>
     <w:p>
       <w:pPr>
         <w:bidi w:val="0"/>
-        <w:jc w:val="left"/>
+        <w:jc w:val="start"/>
+        <w:wordWrap w:val="0"/>
       </w:pPr>
       <w:r>
         <w:rPr>
+          <w:lang w:val="zh-CN" w:bidi="zh-CN" w:eastAsia="zh-CN"/>
+          <w:color w:val="000000"/>
+          <w:rtl w:val="0"/>
           <w:rFonts w:ascii="Arial Unicode MS" w:hAnsi="Arial Unicode MS" w:eastAsia="Arial Unicode MS" w:cs="Arial Unicode MS"/>
-          <w:color w:val="000000"/>
-          <w:rtl w:val="0"/>
-          <w:lang w:val="zh-CN" w:eastAsia="zh-CN" w:bidi="zh-CN"/>
-        </w:rPr>
-        <w:t xml:space="preserve">任务停滞时检查 </w:t>
-      </w:r>
-      <w:r>
-        <w:rPr>
-          <w:rFonts w:ascii="Arial Unicode MS" w:hAnsi="Arial Unicode MS" w:eastAsia="Arial Unicode MS" w:cs="Arial Unicode MS"/>
-          <w:color w:val="000000"/>
-          <w:rtl w:val="0"/>
-          <w:lang w:val="en-US" w:eastAsia="zh-CN" w:bidi="zh-CN"/>
-        </w:rPr>
-        <w:t>Scheduled</w:t>
-      </w:r>
-      <w:r>
-        <w:rPr>
-          <w:rFonts w:ascii="Arial Unicode MS" w:hAnsi="Arial Unicode MS" w:eastAsia="Arial Unicode MS" w:cs="Arial Unicode MS"/>
-          <w:color w:val="000000"/>
-          <w:rtl w:val="0"/>
-          <w:lang w:val="zh-CN" w:eastAsia="zh-CN" w:bidi="zh-CN"/>
-        </w:rPr>
-        <w:t xml:space="preserve"> </w:t>
-      </w:r>
-      <w:r>
-        <w:rPr>
-          <w:rFonts w:ascii="Arial Unicode MS" w:hAnsi="Arial Unicode MS" w:eastAsia="Arial Unicode MS" w:cs="Arial Unicode MS"/>
-          <w:color w:val="000000"/>
-          <w:rtl w:val="0"/>
-          <w:lang w:val="en-US" w:eastAsia="zh-CN" w:bidi="zh-CN"/>
-        </w:rPr>
-        <w:t>Actions</w:t>
-      </w:r>
-      <w:r>
-        <w:rPr>
-          <w:rFonts w:ascii="Arial Unicode MS" w:hAnsi="Arial Unicode MS" w:eastAsia="Arial Unicode MS" w:cs="Arial Unicode MS"/>
-          <w:color w:val="000000"/>
-          <w:rtl w:val="0"/>
-          <w:lang w:val="zh-CN" w:eastAsia="zh-CN" w:bidi="zh-CN"/>
-        </w:rPr>
-        <w:t>、插件组、</w:t>
-      </w:r>
-      <w:r>
-        <w:rPr>
-          <w:rFonts w:ascii="Arial Unicode MS" w:hAnsi="Arial Unicode MS" w:eastAsia="Arial Unicode MS" w:cs="Arial Unicode MS"/>
-          <w:color w:val="000000"/>
-          <w:rtl w:val="0"/>
-          <w:lang w:val="en-US" w:eastAsia="zh-CN" w:bidi="zh-CN"/>
-        </w:rPr>
-        <w:t>WP</w:t>
-      </w:r>
-      <w:r>
-        <w:rPr>
-          <w:rFonts w:ascii="Arial Unicode MS" w:hAnsi="Arial Unicode MS" w:eastAsia="Arial Unicode MS" w:cs="Arial Unicode MS"/>
-          <w:color w:val="000000"/>
-          <w:rtl w:val="0"/>
-          <w:lang w:val="zh-CN" w:eastAsia="zh-CN" w:bidi="zh-CN"/>
-        </w:rPr>
-        <w:t xml:space="preserve"> </w:t>
-      </w:r>
-      <w:r>
-        <w:rPr>
-          <w:rFonts w:ascii="Arial Unicode MS" w:hAnsi="Arial Unicode MS" w:eastAsia="Arial Unicode MS" w:cs="Arial Unicode MS"/>
-          <w:color w:val="000000"/>
-          <w:rtl w:val="0"/>
-          <w:lang w:val="en-US" w:eastAsia="zh-CN" w:bidi="zh-CN"/>
-        </w:rPr>
-        <w:t>Cron</w:t>
-      </w:r>
-      <w:r>
-        <w:rPr>
-          <w:rFonts w:ascii="Arial Unicode MS" w:hAnsi="Arial Unicode MS" w:eastAsia="Arial Unicode MS" w:cs="Arial Unicode MS"/>
-          <w:color w:val="000000"/>
-          <w:rtl w:val="0"/>
-          <w:lang w:val="zh-CN" w:eastAsia="zh-CN" w:bidi="zh-CN"/>
-        </w:rPr>
-        <w:t xml:space="preserve"> 和回环请求。</w:t>
-      </w:r>
-      <w:r>
-        <w:rPr>
-          <w:rFonts w:ascii="Arial Unicode MS" w:hAnsi="Arial Unicode MS" w:eastAsia="Arial Unicode MS" w:cs="Arial Unicode MS"/>
-          <w:color w:val="000000"/>
-          <w:rtl w:val="0"/>
-          <w:lang w:val="en-US" w:eastAsia="zh-CN" w:bidi="zh-CN"/>
-        </w:rPr>
-        <w:t>PDF</w:t>
-      </w:r>
-      <w:r>
-        <w:rPr>
-          <w:rFonts w:ascii="Arial Unicode MS" w:hAnsi="Arial Unicode MS" w:eastAsia="Arial Unicode MS" w:cs="Arial Unicode MS"/>
-          <w:color w:val="000000"/>
-          <w:rtl w:val="0"/>
-          <w:lang w:val="zh-CN" w:eastAsia="zh-CN" w:bidi="zh-CN"/>
-        </w:rPr>
-        <w:t xml:space="preserve"> 故障检查依赖、扩展、字体、内存和临时目录权限。本地打印机在系统对话框中选择，刷新仅发现 </w:t>
-      </w:r>
-      <w:r>
-        <w:rPr>
-          <w:rFonts w:ascii="Arial Unicode MS" w:hAnsi="Arial Unicode MS" w:eastAsia="Arial Unicode MS" w:cs="Arial Unicode MS"/>
-          <w:color w:val="000000"/>
-          <w:rtl w:val="0"/>
-          <w:lang w:val="en-US" w:eastAsia="zh-CN" w:bidi="zh-CN"/>
-        </w:rPr>
-        <w:t>PrintNode</w:t>
-      </w:r>
-      <w:r>
-        <w:rPr>
-          <w:rFonts w:ascii="Arial Unicode MS" w:hAnsi="Arial Unicode MS" w:eastAsia="Arial Unicode MS" w:cs="Arial Unicode MS"/>
-          <w:color w:val="000000"/>
-          <w:rtl w:val="0"/>
-          <w:lang w:val="zh-CN" w:eastAsia="zh-CN" w:bidi="zh-CN"/>
-        </w:rPr>
-        <w:t xml:space="preserve"> 设备。</w:t>
-      </w:r>
-      <w:r>
-        <w:rPr>
-          <w:rFonts w:ascii="Arial Unicode MS" w:hAnsi="Arial Unicode MS" w:eastAsia="Arial Unicode MS" w:cs="Arial Unicode MS"/>
-          <w:color w:val="000000"/>
-          <w:rtl w:val="0"/>
-          <w:lang w:val="en-US" w:eastAsia="zh-CN" w:bidi="zh-CN"/>
-        </w:rPr>
-        <w:t>unknown</w:t>
-      </w:r>
-      <w:r>
-        <w:rPr>
-          <w:rFonts w:ascii="Arial Unicode MS" w:hAnsi="Arial Unicode MS" w:eastAsia="Arial Unicode MS" w:cs="Arial Unicode MS"/>
-          <w:color w:val="000000"/>
-          <w:rtl w:val="0"/>
-          <w:lang w:val="zh-CN" w:eastAsia="zh-CN" w:bidi="zh-CN"/>
-        </w:rPr>
-        <w:t xml:space="preserve"> 或 </w:t>
-      </w:r>
-      <w:r>
-        <w:rPr>
-          <w:rFonts w:ascii="Arial Unicode MS" w:hAnsi="Arial Unicode MS" w:eastAsia="Arial Unicode MS" w:cs="Arial Unicode MS"/>
-          <w:color w:val="000000"/>
-          <w:rtl w:val="0"/>
-          <w:lang w:val="en-US" w:eastAsia="zh-CN" w:bidi="zh-CN"/>
-        </w:rPr>
-        <w:t>submitted</w:t>
-      </w:r>
-      <w:r>
-        <w:rPr>
-          <w:rFonts w:ascii="Arial Unicode MS" w:hAnsi="Arial Unicode MS" w:eastAsia="Arial Unicode MS" w:cs="Arial Unicode MS"/>
-          <w:color w:val="000000"/>
-          <w:rtl w:val="0"/>
-          <w:lang w:val="zh-CN" w:eastAsia="zh-CN" w:bidi="zh-CN"/>
-        </w:rPr>
-        <w:t xml:space="preserve"> 无纸张时，重印前检查服务和设备历史。</w:t>
+        </w:rPr>
+        <w:t>代理任务一直排队时，检查上次连接、电脑是否休眠、HTTPS、应用程序密码和逻辑队列是否一致。CUPS 检查计划任务、WP Cron 和网络。重新打印 unknown 任务前检查本地打印队列、日志和纸张。PDF 错误需检查扩展、字体、内存和临时目录权限。</w:t>
       </w:r>
     </w:p>
     <w:p>
@@ -10677,6 +9470,7 @@
         <w:pStyle w:val="Heading1"/>
         <w:bidi w:val="0"/>
         <w:jc w:val="left"/>
+        <w:wordWrap w:val="0"/>
       </w:pPr>
       <w:r>
         <w:rPr>
@@ -10693,6 +9487,7 @@
       <w:pPr>
         <w:bidi w:val="0"/>
         <w:jc w:val="left"/>
+        <w:wordWrap w:val="0"/>
       </w:pPr>
       <w:r>
         <w:rPr>
@@ -10738,13 +9533,14 @@
               <w:left w:w="100" w:type="dxa"/>
               <w:right w:w="100" w:type="dxa"/>
             </w:tcMar>
-            <w:shd w:fill="E7EDF2"/>
+            <w:shd w:fill="D9D9D9" w:val="clear"/>
           </w:tcPr>
           <w:p>
             <w:pPr>
               <w:bidi w:val="0"/>
               <w:spacing w:after="0" w:line="269" w:lineRule="auto"/>
               <w:jc w:val="left"/>
+              <w:wordWrap w:val="0"/>
             </w:pPr>
             <w:r>
               <w:rPr>
@@ -10770,13 +9566,14 @@
               <w:left w:w="100" w:type="dxa"/>
               <w:right w:w="100" w:type="dxa"/>
             </w:tcMar>
-            <w:shd w:fill="E7EDF2"/>
+            <w:shd w:fill="D9D9D9" w:val="clear"/>
           </w:tcPr>
           <w:p>
             <w:pPr>
               <w:bidi w:val="0"/>
               <w:spacing w:after="0" w:line="269" w:lineRule="auto"/>
               <w:jc w:val="left"/>
+              <w:wordWrap w:val="0"/>
             </w:pPr>
             <w:r>
               <w:rPr>
@@ -10813,6 +9610,7 @@
               <w:bidi w:val="0"/>
               <w:spacing w:after="0" w:line="269" w:lineRule="auto"/>
               <w:jc w:val="left"/>
+              <w:wordWrap w:val="0"/>
             </w:pPr>
             <w:r>
               <w:rPr>
@@ -10843,6 +9641,7 @@
               <w:bidi w:val="0"/>
               <w:spacing w:after="0" w:line="269" w:lineRule="auto"/>
               <w:jc w:val="left"/>
+              <w:wordWrap w:val="0"/>
             </w:pPr>
             <w:r>
               <w:rPr>
@@ -10878,6 +9677,7 @@
               <w:bidi w:val="0"/>
               <w:spacing w:after="0" w:line="269" w:lineRule="auto"/>
               <w:jc w:val="left"/>
+              <w:wordWrap w:val="0"/>
             </w:pPr>
             <w:r>
               <w:rPr>
@@ -10908,6 +9708,7 @@
               <w:bidi w:val="0"/>
               <w:spacing w:after="0" w:line="269" w:lineRule="auto"/>
               <w:jc w:val="left"/>
+              <w:wordWrap w:val="0"/>
             </w:pPr>
             <w:r>
               <w:rPr>
@@ -10943,6 +9744,7 @@
               <w:bidi w:val="0"/>
               <w:spacing w:after="0" w:line="269" w:lineRule="auto"/>
               <w:jc w:val="left"/>
+              <w:wordWrap w:val="0"/>
             </w:pPr>
             <w:r>
               <w:rPr>
@@ -10973,6 +9775,7 @@
               <w:bidi w:val="0"/>
               <w:spacing w:after="0" w:line="269" w:lineRule="auto"/>
               <w:jc w:val="left"/>
+              <w:wordWrap w:val="0"/>
             </w:pPr>
             <w:r>
               <w:rPr>
@@ -11008,6 +9811,7 @@
               <w:bidi w:val="0"/>
               <w:spacing w:after="0" w:line="269" w:lineRule="auto"/>
               <w:jc w:val="left"/>
+              <w:wordWrap w:val="0"/>
             </w:pPr>
             <w:r>
               <w:rPr>
@@ -11038,6 +9842,7 @@
               <w:bidi w:val="0"/>
               <w:spacing w:after="0" w:line="269" w:lineRule="auto"/>
               <w:jc w:val="left"/>
+              <w:wordWrap w:val="0"/>
             </w:pPr>
             <w:r>
               <w:rPr>
@@ -11073,6 +9878,7 @@
               <w:bidi w:val="0"/>
               <w:spacing w:after="0" w:line="269" w:lineRule="auto"/>
               <w:jc w:val="left"/>
+              <w:wordWrap w:val="0"/>
             </w:pPr>
             <w:r>
               <w:rPr>
@@ -11103,6 +9909,7 @@
               <w:bidi w:val="0"/>
               <w:spacing w:after="0" w:line="269" w:lineRule="auto"/>
               <w:jc w:val="left"/>
+              <w:wordWrap w:val="0"/>
             </w:pPr>
             <w:r>
               <w:rPr>
@@ -11138,6 +9945,7 @@
               <w:bidi w:val="0"/>
               <w:spacing w:after="0" w:line="269" w:lineRule="auto"/>
               <w:jc w:val="left"/>
+              <w:wordWrap w:val="0"/>
             </w:pPr>
             <w:r>
               <w:rPr>
@@ -11168,6 +9976,7 @@
               <w:bidi w:val="0"/>
               <w:spacing w:after="0" w:line="269" w:lineRule="auto"/>
               <w:jc w:val="left"/>
+              <w:wordWrap w:val="0"/>
             </w:pPr>
             <w:r>
               <w:rPr>
@@ -11203,6 +10012,7 @@
               <w:bidi w:val="0"/>
               <w:spacing w:after="0" w:line="269" w:lineRule="auto"/>
               <w:jc w:val="left"/>
+              <w:wordWrap w:val="0"/>
             </w:pPr>
             <w:r>
               <w:rPr>
@@ -11233,6 +10043,7 @@
               <w:bidi w:val="0"/>
               <w:spacing w:after="0" w:line="269" w:lineRule="auto"/>
               <w:jc w:val="left"/>
+              <w:wordWrap w:val="0"/>
             </w:pPr>
             <w:r>
               <w:rPr>
@@ -11268,6 +10079,7 @@
               <w:bidi w:val="0"/>
               <w:spacing w:after="0" w:line="269" w:lineRule="auto"/>
               <w:jc w:val="left"/>
+              <w:wordWrap w:val="0"/>
             </w:pPr>
             <w:r>
               <w:rPr>
@@ -11298,6 +10110,7 @@
               <w:bidi w:val="0"/>
               <w:spacing w:after="0" w:line="269" w:lineRule="auto"/>
               <w:jc w:val="left"/>
+              <w:wordWrap w:val="0"/>
             </w:pPr>
             <w:r>
               <w:rPr>
@@ -11317,11 +10130,1315 @@
     <w:p>
       <w:pPr>
         <w:spacing w:after="40"/>
+        <w:wordWrap w:val="0"/>
       </w:pPr>
+    </w:p>
+    <w:p>
+      <w:pPr>
+        <w:pStyle w:val="Heading1"/>
+        <w:bidi w:val="0"/>
+        <w:jc w:val="start"/>
+        <w:wordWrap w:val="0"/>
+      </w:pPr>
+      <w:r>
+        <w:rPr>
+          <w:lang w:val="zh-CN" w:bidi="zh-CN"/>
+          <w:rtl w:val="0"/>
+        </w:rPr>
+        <w:t>操作与扩展约定</w:t>
+      </w:r>
+    </w:p>
+    <w:p>
+      <w:pPr>
+        <w:bidi w:val="0"/>
+        <w:jc w:val="start"/>
+        <w:wordWrap w:val="0"/>
+      </w:pPr>
+      <w:r>
+        <w:rPr>
+          <w:lang w:val="zh-CN" w:bidi="zh-CN"/>
+          <w:rtl w:val="0"/>
+        </w:rPr>
+        <w:t>选择历史订单前预览缺失发票。预览不打印。日期使用 UTC，最多 31 天。</w:t>
+      </w:r>
+    </w:p>
+    <w:p>
+      <w:pPr>
+        <w:bidi w:val="0"/>
+        <w:jc w:val="start"/>
+        <w:wordWrap w:val="0"/>
+      </w:pPr>
+      <w:r>
+        <w:rPr>
+          <w:lang w:val="zh-CN" w:bidi="zh-CN"/>
+          <w:rtl w:val="0"/>
+        </w:rPr>
+        <w:t>履约使用独立存储，不改变 WooCommerce 付款、订单状态和日期。</w:t>
+      </w:r>
+    </w:p>
+    <w:p>
+      <w:pPr>
+        <w:bidi w:val="0"/>
+        <w:jc w:val="start"/>
+        <w:wordWrap w:val="0"/>
+      </w:pPr>
+      <w:r>
+        <w:rPr>
+          <w:lang w:val="zh-CN" w:bidi="zh-CN"/>
+          <w:rtl w:val="0"/>
+        </w:rPr>
+        <w:t>用键盘扫描器或输入参考码。扫描需要登录，不会确认纸质打印。</w:t>
+      </w:r>
+    </w:p>
+    <w:p>
+      <w:pPr>
+        <w:bidi w:val="0"/>
+        <w:jc w:val="start"/>
+        <w:wordWrap w:val="0"/>
+      </w:pPr>
+      <w:r>
+        <w:rPr>
+          <w:lang w:val="zh-CN" w:bidi="zh-CN"/>
+          <w:rtl w:val="0"/>
+        </w:rPr>
+        <w:t>导出默认关闭。接收端必须实现 HMAC 签名、防重放和幂等回执协议。接受不证明发货或拣货。数据库凭据未加密；使用 WCIP_EXPORT_SIGNING_SECRET 管理。</w:t>
+      </w:r>
+    </w:p>
+    <w:p>
+      <w:pPr>
+        <w:pStyle w:val="Code"/>
+        <w:bidi w:val="0"/>
+        <w:jc w:val="start"/>
+      </w:pPr>
+      <w:r>
+        <w:rPr>
+          <w:lang w:val="zh-CN" w:bidi="zh-CN"/>
+          <w:rtl w:val="0"/>
+        </w:rPr>
+        <w:t>1.4.0 · 2026-10-10 · c894eb05d2120a4bba09aa3500fe2842a0e48d74</w:t>
+      </w:r>
+    </w:p>
+    <w:p>
+      <w:pPr>
+        <w:pStyle w:val="Code"/>
+        <w:bidi w:val="0"/>
+        <w:jc w:val="start"/>
+      </w:pPr>
+      <w:r>
+        <w:rPr>
+          <w:lang w:val="zh-CN" w:bidi="zh-CN"/>
+          <w:rtl w:val="0"/>
+        </w:rPr>
+        <w:t>docs/operations.md · REMEDIATION_TRACEABILITY.md</w:t>
+      </w:r>
+    </w:p>
+    <w:tbl>
+      <w:tblPr>
+        <w:tblW w:type="auto" w:w="0"/>
+        <w:tblLook w:firstColumn="1" w:firstRow="1" w:lastColumn="0" w:lastRow="0" w:noHBand="0" w:noVBand="1" w:val="04A0"/>
+        <w:tblBorders>
+          <w:top w:val="single" w:sz="4" w:color="D9D9D9"/>
+          <w:left w:val="single" w:sz="4" w:color="D9D9D9"/>
+          <w:bottom w:val="single" w:sz="4" w:color="D9D9D9"/>
+          <w:right w:val="single" w:sz="4" w:color="D9D9D9"/>
+          <w:insideH w:val="single" w:sz="4" w:color="D9D9D9"/>
+          <w:insideV w:val="single" w:sz="4" w:color="D9D9D9"/>
+        </w:tblBorders>
+      </w:tblPr>
+      <w:tblGrid>
+        <w:gridCol w:w="5112"/>
+        <w:gridCol w:w="5112"/>
+      </w:tblGrid>
+      <w:tr>
+        <w:trPr>
+          <w:tblHeader/>
+          <w:cantSplit/>
+        </w:trPr>
+        <w:tc>
+          <w:tcPr>
+            <w:tcW w:type="dxa" w:w="5112"/>
+            <w:vAlign w:val="center"/>
+            <w:shd w:fill="D9D9D9" w:val="clear"/>
+          </w:tcPr>
+          <w:p>
+            <w:pPr>
+              <w:bidi w:val="0"/>
+              <w:jc w:val="start"/>
+              <w:wordWrap w:val="0"/>
+            </w:pPr>
+            <w:r>
+              <w:rPr>
+                <w:lang w:val="zh-CN" w:bidi="zh-CN"/>
+                <w:b/>
+                <w:rtl w:val="0"/>
+              </w:rPr>
+              <w:t>钩子</w:t>
+            </w:r>
+          </w:p>
+        </w:tc>
+        <w:tc>
+          <w:tcPr>
+            <w:tcW w:type="dxa" w:w="5112"/>
+            <w:vAlign w:val="center"/>
+            <w:shd w:fill="D9D9D9" w:val="clear"/>
+          </w:tcPr>
+          <w:p>
+            <w:pPr>
+              <w:bidi w:val="0"/>
+              <w:jc w:val="start"/>
+              <w:wordWrap w:val="0"/>
+            </w:pPr>
+            <w:r>
+              <w:rPr>
+                <w:lang w:val="zh-CN" w:bidi="zh-CN"/>
+                <w:b/>
+                <w:rtl w:val="0"/>
+              </w:rPr>
+              <w:t>类型与参数</w:t>
+            </w:r>
+          </w:p>
+        </w:tc>
+      </w:tr>
+      <w:tr>
+        <w:trPr>
+          <w:cantSplit/>
+        </w:trPr>
+        <w:tc>
+          <w:tcPr>
+            <w:tcW w:type="dxa" w:w="5112"/>
+            <w:vAlign w:val="center"/>
+          </w:tcPr>
+          <w:p>
+            <w:pPr>
+              <w:bidi w:val="0"/>
+              <w:jc w:val="start"/>
+              <w:wordWrap w:val="0"/>
+            </w:pPr>
+            <w:r>
+              <w:rPr>
+                <w:lang w:val="zh-CN" w:bidi="zh-CN"/>
+                <w:rtl w:val="0"/>
+              </w:rPr>
+              <w:t>wcip_payment_method_semantics</w:t>
+            </w:r>
+          </w:p>
+        </w:tc>
+        <w:tc>
+          <w:tcPr>
+            <w:tcW w:type="dxa" w:w="5112"/>
+            <w:vAlign w:val="center"/>
+          </w:tcPr>
+          <w:p>
+            <w:pPr>
+              <w:wordWrap w:val="0"/>
+            </w:pPr>
+            <w:r>
+              <w:t>string, WC_Order, gateway → string</w:t>
+            </w:r>
+          </w:p>
+        </w:tc>
+      </w:tr>
+      <w:tr>
+        <w:trPr>
+          <w:cantSplit/>
+        </w:trPr>
+        <w:tc>
+          <w:tcPr>
+            <w:tcW w:type="dxa" w:w="5112"/>
+            <w:vAlign w:val="center"/>
+          </w:tcPr>
+          <w:p>
+            <w:pPr>
+              <w:bidi w:val="0"/>
+              <w:jc w:val="start"/>
+              <w:wordWrap w:val="0"/>
+            </w:pPr>
+            <w:r>
+              <w:rPr>
+                <w:lang w:val="zh-CN" w:bidi="zh-CN"/>
+                <w:rtl w:val="0"/>
+              </w:rPr>
+              <w:t>wcip_payment_confirmed</w:t>
+            </w:r>
+          </w:p>
+        </w:tc>
+        <w:tc>
+          <w:tcPr>
+            <w:tcW w:type="dxa" w:w="5112"/>
+            <w:vAlign w:val="center"/>
+          </w:tcPr>
+          <w:p>
+            <w:pPr>
+              <w:wordWrap w:val="0"/>
+            </w:pPr>
+            <w:r>
+              <w:t>bool, WC_Order, semantics → bool</w:t>
+            </w:r>
+          </w:p>
+        </w:tc>
+      </w:tr>
+      <w:tr>
+        <w:trPr>
+          <w:cantSplit/>
+        </w:trPr>
+        <w:tc>
+          <w:tcPr>
+            <w:tcW w:type="dxa" w:w="5112"/>
+            <w:vAlign w:val="center"/>
+          </w:tcPr>
+          <w:p>
+            <w:pPr>
+              <w:bidi w:val="0"/>
+              <w:jc w:val="start"/>
+              <w:wordWrap w:val="0"/>
+            </w:pPr>
+            <w:r>
+              <w:rPr>
+                <w:lang w:val="zh-CN" w:bidi="zh-CN"/>
+                <w:rtl w:val="0"/>
+              </w:rPr>
+              <w:t>wcip_fulfillment_eligible</w:t>
+            </w:r>
+          </w:p>
+        </w:tc>
+        <w:tc>
+          <w:tcPr>
+            <w:tcW w:type="dxa" w:w="5112"/>
+            <w:vAlign w:val="center"/>
+          </w:tcPr>
+          <w:p>
+            <w:pPr>
+              <w:bidi w:val="0"/>
+              <w:jc w:val="start"/>
+              <w:wordWrap w:val="0"/>
+            </w:pPr>
+            <w:r>
+              <w:rPr>
+                <w:lang w:val="zh-CN" w:bidi="zh-CN"/>
+                <w:rtl w:val="0"/>
+              </w:rPr>
+              <w:t>bool, WC_Order → bool</w:t>
+            </w:r>
+          </w:p>
+        </w:tc>
+      </w:tr>
+      <w:tr>
+        <w:trPr>
+          <w:cantSplit/>
+        </w:trPr>
+        <w:tc>
+          <w:tcPr>
+            <w:tcW w:type="dxa" w:w="5112"/>
+            <w:vAlign w:val="center"/>
+          </w:tcPr>
+          <w:p>
+            <w:pPr>
+              <w:bidi w:val="0"/>
+              <w:jc w:val="start"/>
+              <w:wordWrap w:val="0"/>
+            </w:pPr>
+            <w:r>
+              <w:rPr>
+                <w:lang w:val="zh-CN" w:bidi="zh-CN"/>
+                <w:rtl w:val="0"/>
+              </w:rPr>
+              <w:t>wcip_recipient_data</w:t>
+            </w:r>
+          </w:p>
+        </w:tc>
+        <w:tc>
+          <w:tcPr>
+            <w:tcW w:type="dxa" w:w="5112"/>
+            <w:vAlign w:val="center"/>
+          </w:tcPr>
+          <w:p>
+            <w:pPr>
+              <w:bidi w:val="0"/>
+              <w:jc w:val="start"/>
+              <w:wordWrap w:val="0"/>
+            </w:pPr>
+            <w:r>
+              <w:rPr>
+                <w:lang w:val="zh-CN" w:bidi="zh-CN"/>
+                <w:rtl w:val="0"/>
+              </w:rPr>
+              <w:t>array, WC_Order → array</w:t>
+            </w:r>
+          </w:p>
+        </w:tc>
+      </w:tr>
+      <w:tr>
+        <w:trPr>
+          <w:cantSplit/>
+        </w:trPr>
+        <w:tc>
+          <w:tcPr>
+            <w:tcW w:type="dxa" w:w="5112"/>
+            <w:vAlign w:val="center"/>
+          </w:tcPr>
+          <w:p>
+            <w:pPr>
+              <w:bidi w:val="0"/>
+              <w:jc w:val="start"/>
+              <w:wordWrap w:val="0"/>
+            </w:pPr>
+            <w:r>
+              <w:rPr>
+                <w:lang w:val="zh-CN" w:bidi="zh-CN"/>
+                <w:rtl w:val="0"/>
+              </w:rPr>
+              <w:t>wcip_item_weight</w:t>
+            </w:r>
+          </w:p>
+        </w:tc>
+        <w:tc>
+          <w:tcPr>
+            <w:tcW w:type="dxa" w:w="5112"/>
+            <w:vAlign w:val="center"/>
+          </w:tcPr>
+          <w:p>
+            <w:pPr>
+              <w:wordWrap w:val="0"/>
+            </w:pPr>
+            <w:r>
+              <w:t>array, WC_Order_Item_Product, quantity → array</w:t>
+            </w:r>
+          </w:p>
+        </w:tc>
+      </w:tr>
+      <w:tr>
+        <w:trPr>
+          <w:cantSplit/>
+        </w:trPr>
+        <w:tc>
+          <w:tcPr>
+            <w:tcW w:type="dxa" w:w="5112"/>
+            <w:vAlign w:val="center"/>
+          </w:tcPr>
+          <w:p>
+            <w:pPr>
+              <w:bidi w:val="0"/>
+              <w:jc w:val="start"/>
+              <w:wordWrap w:val="0"/>
+            </w:pPr>
+            <w:r>
+              <w:rPr>
+                <w:lang w:val="zh-CN" w:bidi="zh-CN"/>
+                <w:rtl w:val="0"/>
+              </w:rPr>
+              <w:t>wcip_print_filter_query_args</w:t>
+            </w:r>
+          </w:p>
+        </w:tc>
+        <w:tc>
+          <w:tcPr>
+            <w:tcW w:type="dxa" w:w="5112"/>
+            <w:vAlign w:val="center"/>
+          </w:tcPr>
+          <w:p>
+            <w:pPr>
+              <w:bidi w:val="0"/>
+              <w:jc w:val="start"/>
+              <w:wordWrap w:val="0"/>
+            </w:pPr>
+            <w:r>
+              <w:rPr>
+                <w:lang w:val="zh-CN" w:bidi="zh-CN"/>
+                <w:rtl w:val="0"/>
+              </w:rPr>
+              <w:t>array → array</w:t>
+            </w:r>
+          </w:p>
+        </w:tc>
+      </w:tr>
+      <w:tr>
+        <w:trPr>
+          <w:cantSplit/>
+        </w:trPr>
+        <w:tc>
+          <w:tcPr>
+            <w:tcW w:type="dxa" w:w="5112"/>
+            <w:vAlign w:val="center"/>
+          </w:tcPr>
+          <w:p>
+            <w:pPr>
+              <w:bidi w:val="0"/>
+              <w:jc w:val="start"/>
+              <w:wordWrap w:val="0"/>
+            </w:pPr>
+            <w:r>
+              <w:rPr>
+                <w:lang w:val="zh-CN" w:bidi="zh-CN"/>
+                <w:rtl w:val="0"/>
+              </w:rPr>
+              <w:t>wcip_can_access_order</w:t>
+            </w:r>
+          </w:p>
+        </w:tc>
+        <w:tc>
+          <w:tcPr>
+            <w:tcW w:type="dxa" w:w="5112"/>
+            <w:vAlign w:val="center"/>
+          </w:tcPr>
+          <w:p>
+            <w:pPr>
+              <w:bidi w:val="0"/>
+              <w:jc w:val="start"/>
+              <w:wordWrap w:val="0"/>
+            </w:pPr>
+            <w:r>
+              <w:rPr>
+                <w:lang w:val="zh-CN" w:bidi="zh-CN"/>
+                <w:rtl w:val="0"/>
+              </w:rPr>
+              <w:t>bool, WC_Order, capability → bool</w:t>
+            </w:r>
+          </w:p>
+        </w:tc>
+      </w:tr>
+      <w:tr>
+        <w:trPr>
+          <w:cantSplit/>
+        </w:trPr>
+        <w:tc>
+          <w:tcPr>
+            <w:tcW w:type="dxa" w:w="5112"/>
+            <w:vAlign w:val="center"/>
+          </w:tcPr>
+          <w:p>
+            <w:pPr>
+              <w:bidi w:val="0"/>
+              <w:jc w:val="start"/>
+              <w:wordWrap w:val="0"/>
+            </w:pPr>
+            <w:r>
+              <w:rPr>
+                <w:lang w:val="zh-CN" w:bidi="zh-CN"/>
+                <w:rtl w:val="0"/>
+              </w:rPr>
+              <w:t>wcip_print_confirmed</w:t>
+            </w:r>
+          </w:p>
+        </w:tc>
+        <w:tc>
+          <w:tcPr>
+            <w:tcW w:type="dxa" w:w="5112"/>
+            <w:vAlign w:val="center"/>
+          </w:tcPr>
+          <w:p>
+            <w:pPr>
+              <w:bidi w:val="0"/>
+              <w:jc w:val="start"/>
+              <w:wordWrap w:val="0"/>
+            </w:pPr>
+            <w:r>
+              <w:rPr>
+                <w:lang w:val="zh-CN" w:bidi="zh-CN"/>
+                <w:rtl w:val="0"/>
+              </w:rPr>
+              <w:t>job array; after commit</w:t>
+            </w:r>
+          </w:p>
+        </w:tc>
+      </w:tr>
+      <w:tr>
+        <w:trPr>
+          <w:cantSplit/>
+        </w:trPr>
+        <w:tc>
+          <w:tcPr>
+            <w:tcW w:type="dxa" w:w="5112"/>
+            <w:vAlign w:val="center"/>
+          </w:tcPr>
+          <w:p>
+            <w:pPr>
+              <w:bidi w:val="0"/>
+              <w:jc w:val="start"/>
+              <w:wordWrap w:val="0"/>
+            </w:pPr>
+            <w:r>
+              <w:rPr>
+                <w:lang w:val="zh-CN" w:bidi="zh-CN"/>
+                <w:rtl w:val="0"/>
+              </w:rPr>
+              <w:t>wcip_fulfillment_changed</w:t>
+            </w:r>
+          </w:p>
+        </w:tc>
+        <w:tc>
+          <w:tcPr>
+            <w:tcW w:type="dxa" w:w="5112"/>
+            <w:vAlign w:val="center"/>
+          </w:tcPr>
+          <w:p>
+            <w:pPr>
+              <w:bidi w:val="0"/>
+              <w:jc w:val="start"/>
+              <w:wordWrap w:val="0"/>
+            </w:pPr>
+            <w:r>
+              <w:rPr>
+                <w:lang w:val="zh-CN" w:bidi="zh-CN"/>
+                <w:rtl w:val="0"/>
+              </w:rPr>
+              <w:t>state array, event string; after commit</w:t>
+            </w:r>
+          </w:p>
+        </w:tc>
+      </w:tr>
+      <w:tr>
+        <w:trPr>
+          <w:cantSplit/>
+        </w:trPr>
+        <w:tc>
+          <w:tcPr>
+            <w:tcW w:type="dxa" w:w="5112"/>
+            <w:vAlign w:val="center"/>
+          </w:tcPr>
+          <w:p>
+            <w:pPr>
+              <w:bidi w:val="0"/>
+              <w:jc w:val="start"/>
+              <w:wordWrap w:val="0"/>
+            </w:pPr>
+            <w:r>
+              <w:rPr>
+                <w:lang w:val="zh-CN" w:bidi="zh-CN"/>
+                <w:rtl w:val="0"/>
+              </w:rPr>
+              <w:t>wcip_export_adapter</w:t>
+            </w:r>
+          </w:p>
+        </w:tc>
+        <w:tc>
+          <w:tcPr>
+            <w:tcW w:type="dxa" w:w="5112"/>
+            <w:vAlign w:val="center"/>
+          </w:tcPr>
+          <w:p>
+            <w:pPr>
+              <w:bidi w:val="0"/>
+              <w:jc w:val="start"/>
+              <w:wordWrap w:val="0"/>
+            </w:pPr>
+            <w:r>
+              <w:rPr>
+                <w:lang w:val="zh-CN" w:bidi="zh-CN"/>
+                <w:rtl w:val="0"/>
+              </w:rPr>
+              <w:t>ExportAdapterInterface, SettingsRepository → adapter</w:t>
+            </w:r>
+          </w:p>
+        </w:tc>
+      </w:tr>
+      <w:tr>
+        <w:trPr>
+          <w:cantSplit/>
+        </w:trPr>
+        <w:tc>
+          <w:tcPr>
+            <w:tcW w:type="dxa" w:w="5112"/>
+            <w:vAlign w:val="center"/>
+          </w:tcPr>
+          <w:p>
+            <w:pPr>
+              <w:bidi w:val="0"/>
+              <w:jc w:val="start"/>
+              <w:wordWrap w:val="0"/>
+            </w:pPr>
+            <w:r>
+              <w:rPr>
+                <w:lang w:val="zh-CN" w:bidi="zh-CN"/>
+                <w:rtl w:val="0"/>
+              </w:rPr>
+              <w:t>wcip_export_payload</w:t>
+            </w:r>
+          </w:p>
+        </w:tc>
+        <w:tc>
+          <w:tcPr>
+            <w:tcW w:type="dxa" w:w="5112"/>
+            <w:vAlign w:val="center"/>
+          </w:tcPr>
+          <w:p>
+            <w:pPr>
+              <w:bidi w:val="0"/>
+              <w:jc w:val="start"/>
+              <w:wordWrap w:val="0"/>
+            </w:pPr>
+            <w:r>
+              <w:rPr>
+                <w:lang w:val="zh-CN" w:bidi="zh-CN"/>
+                <w:rtl w:val="0"/>
+              </w:rPr>
+              <w:t>array, WC_Order, package_id → array</w:t>
+            </w:r>
+          </w:p>
+        </w:tc>
+      </w:tr>
+    </w:tbl>
+    <w:p>
+      <w:pPr>
+        <w:spacing w:before="0" w:after="0" w:line="20" w:lineRule="exact"/>
+        <w:wordWrap w:val="0"/>
+      </w:pPr>
+    </w:p>
+    <w:tbl>
+      <w:tblPr>
+        <w:tblW w:type="auto" w:w="0"/>
+        <w:tblLook w:firstColumn="1" w:firstRow="1" w:lastColumn="0" w:lastRow="0" w:noHBand="0" w:noVBand="1" w:val="04A0"/>
+        <w:tblBorders>
+          <w:top w:val="single" w:sz="4" w:color="D9D9D9"/>
+          <w:left w:val="single" w:sz="4" w:color="D9D9D9"/>
+          <w:bottom w:val="single" w:sz="4" w:color="D9D9D9"/>
+          <w:right w:val="single" w:sz="4" w:color="D9D9D9"/>
+          <w:insideH w:val="single" w:sz="4" w:color="D9D9D9"/>
+          <w:insideV w:val="single" w:sz="4" w:color="D9D9D9"/>
+        </w:tblBorders>
+      </w:tblPr>
+      <w:tblGrid>
+        <w:gridCol w:w="5112"/>
+        <w:gridCol w:w="5112"/>
+      </w:tblGrid>
+      <w:tr>
+        <w:trPr>
+          <w:tblHeader/>
+          <w:cantSplit/>
+        </w:trPr>
+        <w:tc>
+          <w:tcPr>
+            <w:tcW w:type="dxa" w:w="5112"/>
+            <w:vAlign w:val="center"/>
+            <w:shd w:fill="D9D9D9" w:val="clear"/>
+          </w:tcPr>
+          <w:p>
+            <w:pPr>
+              <w:bidi w:val="0"/>
+              <w:jc w:val="start"/>
+              <w:wordWrap w:val="0"/>
+            </w:pPr>
+            <w:r>
+              <w:rPr>
+                <w:lang w:val="zh-CN" w:bidi="zh-CN"/>
+                <w:b/>
+                <w:rtl w:val="0"/>
+              </w:rPr>
+              <w:t>方法与路由</w:t>
+            </w:r>
+          </w:p>
+        </w:tc>
+        <w:tc>
+          <w:tcPr>
+            <w:tcW w:type="dxa" w:w="5112"/>
+            <w:vAlign w:val="center"/>
+            <w:shd w:fill="D9D9D9" w:val="clear"/>
+          </w:tcPr>
+          <w:p>
+            <w:pPr>
+              <w:bidi w:val="0"/>
+              <w:jc w:val="start"/>
+              <w:wordWrap w:val="0"/>
+            </w:pPr>
+            <w:r>
+              <w:rPr>
+                <w:lang w:val="zh-CN" w:bidi="zh-CN"/>
+                <w:b/>
+                <w:rtl w:val="0"/>
+              </w:rPr>
+              <w:t>所需权限</w:t>
+            </w:r>
+          </w:p>
+        </w:tc>
+      </w:tr>
+      <w:tr>
+        <w:trPr>
+          <w:cantSplit/>
+        </w:trPr>
+        <w:tc>
+          <w:tcPr>
+            <w:tcW w:type="dxa" w:w="5112"/>
+            <w:vAlign w:val="center"/>
+          </w:tcPr>
+          <w:p>
+            <w:pPr>
+              <w:bidi w:val="0"/>
+              <w:jc w:val="start"/>
+              <w:wordWrap w:val="0"/>
+            </w:pPr>
+            <w:r>
+              <w:rPr>
+                <w:lang w:val="zh-CN" w:bidi="zh-CN"/>
+                <w:rtl w:val="0"/>
+              </w:rPr>
+              <w:t>POST /reconciliation/preview</w:t>
+            </w:r>
+          </w:p>
+        </w:tc>
+        <w:tc>
+          <w:tcPr>
+            <w:tcW w:type="dxa" w:w="5112"/>
+            <w:vAlign w:val="center"/>
+          </w:tcPr>
+          <w:p>
+            <w:pPr>
+              <w:bidi w:val="0"/>
+              <w:jc w:val="start"/>
+              <w:wordWrap w:val="0"/>
+            </w:pPr>
+            <w:r>
+              <w:rPr>
+                <w:lang w:val="zh-CN" w:bidi="zh-CN"/>
+                <w:rtl w:val="0"/>
+              </w:rPr>
+              <w:t>wcip_manage_settings + wcip_print_invoices</w:t>
+            </w:r>
+          </w:p>
+        </w:tc>
+      </w:tr>
+      <w:tr>
+        <w:trPr>
+          <w:cantSplit/>
+        </w:trPr>
+        <w:tc>
+          <w:tcPr>
+            <w:tcW w:type="dxa" w:w="5112"/>
+            <w:vAlign w:val="center"/>
+          </w:tcPr>
+          <w:p>
+            <w:pPr>
+              <w:bidi w:val="0"/>
+              <w:jc w:val="start"/>
+              <w:wordWrap w:val="0"/>
+            </w:pPr>
+            <w:r>
+              <w:rPr>
+                <w:lang w:val="zh-CN" w:bidi="zh-CN"/>
+                <w:rtl w:val="0"/>
+              </w:rPr>
+              <w:t>POST /reconciliation/enqueue</w:t>
+            </w:r>
+          </w:p>
+        </w:tc>
+        <w:tc>
+          <w:tcPr>
+            <w:tcW w:type="dxa" w:w="5112"/>
+            <w:vAlign w:val="center"/>
+          </w:tcPr>
+          <w:p>
+            <w:pPr>
+              <w:bidi w:val="0"/>
+              <w:jc w:val="start"/>
+              <w:wordWrap w:val="0"/>
+            </w:pPr>
+            <w:r>
+              <w:rPr>
+                <w:lang w:val="zh-CN" w:bidi="zh-CN"/>
+                <w:rtl w:val="0"/>
+              </w:rPr>
+              <w:t>same + user-bound token + confirm:true</w:t>
+            </w:r>
+          </w:p>
+        </w:tc>
+      </w:tr>
+      <w:tr>
+        <w:trPr>
+          <w:cantSplit/>
+        </w:trPr>
+        <w:tc>
+          <w:tcPr>
+            <w:tcW w:type="dxa" w:w="5112"/>
+            <w:vAlign w:val="center"/>
+          </w:tcPr>
+          <w:p>
+            <w:pPr>
+              <w:bidi w:val="0"/>
+              <w:jc w:val="start"/>
+              <w:wordWrap w:val="0"/>
+            </w:pPr>
+            <w:r>
+              <w:rPr>
+                <w:lang w:val="zh-CN" w:bidi="zh-CN"/>
+                <w:rtl w:val="0"/>
+              </w:rPr>
+              <w:t>POST /scan</w:t>
+            </w:r>
+          </w:p>
+        </w:tc>
+        <w:tc>
+          <w:tcPr>
+            <w:tcW w:type="dxa" w:w="5112"/>
+            <w:vAlign w:val="center"/>
+          </w:tcPr>
+          <w:p>
+            <w:pPr>
+              <w:bidi w:val="0"/>
+              <w:jc w:val="start"/>
+              <w:wordWrap w:val="0"/>
+            </w:pPr>
+            <w:r>
+              <w:rPr>
+                <w:lang w:val="zh-CN" w:bidi="zh-CN"/>
+                <w:rtl w:val="0"/>
+              </w:rPr>
+              <w:t>wcip_scan_orders + order access</w:t>
+            </w:r>
+          </w:p>
+        </w:tc>
+      </w:tr>
+      <w:tr>
+        <w:trPr>
+          <w:cantSplit/>
+        </w:trPr>
+        <w:tc>
+          <w:tcPr>
+            <w:tcW w:type="dxa" w:w="5112"/>
+            <w:vAlign w:val="center"/>
+          </w:tcPr>
+          <w:p>
+            <w:pPr>
+              <w:bidi w:val="0"/>
+              <w:jc w:val="start"/>
+              <w:wordWrap w:val="0"/>
+            </w:pPr>
+            <w:r>
+              <w:rPr>
+                <w:lang w:val="zh-CN" w:bidi="zh-CN"/>
+                <w:rtl w:val="0"/>
+              </w:rPr>
+              <w:t>POST /fulfillment/{id}</w:t>
+            </w:r>
+          </w:p>
+        </w:tc>
+        <w:tc>
+          <w:tcPr>
+            <w:tcW w:type="dxa" w:w="5112"/>
+            <w:vAlign w:val="center"/>
+          </w:tcPr>
+          <w:p>
+            <w:pPr>
+              <w:bidi w:val="0"/>
+              <w:jc w:val="start"/>
+              <w:wordWrap w:val="0"/>
+            </w:pPr>
+            <w:r>
+              <w:rPr>
+                <w:lang w:val="zh-CN" w:bidi="zh-CN"/>
+                <w:rtl w:val="0"/>
+              </w:rPr>
+              <w:t>wcip_manage_fulfillment + order access + revision</w:t>
+            </w:r>
+          </w:p>
+        </w:tc>
+      </w:tr>
+      <w:tr>
+        <w:trPr>
+          <w:cantSplit/>
+        </w:trPr>
+        <w:tc>
+          <w:tcPr>
+            <w:tcW w:type="dxa" w:w="5112"/>
+            <w:vAlign w:val="center"/>
+          </w:tcPr>
+          <w:p>
+            <w:pPr>
+              <w:bidi w:val="0"/>
+              <w:jc w:val="start"/>
+              <w:wordWrap w:val="0"/>
+            </w:pPr>
+            <w:r>
+              <w:rPr>
+                <w:lang w:val="zh-CN" w:bidi="zh-CN"/>
+                <w:rtl w:val="0"/>
+              </w:rPr>
+              <w:t>POST /exports</w:t>
+            </w:r>
+          </w:p>
+        </w:tc>
+        <w:tc>
+          <w:tcPr>
+            <w:tcW w:type="dxa" w:w="5112"/>
+            <w:vAlign w:val="center"/>
+          </w:tcPr>
+          <w:p>
+            <w:pPr>
+              <w:bidi w:val="0"/>
+              <w:jc w:val="start"/>
+              <w:wordWrap w:val="0"/>
+            </w:pPr>
+            <w:r>
+              <w:rPr>
+                <w:lang w:val="zh-CN" w:bidi="zh-CN"/>
+                <w:rtl w:val="0"/>
+              </w:rPr>
+              <w:t>wcip_export_orders + order access + event_key</w:t>
+            </w:r>
+          </w:p>
+        </w:tc>
+      </w:tr>
+      <w:tr>
+        <w:trPr>
+          <w:cantSplit/>
+        </w:trPr>
+        <w:tc>
+          <w:tcPr>
+            <w:tcW w:type="dxa" w:w="5112"/>
+            <w:vAlign w:val="center"/>
+          </w:tcPr>
+          <w:p>
+            <w:pPr>
+              <w:bidi w:val="0"/>
+              <w:jc w:val="start"/>
+              <w:wordWrap w:val="0"/>
+            </w:pPr>
+            <w:r>
+              <w:rPr>
+                <w:lang w:val="zh-CN" w:bidi="zh-CN"/>
+                <w:rtl w:val="0"/>
+              </w:rPr>
+              <w:t>GET /exports/history</w:t>
+            </w:r>
+          </w:p>
+        </w:tc>
+        <w:tc>
+          <w:tcPr>
+            <w:tcW w:type="dxa" w:w="5112"/>
+            <w:vAlign w:val="center"/>
+          </w:tcPr>
+          <w:p>
+            <w:pPr>
+              <w:bidi w:val="0"/>
+              <w:jc w:val="start"/>
+              <w:wordWrap w:val="0"/>
+            </w:pPr>
+            <w:r>
+              <w:rPr>
+                <w:lang w:val="zh-CN" w:bidi="zh-CN"/>
+                <w:rtl w:val="0"/>
+              </w:rPr>
+              <w:t>wcip_export_orders</w:t>
+            </w:r>
+          </w:p>
+        </w:tc>
+      </w:tr>
+      <w:tr>
+        <w:trPr>
+          <w:cantSplit/>
+        </w:trPr>
+        <w:tc>
+          <w:tcPr>
+            <w:tcW w:type="dxa" w:w="5112"/>
+            <w:vAlign w:val="center"/>
+          </w:tcPr>
+          <w:p>
+            <w:pPr>
+              <w:bidi w:val="0"/>
+              <w:jc w:val="start"/>
+              <w:wordWrap w:val="0"/>
+            </w:pPr>
+            <w:r>
+              <w:rPr>
+                <w:lang w:val="zh-CN" w:bidi="zh-CN"/>
+                <w:rtl w:val="0"/>
+              </w:rPr>
+              <w:t>POST /exports/test</w:t>
+            </w:r>
+          </w:p>
+        </w:tc>
+        <w:tc>
+          <w:tcPr>
+            <w:tcW w:type="dxa" w:w="5112"/>
+            <w:vAlign w:val="center"/>
+          </w:tcPr>
+          <w:p>
+            <w:pPr>
+              <w:bidi w:val="0"/>
+              <w:jc w:val="start"/>
+              <w:wordWrap w:val="0"/>
+            </w:pPr>
+            <w:r>
+              <w:rPr>
+                <w:lang w:val="zh-CN" w:bidi="zh-CN"/>
+                <w:rtl w:val="0"/>
+              </w:rPr>
+              <w:t>wcip_export_orders + wcip_manage_settings</w:t>
+            </w:r>
+          </w:p>
+        </w:tc>
+      </w:tr>
+      <w:tr>
+        <w:trPr>
+          <w:cantSplit/>
+        </w:trPr>
+        <w:tc>
+          <w:tcPr>
+            <w:tcW w:type="dxa" w:w="5112"/>
+            <w:vAlign w:val="center"/>
+          </w:tcPr>
+          <w:p>
+            <w:pPr>
+              <w:bidi w:val="0"/>
+              <w:jc w:val="start"/>
+              <w:wordWrap w:val="0"/>
+            </w:pPr>
+            <w:r>
+              <w:rPr>
+                <w:lang w:val="zh-CN" w:bidi="zh-CN"/>
+                <w:rtl w:val="0"/>
+              </w:rPr>
+              <w:t>GET /diagnostics</w:t>
+            </w:r>
+          </w:p>
+        </w:tc>
+        <w:tc>
+          <w:tcPr>
+            <w:tcW w:type="dxa" w:w="5112"/>
+            <w:vAlign w:val="center"/>
+          </w:tcPr>
+          <w:p>
+            <w:pPr>
+              <w:bidi w:val="0"/>
+              <w:jc w:val="start"/>
+              <w:wordWrap w:val="0"/>
+            </w:pPr>
+            <w:r>
+              <w:rPr>
+                <w:lang w:val="zh-CN" w:bidi="zh-CN"/>
+                <w:rtl w:val="0"/>
+              </w:rPr>
+              <w:t>wcip_manage_settings + wcip_print_invoices</w:t>
+            </w:r>
+          </w:p>
+        </w:tc>
+      </w:tr>
+    </w:tbl>
+    <w:p>
+      <w:pPr>
+        <w:pStyle w:val="Code"/>
+        <w:bidi w:val="0"/>
+        <w:jc w:val="start"/>
+      </w:pPr>
+      <w:r>
+        <w:rPr>
+          <w:lang w:val="zh-CN" w:bidi="zh-CN"/>
+          <w:rtl w:val="0"/>
+        </w:rPr>
+        <w:t>TemplateDefinition(id, name, description, paper_size, orientation, supports_rtl, file_path, document_type = "invoice")</w:t>
+      </w:r>
+    </w:p>
+    <w:p>
+      <w:pPr>
+        <w:pStyle w:val="Code"/>
+        <w:bidi w:val="0"/>
+        <w:jc w:val="start"/>
+      </w:pPr>
+      <w:r>
+        <w:rPr>
+          <w:lang w:val="zh-CN" w:bidi="zh-CN"/>
+          <w:rtl w:val="0"/>
+        </w:rPr>
+        <w:t>document_type: invoice | shipping_label | packing_list</w:t>
+        <w:br/>
+        <w:t>ExportAdapterInterface: id(), capabilities(), validate_configuration(), test_connection(), submit(payload, idempotency_key)</w:t>
+      </w:r>
+    </w:p>
+    <w:p>
+      <w:pPr>
+        <w:pStyle w:val="Code"/>
+        <w:bidi w:val="0"/>
+        <w:jc w:val="start"/>
+      </w:pPr>
+      <w:r>
+        <w:rPr>
+          <w:lang w:val="zh-CN" w:bidi="zh-CN"/>
+          <w:rtl w:val="0"/>
+        </w:rPr>
+        <w:t>wcip_runtime_leases · wcip_document_references · wcip_fulfillment · wcip_fulfillment_events · wcip_export_outbox</w:t>
+      </w:r>
+    </w:p>
+    <w:p>
+      <w:pPr>
+        <w:bidi w:val="0"/>
+        <w:jc w:val="start"/>
+        <w:wordWrap w:val="0"/>
+      </w:pPr>
+      <w:r>
+        <w:rPr>
+          <w:lang w:val="zh-CN" w:bidi="zh-CN" w:eastAsia="zh-CN"/>
+          <w:color w:val="000000"/>
+          <w:rtl w:val="0"/>
+          <w:rFonts w:ascii="Arial Unicode MS" w:hAnsi="Arial Unicode MS" w:eastAsia="Arial Unicode MS" w:cs="Arial Unicode MS"/>
+        </w:rPr>
+        <w:t>1.3.0: 只使用无需强制订阅或按任务收费的开源应用和提供程序。CUPS 替代原商业服务。升级会删除原凭据、禁用原自动打印、取消排队任务，并把处理中任务设为 unknown。已确认历史保留；旧任务不会自动转到 CUPS。重新配置 CUPS，重印前检查队列和纸张。升级前停止工作进程并备份。使用 LibreOffice 编辑文档。</w:t>
+      </w:r>
+    </w:p>
+    <w:p>
+      <w:pPr>
+        <w:pStyle w:val="Code"/>
+        <w:bidi w:val="0"/>
+        <w:spacing w:before="0" w:after="0"/>
+        <w:jc w:val="start"/>
+      </w:pPr>
+      <w:r>
+        <w:rPr>
+          <w:lang w:val="en-US" w:bidi="en-US" w:eastAsia="en-US"/>
+          <w:color w:val="000000"/>
+          <w:rtl w:val="0"/>
+          <w:rFonts w:ascii="Courier New" w:hAnsi="Courier New" w:eastAsia="Courier New" w:cs="Courier New"/>
+        </w:rPr>
+        <w:t>cups_endpoint: HTTPS origin 443/631; cups_printer_id: exact queue</w:t>
+        <w:br/>
+        <w:t>cups_username · cups_password · provider_id=cups</w:t>
+        <w:br/>
+        <w:t>WCIP_CUPS_PASSWORD · WCIP_CUPS_TRUSTED_HOSTS · WCIP_CUPS_CA_BUNDLE</w:t>
+        <w:br/>
+        <w:t>Migration 1.3.0 · schema 1.4.0 · docs/open-source-printing.md</w:t>
+      </w:r>
+    </w:p>
+    <w:p>
+      <w:pPr>
+        <w:pStyle w:val="Heading1"/>
+        <w:bidi w:val="0"/>
+        <w:jc w:val="start"/>
+      </w:pPr>
+      <w:r>
+        <w:rPr>
+          <w:lang w:val="zh-CN" w:bidi="zh-CN" w:eastAsia="zh-CN"/>
+          <w:color w:val="000000"/>
+          <w:rtl w:val="0"/>
+          <w:rFonts w:ascii="Arial Unicode MS" w:hAnsi="Arial Unicode MS" w:eastAsia="Arial Unicode MS" w:cs="Arial Unicode MS"/>
+        </w:rPr>
+        <w:t>跨平台自动打印</w:t>
+      </w:r>
+    </w:p>
+    <w:p>
+      <w:pPr>
+        <w:bidi w:val="0"/>
+        <w:jc w:val="start"/>
+      </w:pPr>
+      <w:r>
+        <w:rPr>
+          <w:lang w:val="zh-CN" w:bidi="zh-CN" w:eastAsia="zh-CN"/>
+          <w:color w:val="000000"/>
+          <w:rtl w:val="0"/>
+          <w:rFonts w:ascii="Arial Unicode MS" w:hAnsi="Arial Unicode MS" w:eastAsia="Arial Unicode MS" w:cs="Arial Unicode MS"/>
+        </w:rPr>
+        <w:t>WordPress 可安装在任意受支持的主机操作系统上，包括共享主机、VPS 和独立服务器。主机需要规定的 PHP 扩展、可写临时空间，以及允许应用程序密码认证的 HTTPS REST。主机无需打印软件或 shell 命令。打印电脑需要 Python 3.10 以上及出站 HTTPS；Windows 使用免费开源 SumatraPDF，Linux/macOS 使用 CUPS lp。保持电脑运行、打印机就绪。</w:t>
+      </w:r>
+    </w:p>
+    <w:p>
+      <w:pPr>
+        <w:bidi w:val="0"/>
+        <w:jc w:val="start"/>
+      </w:pPr>
+      <w:r>
+        <w:rPr>
+          <w:lang w:val="zh-CN" w:bidi="zh-CN" w:eastAsia="zh-CN"/>
+          <w:color w:val="000000"/>
+          <w:rtl w:val="0"/>
+          <w:rFonts w:ascii="Arial Unicode MS" w:hAnsi="Arial Unicode MS" w:eastAsia="Arial Unicode MS" w:cs="Arial Unicode MS"/>
+        </w:rPr>
+        <w:t>创建专用打印代理用户和应用程序密码。在打印机设置中绑定数字用户 ID 和区分大小写的逻辑队列，把显示的 REST 地址复制到本地配置。将队列映射到已安装打印机和程序路径，通过环境变量提供密码。手动打印并检查纸张后再启用代理自动打印。Windows 使用 Task Scheduler 在打印用户登录时启动；Linux/macOS 使用服务管理器。持续运行代理，无需打开浏览器。</w:t>
+      </w:r>
+    </w:p>
+    <w:p>
+      <w:pPr>
+        <w:bidi w:val="0"/>
+        <w:jc w:val="start"/>
+      </w:pPr>
+      <w:r>
+        <w:rPr>
+          <w:lang w:val="zh-CN" w:bidi="zh-CN" w:eastAsia="zh-CN"/>
+          <w:color w:val="000000"/>
+          <w:rtl w:val="0"/>
+          <w:rFonts w:ascii="Arial Unicode MS" w:hAnsi="Arial Unicode MS" w:eastAsia="Arial Unicode MS" w:cs="Arial Unicode MS"/>
+        </w:rPr>
+        <w:t>下载 PDF 后，只有 start 请求成功才可打印。准备阶段租约 600 秒后可重新领取；已开始的任务过期后变为 unknown。持久 SQLite 日志在调用打印机前记录尝试。崩溃后报告不确定结果，不再次调用打印机；重试回执也不重复打印。升级时保留日志并限制日志和密码访问。submitted 仅代表打印后台接受，不是纸张确认。</w:t>
+      </w:r>
+    </w:p>
+    <w:p>
+      <w:pPr>
+        <w:bidi w:val="0"/>
+        <w:jc w:val="start"/>
+      </w:pPr>
+      <w:r>
+        <w:rPr>
+          <w:lang w:val="zh-CN" w:bidi="zh-CN" w:eastAsia="zh-CN"/>
+          <w:color w:val="000000"/>
+          <w:rtl w:val="0"/>
+          <w:rFonts w:ascii="Arial Unicode MS" w:hAnsi="Arial Unicode MS" w:eastAsia="Arial Unicode MS" w:cs="Arial Unicode MS"/>
+        </w:rPr>
+        <w:t>代理角色仅具有 read 和 wcip_run_print_agent。领取、开始和回执需要 HTTPS、实际应用程序密码认证、绑定用户与队列及当前令牌。插件保存令牌哈希，验证 PDF 大小和哈希，并在开始前重新检查自动打印资格。扩展本地后端时使用固定参数列表而非 shell，保持持久日志顺序及不确定结果处理。部署前在原生系统和真实打印机上测试。</w:t>
+      </w:r>
+    </w:p>
+    <w:p>
+      <w:pPr>
+        <w:pStyle w:val="Code"/>
+        <w:bidi w:val="0"/>
+        <w:jc w:val="start"/>
+      </w:pPr>
+      <w:r>
+        <w:rPr>
+          <w:lang w:val="en-US" w:bidi="en-US" w:eastAsia="en-US"/>
+          <w:color w:val="000000"/>
+          <w:rtl w:val="0"/>
+          <w:rFonts w:ascii="Courier New" w:hAnsi="Courier New" w:eastAsia="Courier New" w:cs="Courier New"/>
+        </w:rPr>
+        <w:t>automatic_provider: agent | cups</w:t>
+        <w:br/>
+        <w:t>agent_user_id: paired numeric WordPress user ID</w:t>
+        <w:br/>
+        <w:t>agent_queue: Office (exact case, same on both sides)</w:t>
+        <w:br/>
+        <w:t>POST /agent/claim: route</w:t>
+        <w:br/>
+        <w:t>POST /agent/jobs/{id}/start: token</w:t>
+        <w:br/>
+        <w:t>POST /agent/jobs/{id}/receipt: token, outcome</w:t>
+        <w:br/>
+        <w:t>outcome: submitted | unknown | failed</w:t>
+      </w:r>
+    </w:p>
+    <w:p>
+      <w:pPr>
+        <w:pStyle w:val="Code"/>
+        <w:bidi w:val="0"/>
+        <w:jc w:val="start"/>
+      </w:pPr>
+      <w:r>
+        <w:rPr>
+          <w:lang w:val="en-US" w:bidi="en-US" w:eastAsia="en-US"/>
+          <w:color w:val="000000"/>
+          <w:rtl w:val="0"/>
+          <w:rFonts w:ascii="Courier New" w:hAnsi="Courier New" w:eastAsia="Courier New" w:cs="Courier New"/>
+        </w:rPr>
+        <w:t>print-agent/config.example.json -&gt; private config.json</w:t>
+        <w:br/>
+        <w:t>WCIP_AGENT_PASSWORD: WordPress Application Password</w:t>
+        <w:br/>
+        <w:t>Windows: python wcip_agent.py --config config.json</w:t>
+        <w:br/>
+        <w:t>Linux/macOS: python3 wcip_agent.py --config config.json</w:t>
+        <w:br/>
+        <w:t>Local backend: sumatra (Windows) | cups (Linux/macOS)</w:t>
+        <w:br/>
+        <w:t>Backend executable: SumatraPDF.exe | /usr/bin/lp</w:t>
+        <w:br/>
+        <w:t>Queue mapping: route -&gt; printer (local installed name)</w:t>
+        <w:br/>
+        <w:t>Private journal: state.sqlite3 (preserve on restart)</w:t>
+        <w:br/>
+        <w:t>python3 -m unittest discover -s print-agent -p "test_*.py"</w:t>
+        <w:br/>
+        <w:t>docs/cross-platform-printing.md · print-agent/README.md</w:t>
+      </w:r>
     </w:p>
     <w:sectPr>
       <w:headerReference w:type="default" r:id="rId9"/>
       <w:footerReference w:type="default" r:id="rId10"/>
+      <w:headerReference w:type="first" r:id="rId11"/>
+      <w:footerReference w:type="first" r:id="rId12"/>
+      <w:headerReference w:type="even" r:id="rId13"/>
+      <w:footerReference w:type="even" r:id="rId14"/>
       <w:pgSz w:w="12240" w:h="15840"/>
       <w:pgMar w:top="1008" w:right="1008" w:bottom="1008" w:left="1008" w:header="432" w:footer="432" w:gutter="0"/>
       <w:cols w:space="720"/>
@@ -11355,6 +11472,26 @@
 </w:ftr>
 </file>
 
+<file path=word/footer2.xml><?xml version="1.0" encoding="utf-8"?>
+<w:ftr xmlns:m="http://schemas.openxmlformats.org/officeDocument/2006/math" xmlns:mc="http://schemas.openxmlformats.org/markup-compatibility/2006" xmlns:mo="http://schemas.microsoft.com/office/mac/office/2008/main" xmlns:mv="urn:schemas-microsoft-com:mac:vml" xmlns:o="urn:schemas-microsoft-com:office:office" xmlns:r="http://schemas.openxmlformats.org/officeDocument/2006/relationships" xmlns:v="urn:schemas-microsoft-com:vml" xmlns:w10="urn:schemas-microsoft-com:office:word" xmlns:w14="http://schemas.microsoft.com/office/word/2010/wordml" xmlns:w="http://schemas.openxmlformats.org/wordprocessingml/2006/main" xmlns:wne="http://schemas.microsoft.com/office/word/2006/wordml" xmlns:wp14="http://schemas.microsoft.com/office/word/2010/wordprocessingDrawing" xmlns:wp="http://schemas.openxmlformats.org/drawingml/2006/wordprocessingDrawing" xmlns:wpc="http://schemas.microsoft.com/office/word/2010/wordprocessingCanvas" xmlns:wpg="http://schemas.microsoft.com/office/word/2010/wordprocessingGroup" xmlns:wpi="http://schemas.microsoft.com/office/word/2010/wordprocessingInk" xmlns:wps="http://schemas.microsoft.com/office/word/2010/wordprocessingShape" mc:Ignorable="w14 wp14">
+  <w:p>
+    <w:pPr>
+      <w:pStyle w:val="Footer"/>
+    </w:pPr>
+  </w:p>
+</w:ftr>
+</file>
+
+<file path=word/footer3.xml><?xml version="1.0" encoding="utf-8"?>
+<w:ftr xmlns:m="http://schemas.openxmlformats.org/officeDocument/2006/math" xmlns:mc="http://schemas.openxmlformats.org/markup-compatibility/2006" xmlns:mo="http://schemas.microsoft.com/office/mac/office/2008/main" xmlns:mv="urn:schemas-microsoft-com:mac:vml" xmlns:o="urn:schemas-microsoft-com:office:office" xmlns:r="http://schemas.openxmlformats.org/officeDocument/2006/relationships" xmlns:v="urn:schemas-microsoft-com:vml" xmlns:w10="urn:schemas-microsoft-com:office:word" xmlns:w14="http://schemas.microsoft.com/office/word/2010/wordml" xmlns:w="http://schemas.openxmlformats.org/wordprocessingml/2006/main" xmlns:wne="http://schemas.microsoft.com/office/word/2006/wordml" xmlns:wp14="http://schemas.microsoft.com/office/word/2010/wordprocessingDrawing" xmlns:wp="http://schemas.openxmlformats.org/drawingml/2006/wordprocessingDrawing" xmlns:wpc="http://schemas.microsoft.com/office/word/2010/wordprocessingCanvas" xmlns:wpg="http://schemas.microsoft.com/office/word/2010/wordprocessingGroup" xmlns:wpi="http://schemas.microsoft.com/office/word/2010/wordprocessingInk" xmlns:wps="http://schemas.microsoft.com/office/word/2010/wordprocessingShape" mc:Ignorable="w14 wp14">
+  <w:p>
+    <w:pPr>
+      <w:pStyle w:val="Footer"/>
+    </w:pPr>
+  </w:p>
+</w:ftr>
+</file>
+
 <file path=word/header1.xml><?xml version="1.0" encoding="utf-8"?>
 <w:hdr xmlns:m="http://schemas.openxmlformats.org/officeDocument/2006/math" xmlns:mc="http://schemas.openxmlformats.org/markup-compatibility/2006" xmlns:mo="http://schemas.microsoft.com/office/mac/office/2008/main" xmlns:mv="urn:schemas-microsoft-com:mac:vml" xmlns:o="urn:schemas-microsoft-com:office:office" xmlns:r="http://schemas.openxmlformats.org/officeDocument/2006/relationships" xmlns:v="urn:schemas-microsoft-com:vml" xmlns:w10="urn:schemas-microsoft-com:office:word" xmlns:w14="http://schemas.microsoft.com/office/word/2010/wordml" xmlns:w="http://schemas.openxmlformats.org/wordprocessingml/2006/main" xmlns:wne="http://schemas.microsoft.com/office/word/2006/wordml" xmlns:wp14="http://schemas.microsoft.com/office/word/2010/wordprocessingDrawing" xmlns:wp="http://schemas.openxmlformats.org/drawingml/2006/wordprocessingDrawing" xmlns:wpc="http://schemas.microsoft.com/office/word/2010/wordprocessingCanvas" xmlns:wpg="http://schemas.microsoft.com/office/word/2010/wordprocessingGroup" xmlns:wpi="http://schemas.microsoft.com/office/word/2010/wordprocessingInk" xmlns:wps="http://schemas.microsoft.com/office/word/2010/wordprocessingShape" mc:Ignorable="w14 wp14">
   <w:p>
@@ -11371,8 +11508,28 @@
         <w:rtl w:val="0"/>
         <w:lang w:val="en-US" w:eastAsia="zh-CN" w:bidi="zh-CN"/>
       </w:rPr>
-      <w:t>WooCommerce Invoice Printer  1.1.2</w:t>
+      <w:t>WooCommerce Invoice Printer  1.4.0</w:t>
     </w:r>
+  </w:p>
+</w:hdr>
+</file>
+
+<file path=word/header2.xml><?xml version="1.0" encoding="utf-8"?>
+<w:hdr xmlns:m="http://schemas.openxmlformats.org/officeDocument/2006/math" xmlns:mc="http://schemas.openxmlformats.org/markup-compatibility/2006" xmlns:mo="http://schemas.microsoft.com/office/mac/office/2008/main" xmlns:mv="urn:schemas-microsoft-com:mac:vml" xmlns:o="urn:schemas-microsoft-com:office:office" xmlns:r="http://schemas.openxmlformats.org/officeDocument/2006/relationships" xmlns:v="urn:schemas-microsoft-com:vml" xmlns:w10="urn:schemas-microsoft-com:office:word" xmlns:w14="http://schemas.microsoft.com/office/word/2010/wordml" xmlns:w="http://schemas.openxmlformats.org/wordprocessingml/2006/main" xmlns:wne="http://schemas.microsoft.com/office/word/2006/wordml" xmlns:wp14="http://schemas.microsoft.com/office/word/2010/wordprocessingDrawing" xmlns:wp="http://schemas.openxmlformats.org/drawingml/2006/wordprocessingDrawing" xmlns:wpc="http://schemas.microsoft.com/office/word/2010/wordprocessingCanvas" xmlns:wpg="http://schemas.microsoft.com/office/word/2010/wordprocessingGroup" xmlns:wpi="http://schemas.microsoft.com/office/word/2010/wordprocessingInk" xmlns:wps="http://schemas.microsoft.com/office/word/2010/wordprocessingShape" mc:Ignorable="w14 wp14">
+  <w:p>
+    <w:pPr>
+      <w:pStyle w:val="Header"/>
+    </w:pPr>
+  </w:p>
+</w:hdr>
+</file>
+
+<file path=word/header3.xml><?xml version="1.0" encoding="utf-8"?>
+<w:hdr xmlns:m="http://schemas.openxmlformats.org/officeDocument/2006/math" xmlns:mc="http://schemas.openxmlformats.org/markup-compatibility/2006" xmlns:mo="http://schemas.microsoft.com/office/mac/office/2008/main" xmlns:mv="urn:schemas-microsoft-com:mac:vml" xmlns:o="urn:schemas-microsoft-com:office:office" xmlns:r="http://schemas.openxmlformats.org/officeDocument/2006/relationships" xmlns:v="urn:schemas-microsoft-com:vml" xmlns:w10="urn:schemas-microsoft-com:office:word" xmlns:w14="http://schemas.microsoft.com/office/word/2010/wordml" xmlns:w="http://schemas.openxmlformats.org/wordprocessingml/2006/main" xmlns:wne="http://schemas.microsoft.com/office/word/2006/wordml" xmlns:wp14="http://schemas.microsoft.com/office/word/2010/wordprocessingDrawing" xmlns:wp="http://schemas.openxmlformats.org/drawingml/2006/wordprocessingDrawing" xmlns:wpc="http://schemas.microsoft.com/office/word/2010/wordprocessingCanvas" xmlns:wpg="http://schemas.microsoft.com/office/word/2010/wordprocessingGroup" xmlns:wpi="http://schemas.microsoft.com/office/word/2010/wordprocessingInk" xmlns:wps="http://schemas.microsoft.com/office/word/2010/wordprocessingShape" mc:Ignorable="w14 wp14">
+  <w:p>
+    <w:pPr>
+      <w:pStyle w:val="Header"/>
+    </w:pPr>
   </w:p>
 </w:hdr>
 </file>
